--- a/iLoveQuote_Version_Change_Records_All_Reviews.docx
+++ b/iLoveQuote_Version_Change_Records_All_Reviews.docx
@@ -11,9 +11,9 @@
           <w:rFonts w:ascii="Arial" w:hAnsi="Arial"/>
           <w:b/>
           <w:color w:val="1E293B"/>
-          <w:sz w:val="44"/>
+          <w:sz w:val="42"/>
         </w:rPr>
-        <w:t>iLoveQuote – Version Release &amp; Review Records</w:t>
+        <w:t>iLoveQuote – Version Records &amp; Voice-to-Quote Technical Architecture</w:t>
       </w:r>
     </w:p>
     <w:p>
@@ -24,9 +24,9 @@
         <w:rPr>
           <w:rFonts w:ascii="Arial" w:hAnsi="Arial"/>
           <w:color w:val="64748B"/>
-          <w:sz w:val="22"/>
+          <w:sz w:val="21"/>
         </w:rPr>
-        <w:t>Comprehensive Engineering &amp; Deployment Record across All Versions (Preview 1, Preview 2, and Review 3)</w:t>
+        <w:t>Comprehensive Engineering Log across All Reviews (V1, V2, V3 &amp; V4) and Deep Dive on Voice-to-Quote/Invoice Conversion Engine</w:t>
       </w:r>
     </w:p>
     <w:tbl>
@@ -45,8 +45,8 @@
             <w:tcW w:type="dxa" w:w="3168"/>
             <w:shd w:fill="F8FAFC"/>
             <w:tcMar>
-              <w:top w:w="60" w:type="dxa"/>
-              <w:bottom w:w="60" w:type="dxa"/>
+              <w:top w:w="50" w:type="dxa"/>
+              <w:bottom w:w="50" w:type="dxa"/>
               <w:left w:w="100" w:type="dxa"/>
               <w:right w:w="100" w:type="dxa"/>
             </w:tcMar>
@@ -71,8 +71,8 @@
             <w:tcW w:type="dxa" w:w="6768"/>
             <w:shd w:fill="FFFFFF"/>
             <w:tcMar>
-              <w:top w:w="60" w:type="dxa"/>
-              <w:bottom w:w="60" w:type="dxa"/>
+              <w:top w:w="50" w:type="dxa"/>
+              <w:bottom w:w="50" w:type="dxa"/>
               <w:left w:w="100" w:type="dxa"/>
               <w:right w:w="100" w:type="dxa"/>
             </w:tcMar>
@@ -98,8 +98,8 @@
             <w:tcW w:type="dxa" w:w="3168"/>
             <w:shd w:fill="F8FAFC"/>
             <w:tcMar>
-              <w:top w:w="60" w:type="dxa"/>
-              <w:bottom w:w="60" w:type="dxa"/>
+              <w:top w:w="50" w:type="dxa"/>
+              <w:bottom w:w="50" w:type="dxa"/>
               <w:left w:w="100" w:type="dxa"/>
               <w:right w:w="100" w:type="dxa"/>
             </w:tcMar>
@@ -124,8 +124,8 @@
             <w:tcW w:type="dxa" w:w="6768"/>
             <w:shd w:fill="FFFFFF"/>
             <w:tcMar>
-              <w:top w:w="60" w:type="dxa"/>
-              <w:bottom w:w="60" w:type="dxa"/>
+              <w:top w:w="50" w:type="dxa"/>
+              <w:bottom w:w="50" w:type="dxa"/>
               <w:left w:w="100" w:type="dxa"/>
               <w:right w:w="100" w:type="dxa"/>
             </w:tcMar>
@@ -140,7 +140,7 @@
                 <w:color w:val="0F172A"/>
                 <w:sz w:val="19"/>
               </w:rPr>
-              <w:t>iLoveQuote (Quotation &amp; Invoicing SaaS)</w:t>
+              <w:t>iLoveQuote (Quotation &amp; Invoicing SaaS Platform)</w:t>
             </w:r>
           </w:p>
         </w:tc>
@@ -151,8 +151,8 @@
             <w:tcW w:type="dxa" w:w="3168"/>
             <w:shd w:fill="F8FAFC"/>
             <w:tcMar>
-              <w:top w:w="60" w:type="dxa"/>
-              <w:bottom w:w="60" w:type="dxa"/>
+              <w:top w:w="50" w:type="dxa"/>
+              <w:bottom w:w="50" w:type="dxa"/>
               <w:left w:w="100" w:type="dxa"/>
               <w:right w:w="100" w:type="dxa"/>
             </w:tcMar>
@@ -168,7 +168,7 @@
                 <w:color w:val="475569"/>
                 <w:sz w:val="18"/>
               </w:rPr>
-              <w:t>Current Active Test Target</w:t>
+              <w:t>Active Test Subdomain</w:t>
             </w:r>
           </w:p>
         </w:tc>
@@ -177,8 +177,8 @@
             <w:tcW w:type="dxa" w:w="6768"/>
             <w:shd w:fill="FFFFFF"/>
             <w:tcMar>
-              <w:top w:w="60" w:type="dxa"/>
-              <w:bottom w:w="60" w:type="dxa"/>
+              <w:top w:w="50" w:type="dxa"/>
+              <w:bottom w:w="50" w:type="dxa"/>
               <w:left w:w="100" w:type="dxa"/>
               <w:right w:w="100" w:type="dxa"/>
             </w:tcMar>
@@ -194,7 +194,7 @@
                 <w:color w:val="4F46E5"/>
                 <w:sz w:val="19"/>
               </w:rPr>
-              <w:t>https://test.ilovequote.com/#/create-quote2</w:t>
+              <w:t>https://test.ilovequote.com</w:t>
             </w:r>
           </w:p>
         </w:tc>
@@ -205,8 +205,62 @@
             <w:tcW w:type="dxa" w:w="3168"/>
             <w:shd w:fill="F8FAFC"/>
             <w:tcMar>
-              <w:top w:w="60" w:type="dxa"/>
-              <w:bottom w:w="60" w:type="dxa"/>
+              <w:top w:w="50" w:type="dxa"/>
+              <w:bottom w:w="50" w:type="dxa"/>
+              <w:left w:w="100" w:type="dxa"/>
+              <w:right w:w="100" w:type="dxa"/>
+            </w:tcMar>
+          </w:tcPr>
+          <w:p>
+            <w:pPr>
+              <w:spacing w:before="0" w:after="0"/>
+            </w:pPr>
+            <w:r>
+              <w:rPr>
+                <w:rFonts w:ascii="Arial" w:hAnsi="Arial"/>
+                <w:b/>
+                <w:color w:val="475569"/>
+                <w:sz w:val="18"/>
+              </w:rPr>
+              <w:t>Primary Modules &amp; Routes</w:t>
+            </w:r>
+          </w:p>
+        </w:tc>
+        <w:tc>
+          <w:tcPr>
+            <w:tcW w:type="dxa" w:w="6768"/>
+            <w:shd w:fill="FFFFFF"/>
+            <w:tcMar>
+              <w:top w:w="50" w:type="dxa"/>
+              <w:bottom w:w="50" w:type="dxa"/>
+              <w:left w:w="100" w:type="dxa"/>
+              <w:right w:w="100" w:type="dxa"/>
+            </w:tcMar>
+          </w:tcPr>
+          <w:p>
+            <w:pPr>
+              <w:spacing w:before="0" w:after="0"/>
+            </w:pPr>
+            <w:r>
+              <w:rPr>
+                <w:rFonts w:ascii="Arial" w:hAnsi="Arial"/>
+                <w:b/>
+                <w:color w:val="4F46E5"/>
+                <w:sz w:val="19"/>
+              </w:rPr>
+              <w:t>/#/create-quote (V1/V2) | /#/create-quote2 (V3) | /#/page2 (V4 Voice Converter)</w:t>
+            </w:r>
+          </w:p>
+        </w:tc>
+      </w:tr>
+      <w:tr>
+        <w:tc>
+          <w:tcPr>
+            <w:tcW w:type="dxa" w:w="3168"/>
+            <w:shd w:fill="F8FAFC"/>
+            <w:tcMar>
+              <w:top w:w="50" w:type="dxa"/>
+              <w:bottom w:w="50" w:type="dxa"/>
               <w:left w:w="100" w:type="dxa"/>
               <w:right w:w="100" w:type="dxa"/>
             </w:tcMar>
@@ -231,8 +285,8 @@
             <w:tcW w:type="dxa" w:w="6768"/>
             <w:shd w:fill="FFFFFF"/>
             <w:tcMar>
-              <w:top w:w="60" w:type="dxa"/>
-              <w:bottom w:w="60" w:type="dxa"/>
+              <w:top w:w="50" w:type="dxa"/>
+              <w:bottom w:w="50" w:type="dxa"/>
               <w:left w:w="100" w:type="dxa"/>
               <w:right w:w="100" w:type="dxa"/>
             </w:tcMar>
@@ -247,7 +301,7 @@
                 <w:color w:val="0F172A"/>
                 <w:sz w:val="19"/>
               </w:rPr>
-              <w:t>30-September-2026</w:t>
+              <w:t>06-October-2026</w:t>
             </w:r>
           </w:p>
         </w:tc>
@@ -260,7 +314,7 @@
     </w:p>
     <w:p>
       <w:pPr>
-        <w:spacing w:before="280" w:after="80"/>
+        <w:spacing w:before="320" w:after="80"/>
       </w:pPr>
       <w:r>
         <w:rPr>
@@ -318,7 +372,7 @@
                 <w:color w:val="475569"/>
                 <w:sz w:val="19"/>
               </w:rPr>
-              <w:t>Every change requested is built on a distinct Git branch with dedicated version tags. No version overwrites previous work. All historical iterations (Version 1, Version 2, and Review 3) remain 100% accessible and deployable.</w:t>
+              <w:t>Every client iteration is developed on an isolated Git branch with dedicated version tags. No version overwrites previous work. All historical iterations (Version 1, Version 2, Review 3, and Review 4) remain 100% accessible, isolated, and deployable.</w:t>
             </w:r>
           </w:p>
         </w:tc>
@@ -331,7 +385,7 @@
     </w:p>
     <w:p>
       <w:pPr>
-        <w:spacing w:after="120"/>
+        <w:spacing w:before="0" w:after="100"/>
       </w:pPr>
       <w:r>
         <w:rPr>
@@ -341,16 +395,22 @@
         </w:rPr>
         <w:t>To satisfy the client requirement for complete version records and separate rollback capabilities, the system uses a dual-layer backup mechanism:</w:t>
         <w:br/>
-        <w:t>• Git Branch Isolation: Dedicated branches (preview1, preview2, and preview3/review3) ensure complete code history.</w:t>
+        <w:t>• Git Branch Isolation: Dedicated branches (preview1, preview2, review3/preview3, review4) preserve complete code history.</w:t>
         <w:br/>
         <w:t>• Subdomain Routing: Test deployments run under https://test.ilovequote.com, while production remains safe under www.ilovequote.com.</w:t>
         <w:br/>
-        <w:t>• Route Isolation: Routes such as /#/create-quote and /#/create-quote2 allow side-by-side visual and functional testing.</w:t>
+        <w:t>• Route Isolation: Distinct URLs allow side-by-side visual and functional testing without collision:</w:t>
+        <w:br/>
+        <w:t xml:space="preserve">    - Version 1 &amp; 2: https://test.ilovequote.com/#/create-quote</w:t>
+        <w:br/>
+        <w:t xml:space="preserve">    - Version 3: https://test.ilovequote.com/#/create-quote2</w:t>
+        <w:br/>
+        <w:t xml:space="preserve">    - Version 4: https://test.ilovequote.com/#/page2 (and https://test.ilovequote.com/page2)</w:t>
       </w:r>
     </w:p>
     <w:p>
       <w:pPr>
-        <w:spacing w:before="280" w:after="80"/>
+        <w:spacing w:before="320" w:after="80"/>
       </w:pPr>
       <w:r>
         <w:rPr>
@@ -364,7 +424,7 @@
     </w:p>
     <w:p>
       <w:pPr>
-        <w:spacing w:after="120"/>
+        <w:spacing w:before="0" w:after="100"/>
       </w:pPr>
       <w:r>
         <w:rPr>
@@ -374,9 +434,11 @@
         </w:rPr>
         <w:t>• Release Date: 16-September-2026</w:t>
         <w:br/>
-        <w:t>• Git Branch: preview1 / preview (Commit: 0d88a9d)</w:t>
+        <w:t>• Git Branch: preview1 (Baseline: 0d88a9d)</w:t>
         <w:br/>
-        <w:t>• Primary Focus: Quotation creation redesign matching AFTER mockup, permanent left sidebar, live preview board, and mobile icon adjustments.</w:t>
+        <w:t>• Target URL: https://test.ilovequote.com/#/create-quote</w:t>
+        <w:br/>
+        <w:t>• Primary Focus: Permanent Left Sidebar, 4-Step Quotation Stepper Wizard, Live Preview Board, and Mobile Icon Optimization.</w:t>
       </w:r>
     </w:p>
     <w:tbl>
@@ -392,8 +454,8 @@
       <w:tr>
         <w:tc>
           <w:tcPr>
-            <w:tcW w:type="dxa" w:w="3600"/>
-            <w:shd w:fill="334155"/>
+            <w:tcW w:type="dxa" w:w="3168"/>
+            <w:shd w:fill="2563EB"/>
             <w:tcMar>
               <w:top w:w="120" w:type="dxa"/>
               <w:bottom w:w="120" w:type="dxa"/>
@@ -419,8 +481,8 @@
         </w:tc>
         <w:tc>
           <w:tcPr>
-            <w:tcW w:type="dxa" w:w="6336"/>
-            <w:shd w:fill="334155"/>
+            <w:tcW w:type="dxa" w:w="6768"/>
+            <w:shd w:fill="2563EB"/>
             <w:tcMar>
               <w:top w:w="120" w:type="dxa"/>
               <w:bottom w:w="120" w:type="dxa"/>
@@ -448,7 +510,7 @@
       <w:tr>
         <w:tc>
           <w:tcPr>
-            <w:tcW w:type="dxa" w:w="3600"/>
+            <w:tcW w:type="dxa" w:w="3168"/>
             <w:shd w:fill="FFFFFF"/>
             <w:tcMar>
               <w:top w:w="100" w:type="dxa"/>
@@ -474,7 +536,7 @@
         </w:tc>
         <w:tc>
           <w:tcPr>
-            <w:tcW w:type="dxa" w:w="6336"/>
+            <w:tcW w:type="dxa" w:w="6768"/>
             <w:shd w:fill="FFFFFF"/>
             <w:tcMar>
               <w:top w:w="100" w:type="dxa"/>
@@ -494,7 +556,7 @@
                 <w:color w:val="334155"/>
                 <w:sz w:val="18"/>
               </w:rPr>
-              <w:t>Added permanent left sidebar (w-60 / w-64) with BrandMark, '+ New Quote' action, complete navigation list, collapse toggle, and user profile pill.</w:t>
+              <w:t>Added permanent left sidebar (w-60 / w-64) with brand mark, '+ New Quote' button, navigation items, '&lt; Collapse' toggle, and top user profile pill.</w:t>
             </w:r>
           </w:p>
         </w:tc>
@@ -502,7 +564,7 @@
       <w:tr>
         <w:tc>
           <w:tcPr>
-            <w:tcW w:type="dxa" w:w="3600"/>
+            <w:tcW w:type="dxa" w:w="3168"/>
             <w:shd w:fill="F1F5F9"/>
             <w:tcMar>
               <w:top w:w="100" w:type="dxa"/>
@@ -522,13 +584,13 @@
                 <w:color w:val="334155"/>
                 <w:sz w:val="18"/>
               </w:rPr>
-              <w:t>4-Step Quotation Wizard (QuoteWizard.tsx)</w:t>
+              <w:t>Step 1 Business Module (BusinessForm.tsx)</w:t>
             </w:r>
           </w:p>
         </w:tc>
         <w:tc>
           <w:tcPr>
-            <w:tcW w:type="dxa" w:w="6336"/>
+            <w:tcW w:type="dxa" w:w="6768"/>
             <w:shd w:fill="F1F5F9"/>
             <w:tcMar>
               <w:top w:w="100" w:type="dxa"/>
@@ -548,7 +610,7 @@
                 <w:color w:val="334155"/>
                 <w:sz w:val="18"/>
               </w:rPr>
-              <w:t>Added top stepper [1 Business] ── [2 Client] ── [3 Items] ── [4 Preview] with auto-save badge and draft ID.</w:t>
+              <w:t>Added 'Use a saved business profile' card, centered vertical drag-and-drop logo zone, and accordions for Business Address, GSTIN tax, and Social Links.</w:t>
             </w:r>
           </w:p>
         </w:tc>
@@ -556,62 +618,8 @@
       <w:tr>
         <w:tc>
           <w:tcPr>
-            <w:tcW w:type="dxa" w:w="3600"/>
+            <w:tcW w:type="dxa" w:w="3168"/>
             <w:shd w:fill="FFFFFF"/>
-            <w:tcMar>
-              <w:top w:w="100" w:type="dxa"/>
-              <w:bottom w:w="100" w:type="dxa"/>
-              <w:left w:w="150" w:type="dxa"/>
-              <w:right w:w="150" w:type="dxa"/>
-            </w:tcMar>
-          </w:tcPr>
-          <w:p>
-            <w:pPr>
-              <w:spacing w:before="0" w:after="0"/>
-              <w:jc w:val="left"/>
-            </w:pPr>
-            <w:r>
-              <w:rPr>
-                <w:rFonts w:ascii="Arial" w:hAnsi="Arial"/>
-                <w:color w:val="334155"/>
-                <w:sz w:val="18"/>
-              </w:rPr>
-              <w:t>Step 1 Business Module (BusinessModule.tsx)</w:t>
-            </w:r>
-          </w:p>
-        </w:tc>
-        <w:tc>
-          <w:tcPr>
-            <w:tcW w:type="dxa" w:w="6336"/>
-            <w:shd w:fill="FFFFFF"/>
-            <w:tcMar>
-              <w:top w:w="100" w:type="dxa"/>
-              <w:bottom w:w="100" w:type="dxa"/>
-              <w:left w:w="150" w:type="dxa"/>
-              <w:right w:w="150" w:type="dxa"/>
-            </w:tcMar>
-          </w:tcPr>
-          <w:p>
-            <w:pPr>
-              <w:spacing w:before="0" w:after="0"/>
-              <w:jc w:val="left"/>
-            </w:pPr>
-            <w:r>
-              <w:rPr>
-                <w:rFonts w:ascii="Arial" w:hAnsi="Arial"/>
-                <w:color w:val="334155"/>
-                <w:sz w:val="18"/>
-              </w:rPr>
-              <w:t>Added saved business profile quick-picker, vertical logo upload zone, collapsible accordions for Business Address, GSTIN tax settings, and social links.</w:t>
-            </w:r>
-          </w:p>
-        </w:tc>
-      </w:tr>
-      <w:tr>
-        <w:tc>
-          <w:tcPr>
-            <w:tcW w:type="dxa" w:w="3600"/>
-            <w:shd w:fill="F1F5F9"/>
             <w:tcMar>
               <w:top w:w="100" w:type="dxa"/>
               <w:bottom w:w="100" w:type="dxa"/>
@@ -636,7 +644,35 @@
         </w:tc>
         <w:tc>
           <w:tcPr>
-            <w:tcW w:type="dxa" w:w="6336"/>
+            <w:tcW w:type="dxa" w:w="6768"/>
+            <w:shd w:fill="FFFFFF"/>
+            <w:tcMar>
+              <w:top w:w="100" w:type="dxa"/>
+              <w:bottom w:w="100" w:type="dxa"/>
+              <w:left w:w="150" w:type="dxa"/>
+              <w:right w:w="150" w:type="dxa"/>
+            </w:tcMar>
+          </w:tcPr>
+          <w:p>
+            <w:pPr>
+              <w:spacing w:before="0" w:after="0"/>
+              <w:jc w:val="left"/>
+            </w:pPr>
+            <w:r>
+              <w:rPr>
+                <w:rFonts w:ascii="Arial" w:hAnsi="Arial"/>
+                <w:color w:val="334155"/>
+                <w:sz w:val="18"/>
+              </w:rPr>
+              <w:t>Instant split-screen card showing real-time Business Profile Card and responsive Quotation Sheet Preview side-by-side.</w:t>
+            </w:r>
+          </w:p>
+        </w:tc>
+      </w:tr>
+      <w:tr>
+        <w:tc>
+          <w:tcPr>
+            <w:tcW w:type="dxa" w:w="3168"/>
             <w:shd w:fill="F1F5F9"/>
             <w:tcMar>
               <w:top w:w="100" w:type="dxa"/>
@@ -656,7 +692,33 @@
                 <w:color w:val="334155"/>
                 <w:sz w:val="18"/>
               </w:rPr>
-              <w:t>Integrated dual-card real-time preview board displaying business profile card with QR code and live quotation sheet.</w:t>
+              <w:t>4-Step Stepper Wizard (QuoteWizard.tsx)</w:t>
+            </w:r>
+          </w:p>
+        </w:tc>
+        <w:tc>
+          <w:tcPr>
+            <w:tcW w:type="dxa" w:w="6768"/>
+            <w:shd w:fill="F1F5F9"/>
+            <w:tcMar>
+              <w:top w:w="100" w:type="dxa"/>
+              <w:bottom w:w="100" w:type="dxa"/>
+              <w:left w:w="150" w:type="dxa"/>
+              <w:right w:w="150" w:type="dxa"/>
+            </w:tcMar>
+          </w:tcPr>
+          <w:p>
+            <w:pPr>
+              <w:spacing w:before="0" w:after="0"/>
+              <w:jc w:val="left"/>
+            </w:pPr>
+            <w:r>
+              <w:rPr>
+                <w:rFonts w:ascii="Arial" w:hAnsi="Arial"/>
+                <w:color w:val="334155"/>
+                <w:sz w:val="18"/>
+              </w:rPr>
+              <w:t>Header with quote ID (Q-2026-00021), DRAFT pill badge, and visual progression: [1 Business] ── [2 Client] ── [3 Items] ── [4 Preview].</w:t>
             </w:r>
           </w:p>
         </w:tc>
@@ -664,7 +726,7 @@
       <w:tr>
         <w:tc>
           <w:tcPr>
-            <w:tcW w:type="dxa" w:w="3600"/>
+            <w:tcW w:type="dxa" w:w="3168"/>
             <w:shd w:fill="FFFFFF"/>
             <w:tcMar>
               <w:top w:w="100" w:type="dxa"/>
@@ -684,13 +746,13 @@
                 <w:color w:val="334155"/>
                 <w:sz w:val="18"/>
               </w:rPr>
-              <w:t>Mobile Landing Page Optimization</w:t>
+              <w:t>Mobile View Optimization (LandingPage.tsx)</w:t>
             </w:r>
           </w:p>
         </w:tc>
         <w:tc>
           <w:tcPr>
-            <w:tcW w:type="dxa" w:w="6336"/>
+            <w:tcW w:type="dxa" w:w="6768"/>
             <w:shd w:fill="FFFFFF"/>
             <w:tcMar>
               <w:top w:w="100" w:type="dxa"/>
@@ -710,7 +772,7 @@
                 <w:color w:val="334155"/>
                 <w:sz w:val="18"/>
               </w:rPr>
-              <w:t>Minimized tool icons on mobile devices from 64px to 36px, container box from 96px to 52px, card width to 185px to eliminate layout squishing.</w:t>
+              <w:t>Scaled down mobile tool icons from h-16 w-16 to h-9 w-9, reduced icon container box to 52px, and adjusted card width to 185px for pocket screens.</w:t>
             </w:r>
           </w:p>
         </w:tc>
@@ -723,7 +785,7 @@
     </w:p>
     <w:p>
       <w:pPr>
-        <w:spacing w:before="280" w:after="80"/>
+        <w:spacing w:before="320" w:after="80"/>
       </w:pPr>
       <w:r>
         <w:rPr>
@@ -737,7 +799,7 @@
     </w:p>
     <w:p>
       <w:pPr>
-        <w:spacing w:after="120"/>
+        <w:spacing w:before="0" w:after="100"/>
       </w:pPr>
       <w:r>
         <w:rPr>
@@ -747,9 +809,11 @@
         </w:rPr>
         <w:t>• Release Date: 25-September-2026</w:t>
         <w:br/>
-        <w:t>• Git Branch: preview2 (Commit: 87c9d20)</w:t>
+        <w:t>• Git Branch: preview2 (Commits: f6e4015, 87c9d20)</w:t>
         <w:br/>
-        <w:t>• Primary Focus: Single-page Figma Quote Generator model (node-id=1003-9), multi-currency selector, Photo &amp; Audio AI review workflows, structured JSON document schema, and 1-click conversion to invoice.</w:t>
+        <w:t>• Target URL: https://test.ilovequote.com/#/create-quote</w:t>
+        <w:br/>
+        <w:t>• Primary Focus: Single-Page Instant Quote Generator (Figma model), Multi-Currency Dropdown, 5 Structured Accordions, JSON Schema, 1-Click Invoice Converter, and Full Mobile Responsiveness.</w:t>
       </w:r>
     </w:p>
     <w:tbl>
@@ -765,8 +829,8 @@
       <w:tr>
         <w:tc>
           <w:tcPr>
-            <w:tcW w:type="dxa" w:w="3600"/>
-            <w:shd w:fill="4338CA"/>
+            <w:tcW w:type="dxa" w:w="3168"/>
+            <w:shd w:fill="0284C7"/>
             <w:tcMar>
               <w:top w:w="120" w:type="dxa"/>
               <w:bottom w:w="120" w:type="dxa"/>
@@ -792,8 +856,8 @@
         </w:tc>
         <w:tc>
           <w:tcPr>
-            <w:tcW w:type="dxa" w:w="6336"/>
-            <w:shd w:fill="4338CA"/>
+            <w:tcW w:type="dxa" w:w="6768"/>
+            <w:shd w:fill="0284C7"/>
             <w:tcMar>
               <w:top w:w="120" w:type="dxa"/>
               <w:bottom w:w="120" w:type="dxa"/>
@@ -821,7 +885,7 @@
       <w:tr>
         <w:tc>
           <w:tcPr>
-            <w:tcW w:type="dxa" w:w="3600"/>
+            <w:tcW w:type="dxa" w:w="3168"/>
             <w:shd w:fill="FFFFFF"/>
             <w:tcMar>
               <w:top w:w="100" w:type="dxa"/>
@@ -841,13 +905,13 @@
                 <w:color w:val="334155"/>
                 <w:sz w:val="18"/>
               </w:rPr>
-              <w:t>Instant Quote Model (ManualQuoteGenerator.tsx)</w:t>
+              <w:t>New Single-Page Generator (ManualQuoteGenerator.tsx)</w:t>
             </w:r>
           </w:p>
         </w:tc>
         <w:tc>
           <w:tcPr>
-            <w:tcW w:type="dxa" w:w="6336"/>
+            <w:tcW w:type="dxa" w:w="6768"/>
             <w:shd w:fill="FFFFFF"/>
             <w:tcMar>
               <w:top w:w="100" w:type="dxa"/>
@@ -867,7 +931,7 @@
                 <w:color w:val="334155"/>
                 <w:sz w:val="18"/>
               </w:rPr>
-              <w:t>Full single-page price quote generator matching Figma design with header brandmark, guest creation flow, and printable PDF preview modal.</w:t>
+              <w:t>Single-page quotation generator matching Figma specification with top header actions, live currency selector, and formatted quote preview modal.</w:t>
             </w:r>
           </w:p>
         </w:tc>
@@ -875,7 +939,7 @@
       <w:tr>
         <w:tc>
           <w:tcPr>
-            <w:tcW w:type="dxa" w:w="3600"/>
+            <w:tcW w:type="dxa" w:w="3168"/>
             <w:shd w:fill="F1F5F9"/>
             <w:tcMar>
               <w:top w:w="100" w:type="dxa"/>
@@ -895,13 +959,13 @@
                 <w:color w:val="334155"/>
                 <w:sz w:val="18"/>
               </w:rPr>
-              <w:t>Multi-Currency Selector</w:t>
+              <w:t>Multi-Currency Support</w:t>
             </w:r>
           </w:p>
         </w:tc>
         <w:tc>
           <w:tcPr>
-            <w:tcW w:type="dxa" w:w="6336"/>
+            <w:tcW w:type="dxa" w:w="6768"/>
             <w:shd w:fill="F1F5F9"/>
             <w:tcMar>
               <w:top w:w="100" w:type="dxa"/>
@@ -921,7 +985,7 @@
                 <w:color w:val="334155"/>
                 <w:sz w:val="18"/>
               </w:rPr>
-              <w:t>Top currency picker supporting INR (₹), USD ($), EUR (€), GBP (£), AED (AED), AUD (A$), CAD (C$), and SGD (S$) with real-time recalculations.</w:t>
+              <w:t>Dropdown supporting 8 international currencies: INR (₹), USD ($), EUR (€), GBP (£), AED (AED), AUD (A$), CAD (C$), SGD (S$).</w:t>
             </w:r>
           </w:p>
         </w:tc>
@@ -929,7 +993,7 @@
       <w:tr>
         <w:tc>
           <w:tcPr>
-            <w:tcW w:type="dxa" w:w="3600"/>
+            <w:tcW w:type="dxa" w:w="3168"/>
             <w:shd w:fill="FFFFFF"/>
             <w:tcMar>
               <w:top w:w="100" w:type="dxa"/>
@@ -955,7 +1019,7 @@
         </w:tc>
         <w:tc>
           <w:tcPr>
-            <w:tcW w:type="dxa" w:w="6336"/>
+            <w:tcW w:type="dxa" w:w="6768"/>
             <w:shd w:fill="FFFFFF"/>
             <w:tcMar>
               <w:top w:w="100" w:type="dxa"/>
@@ -975,7 +1039,7 @@
                 <w:color w:val="334155"/>
                 <w:sz w:val="18"/>
               </w:rPr>
-              <w:t>Accordion 1: Your Business | Accordion 2: Client Details | Accordion 3: Quote Details | Accordion 4: Items &amp; Summary | Accordion 5: Notes &amp; Terms.</w:t>
+              <w:t>Accordion structure: 1. Your Business, 2. Client Details, 3. Quote Details, 4. Items &amp; Summary table, 5. Notes &amp; Terms.</w:t>
             </w:r>
           </w:p>
         </w:tc>
@@ -983,7 +1047,7 @@
       <w:tr>
         <w:tc>
           <w:tcPr>
-            <w:tcW w:type="dxa" w:w="3600"/>
+            <w:tcW w:type="dxa" w:w="3168"/>
             <w:shd w:fill="F1F5F9"/>
             <w:tcMar>
               <w:top w:w="100" w:type="dxa"/>
@@ -1003,13 +1067,13 @@
                 <w:color w:val="334155"/>
                 <w:sz w:val="18"/>
               </w:rPr>
-              <w:t>Structured Data Schema (structuredQuote.ts)</w:t>
+              <w:t>Structured Document Schema (structuredQuote.ts)</w:t>
             </w:r>
           </w:p>
         </w:tc>
         <w:tc>
           <w:tcPr>
-            <w:tcW w:type="dxa" w:w="6336"/>
+            <w:tcW w:type="dxa" w:w="6768"/>
             <w:shd w:fill="F1F5F9"/>
             <w:tcMar>
               <w:top w:w="100" w:type="dxa"/>
@@ -1029,7 +1093,7 @@
                 <w:color w:val="334155"/>
                 <w:sz w:val="18"/>
               </w:rPr>
-              <w:t>100% typed structured JSON document model (StructuredQuote) storing all line items, rates, taxes, and metadata rather than unstructured blocks.</w:t>
+              <w:t>Typed JSON quotation schema storing items, quantities, rates, discounts, taxes, and validity terms.</w:t>
             </w:r>
           </w:p>
         </w:tc>
@@ -1037,7 +1101,7 @@
       <w:tr>
         <w:tc>
           <w:tcPr>
-            <w:tcW w:type="dxa" w:w="3600"/>
+            <w:tcW w:type="dxa" w:w="3168"/>
             <w:shd w:fill="FFFFFF"/>
             <w:tcMar>
               <w:top w:w="100" w:type="dxa"/>
@@ -1057,13 +1121,13 @@
                 <w:color w:val="334155"/>
                 <w:sz w:val="18"/>
               </w:rPr>
-              <w:t>1-Click Convert to Invoice</w:t>
+              <w:t>1-Click Invoice Conversion</w:t>
             </w:r>
           </w:p>
         </w:tc>
         <w:tc>
           <w:tcPr>
-            <w:tcW w:type="dxa" w:w="6336"/>
+            <w:tcW w:type="dxa" w:w="6768"/>
             <w:shd w:fill="FFFFFF"/>
             <w:tcMar>
               <w:top w:w="100" w:type="dxa"/>
@@ -1083,7 +1147,7 @@
                 <w:color w:val="334155"/>
                 <w:sz w:val="18"/>
               </w:rPr>
-              <w:t>Added convertQuoteToInvoiceDraft() and POST /api/quotes/:id/convert-to-invoice to map quotes directly to Invoices with 0 data re-entry.</w:t>
+              <w:t>Direct data transformation from quotation to tax invoice via convertQuoteToInvoiceDraft() and POST /api/quotes/:id/convert-to-invoice.</w:t>
             </w:r>
           </w:p>
         </w:tc>
@@ -1091,7 +1155,7 @@
       <w:tr>
         <w:tc>
           <w:tcPr>
-            <w:tcW w:type="dxa" w:w="3600"/>
+            <w:tcW w:type="dxa" w:w="3168"/>
             <w:shd w:fill="F1F5F9"/>
             <w:tcMar>
               <w:top w:w="100" w:type="dxa"/>
@@ -1111,13 +1175,13 @@
                 <w:color w:val="334155"/>
                 <w:sz w:val="18"/>
               </w:rPr>
-              <w:t>Photo → Quote Review Workflow</w:t>
+              <w:t>Mobile UI Responsiveness</w:t>
             </w:r>
           </w:p>
         </w:tc>
         <w:tc>
           <w:tcPr>
-            <w:tcW w:type="dxa" w:w="6336"/>
+            <w:tcW w:type="dxa" w:w="6768"/>
             <w:shd w:fill="F1F5F9"/>
             <w:tcMar>
               <w:top w:w="100" w:type="dxa"/>
@@ -1137,115 +1201,7 @@
                 <w:color w:val="334155"/>
                 <w:sz w:val="18"/>
               </w:rPr>
-              <w:t>PhotoQuoteExtractor.tsx: Camera capture / photo upload with OCR parsing and pre-population review &amp; edit table.</w:t>
-            </w:r>
-          </w:p>
-        </w:tc>
-      </w:tr>
-      <w:tr>
-        <w:tc>
-          <w:tcPr>
-            <w:tcW w:type="dxa" w:w="3600"/>
-            <w:shd w:fill="FFFFFF"/>
-            <w:tcMar>
-              <w:top w:w="100" w:type="dxa"/>
-              <w:bottom w:w="100" w:type="dxa"/>
-              <w:left w:w="150" w:type="dxa"/>
-              <w:right w:w="150" w:type="dxa"/>
-            </w:tcMar>
-          </w:tcPr>
-          <w:p>
-            <w:pPr>
-              <w:spacing w:before="0" w:after="0"/>
-              <w:jc w:val="left"/>
-            </w:pPr>
-            <w:r>
-              <w:rPr>
-                <w:rFonts w:ascii="Arial" w:hAnsi="Arial"/>
-                <w:color w:val="334155"/>
-                <w:sz w:val="18"/>
-              </w:rPr>
-              <w:t>Audio → Quote Review Workflow</w:t>
-            </w:r>
-          </w:p>
-        </w:tc>
-        <w:tc>
-          <w:tcPr>
-            <w:tcW w:type="dxa" w:w="6336"/>
-            <w:shd w:fill="FFFFFF"/>
-            <w:tcMar>
-              <w:top w:w="100" w:type="dxa"/>
-              <w:bottom w:w="100" w:type="dxa"/>
-              <w:left w:w="150" w:type="dxa"/>
-              <w:right w:w="150" w:type="dxa"/>
-            </w:tcMar>
-          </w:tcPr>
-          <w:p>
-            <w:pPr>
-              <w:spacing w:before="0" w:after="0"/>
-              <w:jc w:val="left"/>
-            </w:pPr>
-            <w:r>
-              <w:rPr>
-                <w:rFonts w:ascii="Arial" w:hAnsi="Arial"/>
-                <w:color w:val="334155"/>
-                <w:sz w:val="18"/>
-              </w:rPr>
-              <w:t>AudioQuoteExtractor.tsx: Live voice recording with waveform visualization, audio upload, speech-to-text, and quote item review screen.</w:t>
-            </w:r>
-          </w:p>
-        </w:tc>
-      </w:tr>
-      <w:tr>
-        <w:tc>
-          <w:tcPr>
-            <w:tcW w:type="dxa" w:w="3600"/>
-            <w:shd w:fill="F1F5F9"/>
-            <w:tcMar>
-              <w:top w:w="100" w:type="dxa"/>
-              <w:bottom w:w="100" w:type="dxa"/>
-              <w:left w:w="150" w:type="dxa"/>
-              <w:right w:w="150" w:type="dxa"/>
-            </w:tcMar>
-          </w:tcPr>
-          <w:p>
-            <w:pPr>
-              <w:spacing w:before="0" w:after="0"/>
-              <w:jc w:val="left"/>
-            </w:pPr>
-            <w:r>
-              <w:rPr>
-                <w:rFonts w:ascii="Arial" w:hAnsi="Arial"/>
-                <w:color w:val="334155"/>
-                <w:sz w:val="18"/>
-              </w:rPr>
-              <w:t>Dual Model Switcher Banner</w:t>
-            </w:r>
-          </w:p>
-        </w:tc>
-        <w:tc>
-          <w:tcPr>
-            <w:tcW w:type="dxa" w:w="6336"/>
-            <w:shd w:fill="F1F5F9"/>
-            <w:tcMar>
-              <w:top w:w="100" w:type="dxa"/>
-              <w:bottom w:w="100" w:type="dxa"/>
-              <w:left w:w="150" w:type="dxa"/>
-              <w:right w:w="150" w:type="dxa"/>
-            </w:tcMar>
-          </w:tcPr>
-          <w:p>
-            <w:pPr>
-              <w:spacing w:before="0" w:after="0"/>
-              <w:jc w:val="left"/>
-            </w:pPr>
-            <w:r>
-              <w:rPr>
-                <w:rFonts w:ascii="Arial" w:hAnsi="Arial"/>
-                <w:color w:val="334155"/>
-                <w:sz w:val="18"/>
-              </w:rPr>
-              <w:t>Added top switcher banner in CreateQuotePage.tsx allowing 1-click switching between Instant Model and Classic 4-Step Wizard.</w:t>
+              <w:t>Converted wide data tables into touch-friendly stacked card layouts across Create Quote, Create Invoice, Quotes List, and Invoices List.</w:t>
             </w:r>
           </w:p>
         </w:tc>
@@ -1258,7 +1214,7 @@
     </w:p>
     <w:p>
       <w:pPr>
-        <w:spacing w:before="280" w:after="80"/>
+        <w:spacing w:before="320" w:after="80"/>
       </w:pPr>
       <w:r>
         <w:rPr>
@@ -1272,7 +1228,7 @@
     </w:p>
     <w:p>
       <w:pPr>
-        <w:spacing w:after="120"/>
+        <w:spacing w:before="0" w:after="100"/>
       </w:pPr>
       <w:r>
         <w:rPr>
@@ -1282,69 +1238,12 @@
         </w:rPr>
         <w:t>• Release Date: 30-September-2026</w:t>
         <w:br/>
-        <w:t>• Git Branches: review3 &amp; preview3 &amp; preview (Commits: b9e58ed, 8c629ec)</w:t>
+        <w:t>• Git Branches: review3 &amp; preview3 (Commits: b9e58ed, 8c629ec)</w:t>
         <w:br/>
-        <w:t>• Target Test URL: https://test.ilovequote.com/#/create-quote2</w:t>
+        <w:t>• Target URL: https://test.ilovequote.com/#/create-quote2</w:t>
         <w:br/>
         <w:t>• Primary Focus: 'Additional Options' Section, Shipping Details, Refrens Tax Configuration Modal, Column &amp; Formula Customization Modal, and Dynamic Item Table.</w:t>
       </w:r>
-    </w:p>
-    <w:tbl>
-      <w:tblPr>
-        <w:tblW w:type="auto" w:w="0"/>
-        <w:jc w:val="center"/>
-        <w:tblLook w:firstColumn="1" w:firstRow="1" w:lastColumn="0" w:lastRow="0" w:noHBand="0" w:noVBand="1" w:val="04A0"/>
-      </w:tblPr>
-      <w:tblGrid>
-        <w:gridCol w:w="9936"/>
-      </w:tblGrid>
-      <w:tr>
-        <w:tc>
-          <w:tcPr>
-            <w:tcW w:type="dxa" w:w="9936"/>
-            <w:shd w:fill="FAF5FF"/>
-            <w:tcMar>
-              <w:top w:w="140" w:type="dxa"/>
-              <w:bottom w:w="140" w:type="dxa"/>
-              <w:left w:w="200" w:type="dxa"/>
-              <w:right w:w="200" w:type="dxa"/>
-            </w:tcMar>
-            <w:tcBorders>
-              <w:left w:val="single" w:sz="36" w:space="0" w:color="7C3AED"/>
-              <w:top w:val="none"/>
-              <w:right w:val="none"/>
-              <w:bottom w:val="none"/>
-            </w:tcBorders>
-          </w:tcPr>
-          <w:p>
-            <w:pPr>
-              <w:spacing w:before="40" w:after="40"/>
-            </w:pPr>
-            <w:r>
-              <w:rPr>
-                <w:rFonts w:ascii="Arial" w:hAnsi="Arial"/>
-                <w:b/>
-                <w:color w:val="1E293B"/>
-                <w:sz w:val="20"/>
-              </w:rPr>
-              <w:t xml:space="preserve">Dedicated Route Accessibility: </w:t>
-            </w:r>
-            <w:r>
-              <w:rPr>
-                <w:rFonts w:ascii="Arial" w:hAnsi="Arial"/>
-                <w:color w:val="475569"/>
-                <w:sz w:val="19"/>
-              </w:rPr>
-              <w:t>Version 3.0 is served directly on route /#/create-quote2 (https://test.ilovequote.com/#/create-quote2), allowing the client to test all tax, shipping, and column customizer features without disrupting the base /#/create-quote workflow.</w:t>
-            </w:r>
-          </w:p>
-        </w:tc>
-      </w:tr>
-    </w:tbl>
-    <w:p>
-      <w:pPr>
-        <w:spacing w:after="80"/>
-      </w:pPr>
     </w:p>
     <w:tbl>
       <w:tblPr>
@@ -1359,7 +1258,7 @@
       <w:tr>
         <w:tc>
           <w:tcPr>
-            <w:tcW w:type="dxa" w:w="3600"/>
+            <w:tcW w:type="dxa" w:w="3168"/>
             <w:shd w:fill="6D28D9"/>
             <w:tcMar>
               <w:top w:w="120" w:type="dxa"/>
@@ -1386,7 +1285,7 @@
         </w:tc>
         <w:tc>
           <w:tcPr>
-            <w:tcW w:type="dxa" w:w="6336"/>
+            <w:tcW w:type="dxa" w:w="6768"/>
             <w:shd w:fill="6D28D9"/>
             <w:tcMar>
               <w:top w:w="120" w:type="dxa"/>
@@ -1415,7 +1314,7 @@
       <w:tr>
         <w:tc>
           <w:tcPr>
-            <w:tcW w:type="dxa" w:w="3600"/>
+            <w:tcW w:type="dxa" w:w="3168"/>
             <w:shd w:fill="FFFFFF"/>
             <w:tcMar>
               <w:top w:w="100" w:type="dxa"/>
@@ -1441,7 +1340,7 @@
         </w:tc>
         <w:tc>
           <w:tcPr>
-            <w:tcW w:type="dxa" w:w="6336"/>
+            <w:tcW w:type="dxa" w:w="6768"/>
             <w:shd w:fill="FFFFFF"/>
             <w:tcMar>
               <w:top w:w="100" w:type="dxa"/>
@@ -1461,7 +1360,1730 @@
                 <w:color w:val="334155"/>
                 <w:sz w:val="18"/>
               </w:rPr>
-              <w:t>Inserted between Quote Details and Items &amp; Summary. Features a clean card with settings badge, Add Shipping Details toggle, '% Edit GST' button, and 'Edit Columns/Formulas' button.</w:t>
+              <w:t>Inserted between Quote Details and Items &amp; Summary. Features Add Shipping Details toggle, '% Edit GST' button, and 'Edit Columns/Formulas' button.</w:t>
+            </w:r>
+          </w:p>
+        </w:tc>
+      </w:tr>
+      <w:tr>
+        <w:tc>
+          <w:tcPr>
+            <w:tcW w:type="dxa" w:w="3168"/>
+            <w:shd w:fill="F1F5F9"/>
+            <w:tcMar>
+              <w:top w:w="100" w:type="dxa"/>
+              <w:bottom w:w="100" w:type="dxa"/>
+              <w:left w:w="150" w:type="dxa"/>
+              <w:right w:w="150" w:type="dxa"/>
+            </w:tcMar>
+          </w:tcPr>
+          <w:p>
+            <w:pPr>
+              <w:spacing w:before="0" w:after="0"/>
+              <w:jc w:val="left"/>
+            </w:pPr>
+            <w:r>
+              <w:rPr>
+                <w:rFonts w:ascii="Arial" w:hAnsi="Arial"/>
+                <w:color w:val="334155"/>
+                <w:sz w:val="18"/>
+              </w:rPr>
+              <w:t>Shipping Details Expandable Sub-module</w:t>
+            </w:r>
+          </w:p>
+        </w:tc>
+        <w:tc>
+          <w:tcPr>
+            <w:tcW w:type="dxa" w:w="6768"/>
+            <w:shd w:fill="F1F5F9"/>
+            <w:tcMar>
+              <w:top w:w="100" w:type="dxa"/>
+              <w:bottom w:w="100" w:type="dxa"/>
+              <w:left w:w="150" w:type="dxa"/>
+              <w:right w:w="150" w:type="dxa"/>
+            </w:tcMar>
+          </w:tcPr>
+          <w:p>
+            <w:pPr>
+              <w:spacing w:before="0" w:after="0"/>
+              <w:jc w:val="left"/>
+            </w:pPr>
+            <w:r>
+              <w:rPr>
+                <w:rFonts w:ascii="Arial" w:hAnsi="Arial"/>
+                <w:color w:val="334155"/>
+                <w:sz w:val="18"/>
+              </w:rPr>
+              <w:t>Expands Shipped From Address, Shipped To Name &amp; Address, Transport Mode (Road, Rail, Air, Sea, Courier), Transporter Name, and Vehicle/Tracking Number.</w:t>
+            </w:r>
+          </w:p>
+        </w:tc>
+      </w:tr>
+      <w:tr>
+        <w:tc>
+          <w:tcPr>
+            <w:tcW w:type="dxa" w:w="3168"/>
+            <w:shd w:fill="FFFFFF"/>
+            <w:tcMar>
+              <w:top w:w="100" w:type="dxa"/>
+              <w:bottom w:w="100" w:type="dxa"/>
+              <w:left w:w="150" w:type="dxa"/>
+              <w:right w:w="150" w:type="dxa"/>
+            </w:tcMar>
+          </w:tcPr>
+          <w:p>
+            <w:pPr>
+              <w:spacing w:before="0" w:after="0"/>
+              <w:jc w:val="left"/>
+            </w:pPr>
+            <w:r>
+              <w:rPr>
+                <w:rFonts w:ascii="Arial" w:hAnsi="Arial"/>
+                <w:color w:val="334155"/>
+                <w:sz w:val="18"/>
+              </w:rPr>
+              <w:t>Configure Tax Modal (TaxConfigModal.tsx)</w:t>
+            </w:r>
+          </w:p>
+        </w:tc>
+        <w:tc>
+          <w:tcPr>
+            <w:tcW w:type="dxa" w:w="6768"/>
+            <w:shd w:fill="FFFFFF"/>
+            <w:tcMar>
+              <w:top w:w="100" w:type="dxa"/>
+              <w:bottom w:w="100" w:type="dxa"/>
+              <w:left w:w="150" w:type="dxa"/>
+              <w:right w:w="150" w:type="dxa"/>
+            </w:tcMar>
+          </w:tcPr>
+          <w:p>
+            <w:pPr>
+              <w:spacing w:before="0" w:after="0"/>
+              <w:jc w:val="left"/>
+            </w:pPr>
+            <w:r>
+              <w:rPr>
+                <w:rFonts w:ascii="Arial" w:hAnsi="Arial"/>
+                <w:color w:val="334155"/>
+                <w:sz w:val="18"/>
+              </w:rPr>
+              <w:t>Refrens 4-step modal: 1. Tax Type (GST, VAT, Sales Tax, None) | 2. Place of Supply (36 Indian States/UTs + Other Territory) | 3. GST Type (IGST vs CGST &amp; SGST + Cess %) | 4. Other Options (Reverse Charge Mechanism - RCM checkbox).</w:t>
+            </w:r>
+          </w:p>
+        </w:tc>
+      </w:tr>
+      <w:tr>
+        <w:tc>
+          <w:tcPr>
+            <w:tcW w:type="dxa" w:w="3168"/>
+            <w:shd w:fill="F1F5F9"/>
+            <w:tcMar>
+              <w:top w:w="100" w:type="dxa"/>
+              <w:bottom w:w="100" w:type="dxa"/>
+              <w:left w:w="150" w:type="dxa"/>
+              <w:right w:w="150" w:type="dxa"/>
+            </w:tcMar>
+          </w:tcPr>
+          <w:p>
+            <w:pPr>
+              <w:spacing w:before="0" w:after="0"/>
+              <w:jc w:val="left"/>
+            </w:pPr>
+            <w:r>
+              <w:rPr>
+                <w:rFonts w:ascii="Arial" w:hAnsi="Arial"/>
+                <w:color w:val="334155"/>
+                <w:sz w:val="18"/>
+              </w:rPr>
+              <w:t>Customize Columns &amp; Formulas Modal (ColumnFormulaModal.tsx)</w:t>
+            </w:r>
+          </w:p>
+        </w:tc>
+        <w:tc>
+          <w:tcPr>
+            <w:tcW w:type="dxa" w:w="6768"/>
+            <w:shd w:fill="F1F5F9"/>
+            <w:tcMar>
+              <w:top w:w="100" w:type="dxa"/>
+              <w:bottom w:w="100" w:type="dxa"/>
+              <w:left w:w="150" w:type="dxa"/>
+              <w:right w:w="150" w:type="dxa"/>
+            </w:tcMar>
+          </w:tcPr>
+          <w:p>
+            <w:pPr>
+              <w:spacing w:before="0" w:after="0"/>
+              <w:jc w:val="left"/>
+            </w:pPr>
+            <w:r>
+              <w:rPr>
+                <w:rFonts w:ascii="Arial" w:hAnsi="Arial"/>
+                <w:color w:val="334155"/>
+                <w:sz w:val="18"/>
+              </w:rPr>
+              <w:t>Header with '+ Add New Column', 6-dot drag handles, column name input, type selector (TEXT / NUMBER), eye visibility toggles for Item, HSN/SAC, GST Rate, Quantity, plus custom column deletion.</w:t>
+            </w:r>
+          </w:p>
+        </w:tc>
+      </w:tr>
+      <w:tr>
+        <w:tc>
+          <w:tcPr>
+            <w:tcW w:type="dxa" w:w="3168"/>
+            <w:shd w:fill="FFFFFF"/>
+            <w:tcMar>
+              <w:top w:w="100" w:type="dxa"/>
+              <w:bottom w:w="100" w:type="dxa"/>
+              <w:left w:w="150" w:type="dxa"/>
+              <w:right w:w="150" w:type="dxa"/>
+            </w:tcMar>
+          </w:tcPr>
+          <w:p>
+            <w:pPr>
+              <w:spacing w:before="0" w:after="0"/>
+              <w:jc w:val="left"/>
+            </w:pPr>
+            <w:r>
+              <w:rPr>
+                <w:rFonts w:ascii="Arial" w:hAnsi="Arial"/>
+                <w:color w:val="334155"/>
+                <w:sz w:val="18"/>
+              </w:rPr>
+              <w:t>Dynamic Desktop Table &amp; Mobile Cards</w:t>
+            </w:r>
+          </w:p>
+        </w:tc>
+        <w:tc>
+          <w:tcPr>
+            <w:tcW w:type="dxa" w:w="6768"/>
+            <w:shd w:fill="FFFFFF"/>
+            <w:tcMar>
+              <w:top w:w="100" w:type="dxa"/>
+              <w:bottom w:w="100" w:type="dxa"/>
+              <w:left w:w="150" w:type="dxa"/>
+              <w:right w:w="150" w:type="dxa"/>
+            </w:tcMar>
+          </w:tcPr>
+          <w:p>
+            <w:pPr>
+              <w:spacing w:before="0" w:after="0"/>
+              <w:jc w:val="left"/>
+            </w:pPr>
+            <w:r>
+              <w:rPr>
+                <w:rFonts w:ascii="Arial" w:hAnsi="Arial"/>
+                <w:color w:val="334155"/>
+                <w:sz w:val="18"/>
+              </w:rPr>
+              <w:t>Desktop table and mobile cards dynamically reflect configured columns in real-time with custom column inputs per line item.</w:t>
+            </w:r>
+          </w:p>
+        </w:tc>
+      </w:tr>
+      <w:tr>
+        <w:tc>
+          <w:tcPr>
+            <w:tcW w:type="dxa" w:w="3168"/>
+            <w:shd w:fill="F1F5F9"/>
+            <w:tcMar>
+              <w:top w:w="100" w:type="dxa"/>
+              <w:bottom w:w="100" w:type="dxa"/>
+              <w:left w:w="150" w:type="dxa"/>
+              <w:right w:w="150" w:type="dxa"/>
+            </w:tcMar>
+          </w:tcPr>
+          <w:p>
+            <w:pPr>
+              <w:spacing w:before="0" w:after="0"/>
+              <w:jc w:val="left"/>
+            </w:pPr>
+            <w:r>
+              <w:rPr>
+                <w:rFonts w:ascii="Arial" w:hAnsi="Arial"/>
+                <w:color w:val="334155"/>
+                <w:sz w:val="18"/>
+              </w:rPr>
+              <w:t>GST &amp; Tax Calculation Summary</w:t>
+            </w:r>
+          </w:p>
+        </w:tc>
+        <w:tc>
+          <w:tcPr>
+            <w:tcW w:type="dxa" w:w="6768"/>
+            <w:shd w:fill="F1F5F9"/>
+            <w:tcMar>
+              <w:top w:w="100" w:type="dxa"/>
+              <w:bottom w:w="100" w:type="dxa"/>
+              <w:left w:w="150" w:type="dxa"/>
+              <w:right w:w="150" w:type="dxa"/>
+            </w:tcMar>
+          </w:tcPr>
+          <w:p>
+            <w:pPr>
+              <w:spacing w:before="0" w:after="0"/>
+              <w:jc w:val="left"/>
+            </w:pPr>
+            <w:r>
+              <w:rPr>
+                <w:rFonts w:ascii="Arial" w:hAnsi="Arial"/>
+                <w:color w:val="334155"/>
+                <w:sz w:val="18"/>
+              </w:rPr>
+              <w:t>Summary card computes subtotal, discounts, CGST &amp; SGST 50/50 split, IGST, Cess % amounts, and displays Reverse Charge (RCM) status badge.</w:t>
+            </w:r>
+          </w:p>
+        </w:tc>
+      </w:tr>
+    </w:tbl>
+    <w:p>
+      <w:pPr>
+        <w:spacing w:after="200"/>
+      </w:pPr>
+    </w:p>
+    <w:p>
+      <w:pPr>
+        <w:spacing w:before="320" w:after="80"/>
+      </w:pPr>
+      <w:r>
+        <w:rPr>
+          <w:rFonts w:ascii="Arial" w:hAnsi="Arial"/>
+          <w:b/>
+          <w:color w:val="1E293B"/>
+          <w:sz w:val="28"/>
+        </w:rPr>
+        <w:t>5. Version 4.0 (Review 4 / 'review4') – Audio to Price Converter</w:t>
+      </w:r>
+    </w:p>
+    <w:p>
+      <w:pPr>
+        <w:spacing w:before="0" w:after="100"/>
+      </w:pPr>
+      <w:r>
+        <w:rPr>
+          <w:rFonts w:ascii="Arial" w:hAnsi="Arial"/>
+          <w:color w:val="334155"/>
+          <w:sz w:val="19"/>
+        </w:rPr>
+        <w:t>• Release Date: 06-October-2026</w:t>
+        <w:br/>
+        <w:t>• Git Branches: review4 (dedicated backup) &amp; review3 (Vercel test subdomain tracking)</w:t>
+        <w:br/>
+        <w:t>• Target URL: https://test.ilovequote.com/#/page2 (and https://test.ilovequote.com/page2)</w:t>
+        <w:br/>
+        <w:t>• Client Request from Semixon Technologies:</w:t>
+        <w:br/>
+        <w:t xml:space="preserve">    "@!! you just work on audio to price converter module. put in test.ilovequote.com/ page2. like this impment in new page. do not deploy in previous design. thanks"</w:t>
+        <w:br/>
+        <w:t xml:space="preserve">    "audio to quote making, make it implementation. thanks"</w:t>
+        <w:br/>
+        <w:t>• Primary Focus: Dedicated Audio-to-Price Converter &amp; Voice-to-Quote Making module mounted strictly on /page2 without altering previous designs.</w:t>
+      </w:r>
+    </w:p>
+    <w:tbl>
+      <w:tblPr>
+        <w:tblW w:type="auto" w:w="0"/>
+        <w:jc w:val="center"/>
+        <w:tblLook w:firstColumn="1" w:firstRow="1" w:lastColumn="0" w:lastRow="0" w:noHBand="0" w:noVBand="1" w:val="04A0"/>
+      </w:tblPr>
+      <w:tblGrid>
+        <w:gridCol w:w="9936"/>
+      </w:tblGrid>
+      <w:tr>
+        <w:tc>
+          <w:tcPr>
+            <w:tcW w:type="dxa" w:w="9936"/>
+            <w:shd w:fill="FFFBEB"/>
+            <w:tcMar>
+              <w:top w:w="140" w:type="dxa"/>
+              <w:bottom w:w="140" w:type="dxa"/>
+              <w:left w:w="200" w:type="dxa"/>
+              <w:right w:w="200" w:type="dxa"/>
+            </w:tcMar>
+            <w:tcBorders>
+              <w:left w:val="single" w:sz="36" w:space="0" w:color="D97706"/>
+              <w:top w:val="none"/>
+              <w:right w:val="none"/>
+              <w:bottom w:val="none"/>
+            </w:tcBorders>
+          </w:tcPr>
+          <w:p>
+            <w:pPr>
+              <w:spacing w:before="40" w:after="40"/>
+            </w:pPr>
+            <w:r>
+              <w:rPr>
+                <w:rFonts w:ascii="Arial" w:hAnsi="Arial"/>
+                <w:b/>
+                <w:color w:val="1E293B"/>
+                <w:sz w:val="20"/>
+              </w:rPr>
+              <w:t xml:space="preserve">Non-Destructive Isolated Deployment: </w:t>
+            </w:r>
+            <w:r>
+              <w:rPr>
+                <w:rFonts w:ascii="Arial" w:hAnsi="Arial"/>
+                <w:color w:val="475569"/>
+                <w:sz w:val="19"/>
+              </w:rPr>
+              <w:t>Version 4.0 strictly avoids touching or replacing existing pages. /#/create-quote (V1/V2) and /#/create-quote2 (V3) remain completely unchanged. The Audio to Price Converter operates independently on /#/page2.</w:t>
+            </w:r>
+          </w:p>
+        </w:tc>
+      </w:tr>
+    </w:tbl>
+    <w:p>
+      <w:pPr>
+        <w:spacing w:after="80"/>
+      </w:pPr>
+    </w:p>
+    <w:tbl>
+      <w:tblPr>
+        <w:tblW w:type="auto" w:w="0"/>
+        <w:jc w:val="center"/>
+        <w:tblLook w:firstColumn="1" w:firstRow="1" w:lastColumn="0" w:lastRow="0" w:noHBand="0" w:noVBand="1" w:val="04A0"/>
+      </w:tblPr>
+      <w:tblGrid>
+        <w:gridCol w:w="4968"/>
+        <w:gridCol w:w="4968"/>
+      </w:tblGrid>
+      <w:tr>
+        <w:tc>
+          <w:tcPr>
+            <w:tcW w:type="dxa" w:w="3168"/>
+            <w:shd w:fill="D97706"/>
+            <w:tcMar>
+              <w:top w:w="120" w:type="dxa"/>
+              <w:bottom w:w="120" w:type="dxa"/>
+              <w:left w:w="150" w:type="dxa"/>
+              <w:right w:w="150" w:type="dxa"/>
+            </w:tcMar>
+          </w:tcPr>
+          <w:p>
+            <w:pPr>
+              <w:spacing w:before="0" w:after="0"/>
+              <w:jc w:val="left"/>
+            </w:pPr>
+            <w:r>
+              <w:rPr>
+                <w:rFonts w:ascii="Arial" w:hAnsi="Arial"/>
+                <w:b/>
+                <w:color w:val="FFFFFF"/>
+                <w:sz w:val="19"/>
+              </w:rPr>
+              <w:t>Feature / Component</w:t>
+            </w:r>
+          </w:p>
+        </w:tc>
+        <w:tc>
+          <w:tcPr>
+            <w:tcW w:type="dxa" w:w="6768"/>
+            <w:shd w:fill="D97706"/>
+            <w:tcMar>
+              <w:top w:w="120" w:type="dxa"/>
+              <w:bottom w:w="120" w:type="dxa"/>
+              <w:left w:w="150" w:type="dxa"/>
+              <w:right w:w="150" w:type="dxa"/>
+            </w:tcMar>
+          </w:tcPr>
+          <w:p>
+            <w:pPr>
+              <w:spacing w:before="0" w:after="0"/>
+              <w:jc w:val="left"/>
+            </w:pPr>
+            <w:r>
+              <w:rPr>
+                <w:rFonts w:ascii="Arial" w:hAnsi="Arial"/>
+                <w:b/>
+                <w:color w:val="FFFFFF"/>
+                <w:sz w:val="19"/>
+              </w:rPr>
+              <w:t>Implementation &amp; User Experience</w:t>
+            </w:r>
+          </w:p>
+        </w:tc>
+      </w:tr>
+      <w:tr>
+        <w:tc>
+          <w:tcPr>
+            <w:tcW w:type="dxa" w:w="3168"/>
+            <w:shd w:fill="FFFFFF"/>
+            <w:tcMar>
+              <w:top w:w="100" w:type="dxa"/>
+              <w:bottom w:w="100" w:type="dxa"/>
+              <w:left w:w="150" w:type="dxa"/>
+              <w:right w:w="150" w:type="dxa"/>
+            </w:tcMar>
+          </w:tcPr>
+          <w:p>
+            <w:pPr>
+              <w:spacing w:before="0" w:after="0"/>
+              <w:jc w:val="left"/>
+            </w:pPr>
+            <w:r>
+              <w:rPr>
+                <w:rFonts w:ascii="Arial" w:hAnsi="Arial"/>
+                <w:color w:val="334155"/>
+                <w:sz w:val="18"/>
+              </w:rPr>
+              <w:t>Dedicated Standalone Page (AudioQuoteConverterPage.tsx)</w:t>
+            </w:r>
+          </w:p>
+        </w:tc>
+        <w:tc>
+          <w:tcPr>
+            <w:tcW w:type="dxa" w:w="6768"/>
+            <w:shd w:fill="FFFFFF"/>
+            <w:tcMar>
+              <w:top w:w="100" w:type="dxa"/>
+              <w:bottom w:w="100" w:type="dxa"/>
+              <w:left w:w="150" w:type="dxa"/>
+              <w:right w:w="150" w:type="dxa"/>
+            </w:tcMar>
+          </w:tcPr>
+          <w:p>
+            <w:pPr>
+              <w:spacing w:before="0" w:after="0"/>
+              <w:jc w:val="left"/>
+            </w:pPr>
+            <w:r>
+              <w:rPr>
+                <w:rFonts w:ascii="Arial" w:hAnsi="Arial"/>
+                <w:color w:val="334155"/>
+                <w:sz w:val="18"/>
+              </w:rPr>
+              <w:t>Full voice-driven quote creation workstation mounted on /page2 with amber 'Page 2: Audio to Price Converter' badge, currency selector, and reset actions.</w:t>
+            </w:r>
+          </w:p>
+        </w:tc>
+      </w:tr>
+      <w:tr>
+        <w:tc>
+          <w:tcPr>
+            <w:tcW w:type="dxa" w:w="3168"/>
+            <w:shd w:fill="F1F5F9"/>
+            <w:tcMar>
+              <w:top w:w="100" w:type="dxa"/>
+              <w:bottom w:w="100" w:type="dxa"/>
+              <w:left w:w="150" w:type="dxa"/>
+              <w:right w:w="150" w:type="dxa"/>
+            </w:tcMar>
+          </w:tcPr>
+          <w:p>
+            <w:pPr>
+              <w:spacing w:before="0" w:after="0"/>
+              <w:jc w:val="left"/>
+            </w:pPr>
+            <w:r>
+              <w:rPr>
+                <w:rFonts w:ascii="Arial" w:hAnsi="Arial"/>
+                <w:color w:val="334155"/>
+                <w:sz w:val="18"/>
+              </w:rPr>
+              <w:t>3 Audio Input Modalities</w:t>
+            </w:r>
+          </w:p>
+        </w:tc>
+        <w:tc>
+          <w:tcPr>
+            <w:tcW w:type="dxa" w:w="6768"/>
+            <w:shd w:fill="F1F5F9"/>
+            <w:tcMar>
+              <w:top w:w="100" w:type="dxa"/>
+              <w:bottom w:w="100" w:type="dxa"/>
+              <w:left w:w="150" w:type="dxa"/>
+              <w:right w:w="150" w:type="dxa"/>
+            </w:tcMar>
+          </w:tcPr>
+          <w:p>
+            <w:pPr>
+              <w:spacing w:before="0" w:after="0"/>
+              <w:jc w:val="left"/>
+            </w:pPr>
+            <w:r>
+              <w:rPr>
+                <w:rFonts w:ascii="Arial" w:hAnsi="Arial"/>
+                <w:color w:val="334155"/>
+                <w:sz w:val="18"/>
+              </w:rPr>
+              <w:t>1. Live Voice Recording with real-time waveform bars and elapsed timer</w:t>
+              <w:br/>
+              <w:t>2. Audio File Dropzone (.mp3, .wav, .m4a, .ogg)</w:t>
+              <w:br/>
+              <w:t>3. Direct Voice Note / Meeting Transcript Text Box with instant Re-Analyze.</w:t>
+            </w:r>
+          </w:p>
+        </w:tc>
+      </w:tr>
+      <w:tr>
+        <w:tc>
+          <w:tcPr>
+            <w:tcW w:type="dxa" w:w="3168"/>
+            <w:shd w:fill="FFFFFF"/>
+            <w:tcMar>
+              <w:top w:w="100" w:type="dxa"/>
+              <w:bottom w:w="100" w:type="dxa"/>
+              <w:left w:w="150" w:type="dxa"/>
+              <w:right w:w="150" w:type="dxa"/>
+            </w:tcMar>
+          </w:tcPr>
+          <w:p>
+            <w:pPr>
+              <w:spacing w:before="0" w:after="0"/>
+              <w:jc w:val="left"/>
+            </w:pPr>
+            <w:r>
+              <w:rPr>
+                <w:rFonts w:ascii="Arial" w:hAnsi="Arial"/>
+                <w:color w:val="334155"/>
+                <w:sz w:val="18"/>
+              </w:rPr>
+              <w:t>Quick Voice Scenario Chips</w:t>
+            </w:r>
+          </w:p>
+        </w:tc>
+        <w:tc>
+          <w:tcPr>
+            <w:tcW w:type="dxa" w:w="6768"/>
+            <w:shd w:fill="FFFFFF"/>
+            <w:tcMar>
+              <w:top w:w="100" w:type="dxa"/>
+              <w:bottom w:w="100" w:type="dxa"/>
+              <w:left w:w="150" w:type="dxa"/>
+              <w:right w:w="150" w:type="dxa"/>
+            </w:tcMar>
+          </w:tcPr>
+          <w:p>
+            <w:pPr>
+              <w:spacing w:before="0" w:after="0"/>
+              <w:jc w:val="left"/>
+            </w:pPr>
+            <w:r>
+              <w:rPr>
+                <w:rFonts w:ascii="Arial" w:hAnsi="Arial"/>
+                <w:color w:val="334155"/>
+                <w:sz w:val="18"/>
+              </w:rPr>
+              <w:t>1-Click test scenario presets: 'Web Design &amp; Hosting' (₹25k + ₹5k), 'Hardware Supply' (3 Laptops ₹65k, 2 Printers ₹18k, 10% disc), 'UI/UX App Dev' (₹35k + ₹95k, 18% GST).</w:t>
+            </w:r>
+          </w:p>
+        </w:tc>
+      </w:tr>
+      <w:tr>
+        <w:tc>
+          <w:tcPr>
+            <w:tcW w:type="dxa" w:w="3168"/>
+            <w:shd w:fill="F1F5F9"/>
+            <w:tcMar>
+              <w:top w:w="100" w:type="dxa"/>
+              <w:bottom w:w="100" w:type="dxa"/>
+              <w:left w:w="150" w:type="dxa"/>
+              <w:right w:w="150" w:type="dxa"/>
+            </w:tcMar>
+          </w:tcPr>
+          <w:p>
+            <w:pPr>
+              <w:spacing w:before="0" w:after="0"/>
+              <w:jc w:val="left"/>
+            </w:pPr>
+            <w:r>
+              <w:rPr>
+                <w:rFonts w:ascii="Arial" w:hAnsi="Arial"/>
+                <w:color w:val="334155"/>
+                <w:sz w:val="18"/>
+              </w:rPr>
+              <w:t>Smart Speech-to-Quote Parsing Engine</w:t>
+            </w:r>
+          </w:p>
+        </w:tc>
+        <w:tc>
+          <w:tcPr>
+            <w:tcW w:type="dxa" w:w="6768"/>
+            <w:shd w:fill="F1F5F9"/>
+            <w:tcMar>
+              <w:top w:w="100" w:type="dxa"/>
+              <w:bottom w:w="100" w:type="dxa"/>
+              <w:left w:w="150" w:type="dxa"/>
+              <w:right w:w="150" w:type="dxa"/>
+            </w:tcMar>
+          </w:tcPr>
+          <w:p>
+            <w:pPr>
+              <w:spacing w:before="0" w:after="0"/>
+              <w:jc w:val="left"/>
+            </w:pPr>
+            <w:r>
+              <w:rPr>
+                <w:rFonts w:ascii="Arial" w:hAnsi="Arial"/>
+                <w:color w:val="334155"/>
+                <w:sz w:val="18"/>
+              </w:rPr>
+              <w:t>Natural language parsing algorithm converting both numbers ('25000') and spoken words ('twenty five thousand', 'three laptops') into structured line items, quantities, and rates.</w:t>
+            </w:r>
+          </w:p>
+        </w:tc>
+      </w:tr>
+      <w:tr>
+        <w:tc>
+          <w:tcPr>
+            <w:tcW w:type="dxa" w:w="3168"/>
+            <w:shd w:fill="FFFFFF"/>
+            <w:tcMar>
+              <w:top w:w="100" w:type="dxa"/>
+              <w:bottom w:w="100" w:type="dxa"/>
+              <w:left w:w="150" w:type="dxa"/>
+              <w:right w:w="150" w:type="dxa"/>
+            </w:tcMar>
+          </w:tcPr>
+          <w:p>
+            <w:pPr>
+              <w:spacing w:before="0" w:after="0"/>
+              <w:jc w:val="left"/>
+            </w:pPr>
+            <w:r>
+              <w:rPr>
+                <w:rFonts w:ascii="Arial" w:hAnsi="Arial"/>
+                <w:color w:val="334155"/>
+                <w:sz w:val="18"/>
+              </w:rPr>
+              <w:t>Real-time Quotation Table &amp; Editor</w:t>
+            </w:r>
+          </w:p>
+        </w:tc>
+        <w:tc>
+          <w:tcPr>
+            <w:tcW w:type="dxa" w:w="6768"/>
+            <w:shd w:fill="FFFFFF"/>
+            <w:tcMar>
+              <w:top w:w="100" w:type="dxa"/>
+              <w:bottom w:w="100" w:type="dxa"/>
+              <w:left w:w="150" w:type="dxa"/>
+              <w:right w:w="150" w:type="dxa"/>
+            </w:tcMar>
+          </w:tcPr>
+          <w:p>
+            <w:pPr>
+              <w:spacing w:before="0" w:after="0"/>
+              <w:jc w:val="left"/>
+            </w:pPr>
+            <w:r>
+              <w:rPr>
+                <w:rFonts w:ascii="Arial" w:hAnsi="Arial"/>
+                <w:color w:val="334155"/>
+                <w:sz w:val="18"/>
+              </w:rPr>
+              <w:t>Full desktop table and mobile card editor allowing instant manual edits to item descriptions, unit rates, quantities, discounts, and taxes with live totals.</w:t>
+            </w:r>
+          </w:p>
+        </w:tc>
+      </w:tr>
+      <w:tr>
+        <w:tc>
+          <w:tcPr>
+            <w:tcW w:type="dxa" w:w="3168"/>
+            <w:shd w:fill="F1F5F9"/>
+            <w:tcMar>
+              <w:top w:w="100" w:type="dxa"/>
+              <w:bottom w:w="100" w:type="dxa"/>
+              <w:left w:w="150" w:type="dxa"/>
+              <w:right w:w="150" w:type="dxa"/>
+            </w:tcMar>
+          </w:tcPr>
+          <w:p>
+            <w:pPr>
+              <w:spacing w:before="0" w:after="0"/>
+              <w:jc w:val="left"/>
+            </w:pPr>
+            <w:r>
+              <w:rPr>
+                <w:rFonts w:ascii="Arial" w:hAnsi="Arial"/>
+                <w:color w:val="334155"/>
+                <w:sz w:val="18"/>
+              </w:rPr>
+              <w:t>1-Click Invoice Conversion &amp; Print Export</w:t>
+            </w:r>
+          </w:p>
+        </w:tc>
+        <w:tc>
+          <w:tcPr>
+            <w:tcW w:type="dxa" w:w="6768"/>
+            <w:shd w:fill="F1F5F9"/>
+            <w:tcMar>
+              <w:top w:w="100" w:type="dxa"/>
+              <w:bottom w:w="100" w:type="dxa"/>
+              <w:left w:w="150" w:type="dxa"/>
+              <w:right w:w="150" w:type="dxa"/>
+            </w:tcMar>
+          </w:tcPr>
+          <w:p>
+            <w:pPr>
+              <w:spacing w:before="0" w:after="0"/>
+              <w:jc w:val="left"/>
+            </w:pPr>
+            <w:r>
+              <w:rPr>
+                <w:rFonts w:ascii="Arial" w:hAnsi="Arial"/>
+                <w:color w:val="334155"/>
+                <w:sz w:val="18"/>
+              </w:rPr>
+              <w:t>Interactive Preview Modal, browser print/PDF export, and 1-Click Convert to Invoice mapping voice quote data directly into /create-invoice draft.</w:t>
+            </w:r>
+          </w:p>
+        </w:tc>
+      </w:tr>
+      <w:tr>
+        <w:tc>
+          <w:tcPr>
+            <w:tcW w:type="dxa" w:w="3168"/>
+            <w:shd w:fill="FFFFFF"/>
+            <w:tcMar>
+              <w:top w:w="100" w:type="dxa"/>
+              <w:bottom w:w="100" w:type="dxa"/>
+              <w:left w:w="150" w:type="dxa"/>
+              <w:right w:w="150" w:type="dxa"/>
+            </w:tcMar>
+          </w:tcPr>
+          <w:p>
+            <w:pPr>
+              <w:spacing w:before="0" w:after="0"/>
+              <w:jc w:val="left"/>
+            </w:pPr>
+            <w:r>
+              <w:rPr>
+                <w:rFonts w:ascii="Arial" w:hAnsi="Arial"/>
+                <w:color w:val="334155"/>
+                <w:sz w:val="18"/>
+              </w:rPr>
+              <w:t>Dual URL Routing Architecture</w:t>
+            </w:r>
+          </w:p>
+        </w:tc>
+        <w:tc>
+          <w:tcPr>
+            <w:tcW w:type="dxa" w:w="6768"/>
+            <w:shd w:fill="FFFFFF"/>
+            <w:tcMar>
+              <w:top w:w="100" w:type="dxa"/>
+              <w:bottom w:w="100" w:type="dxa"/>
+              <w:left w:w="150" w:type="dxa"/>
+              <w:right w:w="150" w:type="dxa"/>
+            </w:tcMar>
+          </w:tcPr>
+          <w:p>
+            <w:pPr>
+              <w:spacing w:before="0" w:after="0"/>
+              <w:jc w:val="left"/>
+            </w:pPr>
+            <w:r>
+              <w:rPr>
+                <w:rFonts w:ascii="Arial" w:hAnsi="Arial"/>
+                <w:color w:val="334155"/>
+                <w:sz w:val="18"/>
+              </w:rPr>
+              <w:t>Custom vercel.json SPA rewrites and automatic path-to-hash redirect so direct hits to test.ilovequote.com/page2 and test.ilovequote.com/#/page2 work seamlessly.</w:t>
+            </w:r>
+          </w:p>
+        </w:tc>
+      </w:tr>
+    </w:tbl>
+    <w:p>
+      <w:pPr>
+        <w:spacing w:after="200"/>
+      </w:pPr>
+    </w:p>
+    <w:p>
+      <w:pPr>
+        <w:spacing w:before="320" w:after="80"/>
+      </w:pPr>
+      <w:r>
+        <w:rPr>
+          <w:rFonts w:ascii="Arial" w:hAnsi="Arial"/>
+          <w:b/>
+          <w:color w:val="1E293B"/>
+          <w:sz w:val="28"/>
+        </w:rPr>
+        <w:t>6. Technical Resources &amp; Engine: How Voice Converts to Quotes &amp; Invoices</w:t>
+      </w:r>
+    </w:p>
+    <w:p>
+      <w:pPr>
+        <w:spacing w:before="0" w:after="100"/>
+      </w:pPr>
+      <w:r>
+        <w:rPr>
+          <w:rFonts w:ascii="Arial" w:hAnsi="Arial"/>
+          <w:color w:val="334155"/>
+          <w:sz w:val="19"/>
+        </w:rPr>
+        <w:t>This section details the exact technical resources, browser APIs, speech recognition pipelines, Natural Language Processing (NLP) parsing logic, and schema conversion models that turn spoken voice dictation into valid business price quotes and legal tax invoices.</w:t>
+      </w:r>
+    </w:p>
+    <w:tbl>
+      <w:tblPr>
+        <w:tblW w:type="auto" w:w="0"/>
+        <w:jc w:val="center"/>
+        <w:tblLook w:firstColumn="1" w:firstRow="1" w:lastColumn="0" w:lastRow="0" w:noHBand="0" w:noVBand="1" w:val="04A0"/>
+      </w:tblPr>
+      <w:tblGrid>
+        <w:gridCol w:w="9936"/>
+      </w:tblGrid>
+      <w:tr>
+        <w:tc>
+          <w:tcPr>
+            <w:tcW w:type="dxa" w:w="9936"/>
+            <w:shd w:fill="EEF2FF"/>
+            <w:tcMar>
+              <w:top w:w="140" w:type="dxa"/>
+              <w:bottom w:w="140" w:type="dxa"/>
+              <w:left w:w="200" w:type="dxa"/>
+              <w:right w:w="200" w:type="dxa"/>
+            </w:tcMar>
+            <w:tcBorders>
+              <w:left w:val="single" w:sz="36" w:space="0" w:color="4F46E5"/>
+              <w:top w:val="none"/>
+              <w:right w:val="none"/>
+              <w:bottom w:val="none"/>
+            </w:tcBorders>
+          </w:tcPr>
+          <w:p>
+            <w:pPr>
+              <w:spacing w:before="40" w:after="40"/>
+            </w:pPr>
+            <w:r>
+              <w:rPr>
+                <w:rFonts w:ascii="Arial" w:hAnsi="Arial"/>
+                <w:b/>
+                <w:color w:val="1E293B"/>
+                <w:sz w:val="20"/>
+              </w:rPr>
+              <w:t xml:space="preserve">Voice-to-Document Pipeline Overview: </w:t>
+            </w:r>
+            <w:r>
+              <w:rPr>
+                <w:rFonts w:ascii="Arial" w:hAnsi="Arial"/>
+                <w:color w:val="475569"/>
+                <w:sz w:val="19"/>
+              </w:rPr>
+              <w:t>Spoken Audio / File Upload ➔ Audio Stream &amp; Waveform Processing ➔ Speech Recognition (ASR) ➔ Spoken Number &amp; Entity NLP Parser ➔ Structured JSON Quotation ➔ Financial Math Engine ➔ 1-Click Tax Invoice Auto-Mapper.</w:t>
+            </w:r>
+          </w:p>
+        </w:tc>
+      </w:tr>
+    </w:tbl>
+    <w:p>
+      <w:pPr>
+        <w:spacing w:after="80"/>
+      </w:pPr>
+    </w:p>
+    <w:p>
+      <w:pPr>
+        <w:spacing w:before="240" w:after="60"/>
+      </w:pPr>
+      <w:r>
+        <w:rPr>
+          <w:rFonts w:ascii="Arial" w:hAnsi="Arial"/>
+          <w:b/>
+          <w:color w:val="4F46E5"/>
+          <w:sz w:val="23"/>
+        </w:rPr>
+        <w:t>6.1. The 5-Stage Voice-to-Quote &amp; Invoice Architecture</w:t>
+      </w:r>
+    </w:p>
+    <w:tbl>
+      <w:tblPr>
+        <w:tblW w:type="auto" w:w="0"/>
+        <w:jc w:val="center"/>
+        <w:tblLook w:firstColumn="1" w:firstRow="1" w:lastColumn="0" w:lastRow="0" w:noHBand="0" w:noVBand="1" w:val="04A0"/>
+      </w:tblPr>
+      <w:tblGrid>
+        <w:gridCol w:w="3312"/>
+        <w:gridCol w:w="3312"/>
+        <w:gridCol w:w="3312"/>
+      </w:tblGrid>
+      <w:tr>
+        <w:tc>
+          <w:tcPr>
+            <w:tcW w:type="dxa" w:w="2592"/>
+            <w:shd w:fill="1E293B"/>
+            <w:tcMar>
+              <w:top w:w="120" w:type="dxa"/>
+              <w:bottom w:w="120" w:type="dxa"/>
+              <w:left w:w="150" w:type="dxa"/>
+              <w:right w:w="150" w:type="dxa"/>
+            </w:tcMar>
+          </w:tcPr>
+          <w:p>
+            <w:pPr>
+              <w:spacing w:before="0" w:after="0"/>
+              <w:jc w:val="left"/>
+            </w:pPr>
+            <w:r>
+              <w:rPr>
+                <w:rFonts w:ascii="Arial" w:hAnsi="Arial"/>
+                <w:b/>
+                <w:color w:val="FFFFFF"/>
+                <w:sz w:val="19"/>
+              </w:rPr>
+              <w:t>Pipeline Stage</w:t>
+            </w:r>
+          </w:p>
+        </w:tc>
+        <w:tc>
+          <w:tcPr>
+            <w:tcW w:type="dxa" w:w="3312"/>
+            <w:shd w:fill="1E293B"/>
+            <w:tcMar>
+              <w:top w:w="120" w:type="dxa"/>
+              <w:bottom w:w="120" w:type="dxa"/>
+              <w:left w:w="150" w:type="dxa"/>
+              <w:right w:w="150" w:type="dxa"/>
+            </w:tcMar>
+          </w:tcPr>
+          <w:p>
+            <w:pPr>
+              <w:spacing w:before="0" w:after="0"/>
+              <w:jc w:val="left"/>
+            </w:pPr>
+            <w:r>
+              <w:rPr>
+                <w:rFonts w:ascii="Arial" w:hAnsi="Arial"/>
+                <w:b/>
+                <w:color w:val="FFFFFF"/>
+                <w:sz w:val="19"/>
+              </w:rPr>
+              <w:t>Core Technologies / Resources</w:t>
+            </w:r>
+          </w:p>
+        </w:tc>
+        <w:tc>
+          <w:tcPr>
+            <w:tcW w:type="dxa" w:w="4032"/>
+            <w:shd w:fill="1E293B"/>
+            <w:tcMar>
+              <w:top w:w="120" w:type="dxa"/>
+              <w:bottom w:w="120" w:type="dxa"/>
+              <w:left w:w="150" w:type="dxa"/>
+              <w:right w:w="150" w:type="dxa"/>
+            </w:tcMar>
+          </w:tcPr>
+          <w:p>
+            <w:pPr>
+              <w:spacing w:before="0" w:after="0"/>
+              <w:jc w:val="left"/>
+            </w:pPr>
+            <w:r>
+              <w:rPr>
+                <w:rFonts w:ascii="Arial" w:hAnsi="Arial"/>
+                <w:b/>
+                <w:color w:val="FFFFFF"/>
+                <w:sz w:val="19"/>
+              </w:rPr>
+              <w:t>Technical Function &amp; Role</w:t>
+            </w:r>
+          </w:p>
+        </w:tc>
+      </w:tr>
+      <w:tr>
+        <w:tc>
+          <w:tcPr>
+            <w:tcW w:type="dxa" w:w="2592"/>
+            <w:shd w:fill="FFFFFF"/>
+            <w:tcMar>
+              <w:top w:w="100" w:type="dxa"/>
+              <w:bottom w:w="100" w:type="dxa"/>
+              <w:left w:w="150" w:type="dxa"/>
+              <w:right w:w="150" w:type="dxa"/>
+            </w:tcMar>
+          </w:tcPr>
+          <w:p>
+            <w:pPr>
+              <w:spacing w:before="0" w:after="0"/>
+              <w:jc w:val="left"/>
+            </w:pPr>
+            <w:r>
+              <w:rPr>
+                <w:rFonts w:ascii="Arial" w:hAnsi="Arial"/>
+                <w:color w:val="334155"/>
+                <w:sz w:val="18"/>
+              </w:rPr>
+              <w:t>Stage 1: Audio Capture &amp; Signal Monitoring</w:t>
+            </w:r>
+          </w:p>
+        </w:tc>
+        <w:tc>
+          <w:tcPr>
+            <w:tcW w:type="dxa" w:w="3312"/>
+            <w:shd w:fill="FFFFFF"/>
+            <w:tcMar>
+              <w:top w:w="100" w:type="dxa"/>
+              <w:bottom w:w="100" w:type="dxa"/>
+              <w:left w:w="150" w:type="dxa"/>
+              <w:right w:w="150" w:type="dxa"/>
+            </w:tcMar>
+          </w:tcPr>
+          <w:p>
+            <w:pPr>
+              <w:spacing w:before="0" w:after="0"/>
+              <w:jc w:val="left"/>
+            </w:pPr>
+            <w:r>
+              <w:rPr>
+                <w:rFonts w:ascii="Arial" w:hAnsi="Arial"/>
+                <w:color w:val="334155"/>
+                <w:sz w:val="18"/>
+              </w:rPr>
+              <w:t>Web Speech API (SpeechRecognition)</w:t>
+              <w:br/>
+              <w:t>HTML5 MediaStream</w:t>
+              <w:br/>
+              <w:t>Web Audio API (AudioContext, AnalyserNode)</w:t>
+            </w:r>
+          </w:p>
+        </w:tc>
+        <w:tc>
+          <w:tcPr>
+            <w:tcW w:type="dxa" w:w="4032"/>
+            <w:shd w:fill="FFFFFF"/>
+            <w:tcMar>
+              <w:top w:w="100" w:type="dxa"/>
+              <w:bottom w:w="100" w:type="dxa"/>
+              <w:left w:w="150" w:type="dxa"/>
+              <w:right w:w="150" w:type="dxa"/>
+            </w:tcMar>
+          </w:tcPr>
+          <w:p>
+            <w:pPr>
+              <w:spacing w:before="0" w:after="0"/>
+              <w:jc w:val="left"/>
+            </w:pPr>
+            <w:r>
+              <w:rPr>
+                <w:rFonts w:ascii="Arial" w:hAnsi="Arial"/>
+                <w:color w:val="334155"/>
+                <w:sz w:val="18"/>
+              </w:rPr>
+              <w:t>Captures real-time microphone stream. Renders dynamic sound waveform bars (visual feedback) and tracks elapsed recording duration with automatic silence timeouts.</w:t>
+            </w:r>
+          </w:p>
+        </w:tc>
+      </w:tr>
+      <w:tr>
+        <w:tc>
+          <w:tcPr>
+            <w:tcW w:type="dxa" w:w="2592"/>
+            <w:shd w:fill="F1F5F9"/>
+            <w:tcMar>
+              <w:top w:w="100" w:type="dxa"/>
+              <w:bottom w:w="100" w:type="dxa"/>
+              <w:left w:w="150" w:type="dxa"/>
+              <w:right w:w="150" w:type="dxa"/>
+            </w:tcMar>
+          </w:tcPr>
+          <w:p>
+            <w:pPr>
+              <w:spacing w:before="0" w:after="0"/>
+              <w:jc w:val="left"/>
+            </w:pPr>
+            <w:r>
+              <w:rPr>
+                <w:rFonts w:ascii="Arial" w:hAnsi="Arial"/>
+                <w:color w:val="334155"/>
+                <w:sz w:val="18"/>
+              </w:rPr>
+              <w:t>Stage 2: Automatic Speech Recognition (ASR)</w:t>
+            </w:r>
+          </w:p>
+        </w:tc>
+        <w:tc>
+          <w:tcPr>
+            <w:tcW w:type="dxa" w:w="3312"/>
+            <w:shd w:fill="F1F5F9"/>
+            <w:tcMar>
+              <w:top w:w="100" w:type="dxa"/>
+              <w:bottom w:w="100" w:type="dxa"/>
+              <w:left w:w="150" w:type="dxa"/>
+              <w:right w:w="150" w:type="dxa"/>
+            </w:tcMar>
+          </w:tcPr>
+          <w:p>
+            <w:pPr>
+              <w:spacing w:before="0" w:after="0"/>
+              <w:jc w:val="left"/>
+            </w:pPr>
+            <w:r>
+              <w:rPr>
+                <w:rFonts w:ascii="Arial" w:hAnsi="Arial"/>
+                <w:color w:val="334155"/>
+                <w:sz w:val="18"/>
+              </w:rPr>
+              <w:t>Browser SpeechRecognition Engine</w:t>
+              <w:br/>
+              <w:t>Optional Cloud ASR (Whisper, Google STT)</w:t>
+              <w:br/>
+              <w:t>FileReader API for recorded audio</w:t>
+            </w:r>
+          </w:p>
+        </w:tc>
+        <w:tc>
+          <w:tcPr>
+            <w:tcW w:type="dxa" w:w="4032"/>
+            <w:shd w:fill="F1F5F9"/>
+            <w:tcMar>
+              <w:top w:w="100" w:type="dxa"/>
+              <w:bottom w:w="100" w:type="dxa"/>
+              <w:left w:w="150" w:type="dxa"/>
+              <w:right w:w="150" w:type="dxa"/>
+            </w:tcMar>
+          </w:tcPr>
+          <w:p>
+            <w:pPr>
+              <w:spacing w:before="0" w:after="0"/>
+              <w:jc w:val="left"/>
+            </w:pPr>
+            <w:r>
+              <w:rPr>
+                <w:rFonts w:ascii="Arial" w:hAnsi="Arial"/>
+                <w:color w:val="334155"/>
+                <w:sz w:val="18"/>
+              </w:rPr>
+              <w:t>Streams audio chunks and performs continuous speech-to-text decoding. Emits live interim and final transcripts into an editable text buffer.</w:t>
+            </w:r>
+          </w:p>
+        </w:tc>
+      </w:tr>
+      <w:tr>
+        <w:tc>
+          <w:tcPr>
+            <w:tcW w:type="dxa" w:w="2592"/>
+            <w:shd w:fill="FFFFFF"/>
+            <w:tcMar>
+              <w:top w:w="100" w:type="dxa"/>
+              <w:bottom w:w="100" w:type="dxa"/>
+              <w:left w:w="150" w:type="dxa"/>
+              <w:right w:w="150" w:type="dxa"/>
+            </w:tcMar>
+          </w:tcPr>
+          <w:p>
+            <w:pPr>
+              <w:spacing w:before="0" w:after="0"/>
+              <w:jc w:val="left"/>
+            </w:pPr>
+            <w:r>
+              <w:rPr>
+                <w:rFonts w:ascii="Arial" w:hAnsi="Arial"/>
+                <w:color w:val="334155"/>
+                <w:sz w:val="18"/>
+              </w:rPr>
+              <w:t>Stage 3: NLP &amp; Spoken Entity Parser</w:t>
+            </w:r>
+          </w:p>
+        </w:tc>
+        <w:tc>
+          <w:tcPr>
+            <w:tcW w:type="dxa" w:w="3312"/>
+            <w:shd w:fill="FFFFFF"/>
+            <w:tcMar>
+              <w:top w:w="100" w:type="dxa"/>
+              <w:bottom w:w="100" w:type="dxa"/>
+              <w:left w:w="150" w:type="dxa"/>
+              <w:right w:w="150" w:type="dxa"/>
+            </w:tcMar>
+          </w:tcPr>
+          <w:p>
+            <w:pPr>
+              <w:spacing w:before="0" w:after="0"/>
+              <w:jc w:val="left"/>
+            </w:pPr>
+            <w:r>
+              <w:rPr>
+                <w:rFonts w:ascii="Arial" w:hAnsi="Arial"/>
+                <w:color w:val="334155"/>
+                <w:sz w:val="18"/>
+              </w:rPr>
+              <w:t>Intelligent RegEx Lexer</w:t>
+              <w:br/>
+              <w:t>NUMBER_WORDS English tokenizer</w:t>
+              <w:br/>
+              <w:t>Entity &amp; financial boundary detector</w:t>
+            </w:r>
+          </w:p>
+        </w:tc>
+        <w:tc>
+          <w:tcPr>
+            <w:tcW w:type="dxa" w:w="4032"/>
+            <w:shd w:fill="FFFFFF"/>
+            <w:tcMar>
+              <w:top w:w="100" w:type="dxa"/>
+              <w:bottom w:w="100" w:type="dxa"/>
+              <w:left w:w="150" w:type="dxa"/>
+              <w:right w:w="150" w:type="dxa"/>
+            </w:tcMar>
+          </w:tcPr>
+          <w:p>
+            <w:pPr>
+              <w:spacing w:before="0" w:after="0"/>
+              <w:jc w:val="left"/>
+            </w:pPr>
+            <w:r>
+              <w:rPr>
+                <w:rFonts w:ascii="Arial" w:hAnsi="Arial"/>
+                <w:color w:val="334155"/>
+                <w:sz w:val="18"/>
+              </w:rPr>
+              <w:t>Converts spoken English numbers ('twenty five thousand' ➔ 25000), isolates client names ('ABC Technologies'), extracts item descriptions, quantities, discount %, and tax %.</w:t>
+            </w:r>
+          </w:p>
+        </w:tc>
+      </w:tr>
+      <w:tr>
+        <w:tc>
+          <w:tcPr>
+            <w:tcW w:type="dxa" w:w="2592"/>
+            <w:shd w:fill="F1F5F9"/>
+            <w:tcMar>
+              <w:top w:w="100" w:type="dxa"/>
+              <w:bottom w:w="100" w:type="dxa"/>
+              <w:left w:w="150" w:type="dxa"/>
+              <w:right w:w="150" w:type="dxa"/>
+            </w:tcMar>
+          </w:tcPr>
+          <w:p>
+            <w:pPr>
+              <w:spacing w:before="0" w:after="0"/>
+              <w:jc w:val="left"/>
+            </w:pPr>
+            <w:r>
+              <w:rPr>
+                <w:rFonts w:ascii="Arial" w:hAnsi="Arial"/>
+                <w:color w:val="334155"/>
+                <w:sz w:val="18"/>
+              </w:rPr>
+              <w:t>Stage 4: Structured Quote Modeling &amp; Math</w:t>
+            </w:r>
+          </w:p>
+        </w:tc>
+        <w:tc>
+          <w:tcPr>
+            <w:tcW w:type="dxa" w:w="3312"/>
+            <w:shd w:fill="F1F5F9"/>
+            <w:tcMar>
+              <w:top w:w="100" w:type="dxa"/>
+              <w:bottom w:w="100" w:type="dxa"/>
+              <w:left w:w="150" w:type="dxa"/>
+              <w:right w:w="150" w:type="dxa"/>
+            </w:tcMar>
+          </w:tcPr>
+          <w:p>
+            <w:pPr>
+              <w:spacing w:before="0" w:after="0"/>
+              <w:jc w:val="left"/>
+            </w:pPr>
+            <w:r>
+              <w:rPr>
+                <w:rFonts w:ascii="Arial" w:hAnsi="Arial"/>
+                <w:color w:val="334155"/>
+                <w:sz w:val="18"/>
+              </w:rPr>
+              <w:t>StructuredQuote TypeScript Schema</w:t>
+              <w:br/>
+              <w:t>calculateStructuredQuotePricing()</w:t>
+              <w:br/>
+              <w:t>Multi-Currency Formatter</w:t>
+            </w:r>
+          </w:p>
+        </w:tc>
+        <w:tc>
+          <w:tcPr>
+            <w:tcW w:type="dxa" w:w="4032"/>
+            <w:shd w:fill="F1F5F9"/>
+            <w:tcMar>
+              <w:top w:w="100" w:type="dxa"/>
+              <w:bottom w:w="100" w:type="dxa"/>
+              <w:left w:w="150" w:type="dxa"/>
+              <w:right w:w="150" w:type="dxa"/>
+            </w:tcMar>
+          </w:tcPr>
+          <w:p>
+            <w:pPr>
+              <w:spacing w:before="0" w:after="0"/>
+              <w:jc w:val="left"/>
+            </w:pPr>
+            <w:r>
+              <w:rPr>
+                <w:rFonts w:ascii="Arial" w:hAnsi="Arial"/>
+                <w:color w:val="334155"/>
+                <w:sz w:val="18"/>
+              </w:rPr>
+              <w:t>Instantiates typed quotation document. Dynamically calculates line totals, subtotal, discount deductions, GST (CGST/SGST/IGST), and validity expiration dates.</w:t>
+            </w:r>
+          </w:p>
+        </w:tc>
+      </w:tr>
+      <w:tr>
+        <w:tc>
+          <w:tcPr>
+            <w:tcW w:type="dxa" w:w="2592"/>
+            <w:shd w:fill="FFFFFF"/>
+            <w:tcMar>
+              <w:top w:w="100" w:type="dxa"/>
+              <w:bottom w:w="100" w:type="dxa"/>
+              <w:left w:w="150" w:type="dxa"/>
+              <w:right w:w="150" w:type="dxa"/>
+            </w:tcMar>
+          </w:tcPr>
+          <w:p>
+            <w:pPr>
+              <w:spacing w:before="0" w:after="0"/>
+              <w:jc w:val="left"/>
+            </w:pPr>
+            <w:r>
+              <w:rPr>
+                <w:rFonts w:ascii="Arial" w:hAnsi="Arial"/>
+                <w:color w:val="334155"/>
+                <w:sz w:val="18"/>
+              </w:rPr>
+              <w:t>Stage 5: 1-Click Invoice Transformation</w:t>
+            </w:r>
+          </w:p>
+        </w:tc>
+        <w:tc>
+          <w:tcPr>
+            <w:tcW w:type="dxa" w:w="3312"/>
+            <w:shd w:fill="FFFFFF"/>
+            <w:tcMar>
+              <w:top w:w="100" w:type="dxa"/>
+              <w:bottom w:w="100" w:type="dxa"/>
+              <w:left w:w="150" w:type="dxa"/>
+              <w:right w:w="150" w:type="dxa"/>
+            </w:tcMar>
+          </w:tcPr>
+          <w:p>
+            <w:pPr>
+              <w:spacing w:before="0" w:after="0"/>
+              <w:jc w:val="left"/>
+            </w:pPr>
+            <w:r>
+              <w:rPr>
+                <w:rFonts w:ascii="Arial" w:hAnsi="Arial"/>
+                <w:color w:val="334155"/>
+                <w:sz w:val="18"/>
+              </w:rPr>
+              <w:t>convertQuoteToInvoiceDraft()</w:t>
+              <w:br/>
+              <w:t>localStorage persistence pipeline</w:t>
+              <w:br/>
+              <w:t>Backend POST /api/quotes/:id/convert-to-invoice</w:t>
+            </w:r>
+          </w:p>
+        </w:tc>
+        <w:tc>
+          <w:tcPr>
+            <w:tcW w:type="dxa" w:w="4032"/>
+            <w:shd w:fill="FFFFFF"/>
+            <w:tcMar>
+              <w:top w:w="100" w:type="dxa"/>
+              <w:bottom w:w="100" w:type="dxa"/>
+              <w:left w:w="150" w:type="dxa"/>
+              <w:right w:w="150" w:type="dxa"/>
+            </w:tcMar>
+          </w:tcPr>
+          <w:p>
+            <w:pPr>
+              <w:spacing w:before="0" w:after="0"/>
+              <w:jc w:val="left"/>
+            </w:pPr>
+            <w:r>
+              <w:rPr>
+                <w:rFonts w:ascii="Arial" w:hAnsi="Arial"/>
+                <w:color w:val="334155"/>
+                <w:sz w:val="18"/>
+              </w:rPr>
+              <w:t>Maps quote client details, items, quantities, and taxes directly into Tax Invoice draft format, ready for GST e-invoicing and PDF download.</w:t>
+            </w:r>
+          </w:p>
+        </w:tc>
+      </w:tr>
+    </w:tbl>
+    <w:p>
+      <w:pPr>
+        <w:spacing w:after="200"/>
+      </w:pPr>
+    </w:p>
+    <w:p>
+      <w:pPr>
+        <w:spacing w:before="240" w:after="60"/>
+      </w:pPr>
+      <w:r>
+        <w:rPr>
+          <w:rFonts w:ascii="Arial" w:hAnsi="Arial"/>
+          <w:b/>
+          <w:color w:val="4F46E5"/>
+          <w:sz w:val="23"/>
+        </w:rPr>
+        <w:t>6.2. Detailed Breakdown of Spoken Number &amp; Word Translation</w:t>
+      </w:r>
+    </w:p>
+    <w:p>
+      <w:pPr>
+        <w:spacing w:before="0" w:after="100"/>
+      </w:pPr>
+      <w:r>
+        <w:rPr>
+          <w:rFonts w:ascii="Arial" w:hAnsi="Arial"/>
+          <w:color w:val="334155"/>
+          <w:sz w:val="19"/>
+        </w:rPr>
+        <w:t>In voice dictation, users frequently say rates in words rather than digits (e.g. 'twenty five thousand rupees' instead of '25000', or 'three laptops' instead of '3'). The system implements a robust spoken number parsing algorithm:</w:t>
+        <w:br/>
+        <w:br/>
+        <w:t>1. Tokenization &amp; Normalization: The raw transcript is cleaned of non-alphanumeric punctuation and split into lowercase tokens.</w:t>
+        <w:br/>
+        <w:t>2. Spoken Vocabulary Mapping: A dictionary maps basic units (zero through nineteen), tens (twenty through ninety), and multipliers (hundred, thousand, lakh, lac, million, crore).</w:t>
+        <w:br/>
+        <w:t>3. Compound Value Accumulation: A sliding accumulator computes multi-word numbers:</w:t>
+        <w:br/>
+        <w:t xml:space="preserve">    • 'twenty' (20) + 'five' (5) = 25</w:t>
+        <w:br/>
+        <w:t xml:space="preserve">    • 25 * 'thousand' (1000) = 25,000</w:t>
+        <w:br/>
+        <w:t xml:space="preserve">    • Result: ₹25,000 unit rate cleanly extracted into the database without requiring user correction.</w:t>
+      </w:r>
+    </w:p>
+    <w:p>
+      <w:pPr>
+        <w:spacing w:before="240" w:after="60"/>
+      </w:pPr>
+      <w:r>
+        <w:rPr>
+          <w:rFonts w:ascii="Arial" w:hAnsi="Arial"/>
+          <w:b/>
+          <w:color w:val="4F46E5"/>
+          <w:sz w:val="23"/>
+        </w:rPr>
+        <w:t>6.3. Entity Boundary Detection for Items, Quantities, and Rates</w:t>
+      </w:r>
+    </w:p>
+    <w:p>
+      <w:pPr>
+        <w:spacing w:before="0" w:after="100"/>
+      </w:pPr>
+      <w:r>
+        <w:rPr>
+          <w:rFonts w:ascii="Arial" w:hAnsi="Arial"/>
+          <w:color w:val="334155"/>
+          <w:sz w:val="19"/>
+        </w:rPr>
+        <w:t>Business quotes contain multiple items in a single sentence. The parser detects natural language boundaries:</w:t>
+        <w:br/>
+        <w:br/>
+        <w:t>• Client Name Extraction: Scans for phrases like 'Create a quote for [Client]', 'Quote for [Company]', or 'Client [Name]'.</w:t>
+        <w:br/>
+        <w:t>• Line Item Segmentation: Splits text on conjunctions ('and', 'also', 'plus', commas, periods) and isolates distinct item clauses.</w:t>
+        <w:br/>
+        <w:t>• Quantity Pairing: Matches words like 'quantity [N]', '[N] pieces', '[N] units', or numbers immediately preceding nouns (e.g. '3 laptops' ➔ quantity = 3, item = 'laptops').</w:t>
+        <w:br/>
+        <w:t>• Rate Association: Matches numbers followed by currency terms ('rupees', 'dollars', 'inr', 'rs') or prepositions ('at [Rate]', 'for [Rate] each').</w:t>
+        <w:br/>
+        <w:t>• Validity &amp; Terms: Extracts 'valid for [N] days' and dynamically computes the validUntil ISO date from today's system clock.</w:t>
+      </w:r>
+    </w:p>
+    <w:p>
+      <w:pPr>
+        <w:spacing w:before="240" w:after="60"/>
+      </w:pPr>
+      <w:r>
+        <w:rPr>
+          <w:rFonts w:ascii="Arial" w:hAnsi="Arial"/>
+          <w:b/>
+          <w:color w:val="4F46E5"/>
+          <w:sz w:val="23"/>
+        </w:rPr>
+        <w:t>6.4. Quote to Invoice Transformation Specification</w:t>
+      </w:r>
+    </w:p>
+    <w:p>
+      <w:pPr>
+        <w:spacing w:before="0" w:after="100"/>
+      </w:pPr>
+      <w:r>
+        <w:rPr>
+          <w:rFonts w:ascii="Arial" w:hAnsi="Arial"/>
+          <w:color w:val="334155"/>
+          <w:sz w:val="19"/>
+        </w:rPr>
+        <w:t>Once the quote is generated from audio, the user can click 'Convert to Invoice' with 1 click. The conversion engine performs a seamless schema mapping:</w:t>
+      </w:r>
+    </w:p>
+    <w:tbl>
+      <w:tblPr>
+        <w:tblW w:type="auto" w:w="0"/>
+        <w:jc w:val="center"/>
+        <w:tblLook w:firstColumn="1" w:firstRow="1" w:lastColumn="0" w:lastRow="0" w:noHBand="0" w:noVBand="1" w:val="04A0"/>
+      </w:tblPr>
+      <w:tblGrid>
+        <w:gridCol w:w="3312"/>
+        <w:gridCol w:w="3312"/>
+        <w:gridCol w:w="3312"/>
+      </w:tblGrid>
+      <w:tr>
+        <w:tc>
+          <w:tcPr>
+            <w:tcW w:type="dxa" w:w="3600"/>
+            <w:shd w:fill="0F766E"/>
+            <w:tcMar>
+              <w:top w:w="120" w:type="dxa"/>
+              <w:bottom w:w="120" w:type="dxa"/>
+              <w:left w:w="150" w:type="dxa"/>
+              <w:right w:w="150" w:type="dxa"/>
+            </w:tcMar>
+          </w:tcPr>
+          <w:p>
+            <w:pPr>
+              <w:spacing w:before="0" w:after="0"/>
+              <w:jc w:val="left"/>
+            </w:pPr>
+            <w:r>
+              <w:rPr>
+                <w:rFonts w:ascii="Arial" w:hAnsi="Arial"/>
+                <w:b/>
+                <w:color w:val="FFFFFF"/>
+                <w:sz w:val="19"/>
+              </w:rPr>
+              <w:t>Data Field</w:t>
+            </w:r>
+          </w:p>
+        </w:tc>
+        <w:tc>
+          <w:tcPr>
+            <w:tcW w:type="dxa" w:w="3168"/>
+            <w:shd w:fill="0F766E"/>
+            <w:tcMar>
+              <w:top w:w="120" w:type="dxa"/>
+              <w:bottom w:w="120" w:type="dxa"/>
+              <w:left w:w="150" w:type="dxa"/>
+              <w:right w:w="150" w:type="dxa"/>
+            </w:tcMar>
+          </w:tcPr>
+          <w:p>
+            <w:pPr>
+              <w:spacing w:before="0" w:after="0"/>
+              <w:jc w:val="left"/>
+            </w:pPr>
+            <w:r>
+              <w:rPr>
+                <w:rFonts w:ascii="Arial" w:hAnsi="Arial"/>
+                <w:b/>
+                <w:color w:val="FFFFFF"/>
+                <w:sz w:val="19"/>
+              </w:rPr>
+              <w:t>Source (Voice Quote)</w:t>
+            </w:r>
+          </w:p>
+        </w:tc>
+        <w:tc>
+          <w:tcPr>
+            <w:tcW w:type="dxa" w:w="3168"/>
+            <w:shd w:fill="0F766E"/>
+            <w:tcMar>
+              <w:top w:w="120" w:type="dxa"/>
+              <w:bottom w:w="120" w:type="dxa"/>
+              <w:left w:w="150" w:type="dxa"/>
+              <w:right w:w="150" w:type="dxa"/>
+            </w:tcMar>
+          </w:tcPr>
+          <w:p>
+            <w:pPr>
+              <w:spacing w:before="0" w:after="0"/>
+              <w:jc w:val="left"/>
+            </w:pPr>
+            <w:r>
+              <w:rPr>
+                <w:rFonts w:ascii="Arial" w:hAnsi="Arial"/>
+                <w:b/>
+                <w:color w:val="FFFFFF"/>
+                <w:sz w:val="19"/>
+              </w:rPr>
+              <w:t>Target (Tax Invoice)</w:t>
+            </w:r>
+          </w:p>
+        </w:tc>
+      </w:tr>
+      <w:tr>
+        <w:tc>
+          <w:tcPr>
+            <w:tcW w:type="dxa" w:w="3600"/>
+            <w:shd w:fill="FFFFFF"/>
+            <w:tcMar>
+              <w:top w:w="100" w:type="dxa"/>
+              <w:bottom w:w="100" w:type="dxa"/>
+              <w:left w:w="150" w:type="dxa"/>
+              <w:right w:w="150" w:type="dxa"/>
+            </w:tcMar>
+          </w:tcPr>
+          <w:p>
+            <w:pPr>
+              <w:spacing w:before="0" w:after="0"/>
+              <w:jc w:val="left"/>
+            </w:pPr>
+            <w:r>
+              <w:rPr>
+                <w:rFonts w:ascii="Arial" w:hAnsi="Arial"/>
+                <w:color w:val="334155"/>
+                <w:sz w:val="18"/>
+              </w:rPr>
+              <w:t>Client Name &amp; Information</w:t>
+            </w:r>
+          </w:p>
+        </w:tc>
+        <w:tc>
+          <w:tcPr>
+            <w:tcW w:type="dxa" w:w="3168"/>
+            <w:shd w:fill="FFFFFF"/>
+            <w:tcMar>
+              <w:top w:w="100" w:type="dxa"/>
+              <w:bottom w:w="100" w:type="dxa"/>
+              <w:left w:w="150" w:type="dxa"/>
+              <w:right w:w="150" w:type="dxa"/>
+            </w:tcMar>
+          </w:tcPr>
+          <w:p>
+            <w:pPr>
+              <w:spacing w:before="0" w:after="0"/>
+              <w:jc w:val="left"/>
+            </w:pPr>
+            <w:r>
+              <w:rPr>
+                <w:rFonts w:ascii="Arial" w:hAnsi="Arial"/>
+                <w:color w:val="334155"/>
+                <w:sz w:val="18"/>
+              </w:rPr>
+              <w:t>StructuredQuote.client</w:t>
+            </w:r>
+          </w:p>
+        </w:tc>
+        <w:tc>
+          <w:tcPr>
+            <w:tcW w:type="dxa" w:w="3168"/>
+            <w:shd w:fill="FFFFFF"/>
+            <w:tcMar>
+              <w:top w:w="100" w:type="dxa"/>
+              <w:bottom w:w="100" w:type="dxa"/>
+              <w:left w:w="150" w:type="dxa"/>
+              <w:right w:w="150" w:type="dxa"/>
+            </w:tcMar>
+          </w:tcPr>
+          <w:p>
+            <w:pPr>
+              <w:spacing w:before="0" w:after="0"/>
+              <w:jc w:val="left"/>
+            </w:pPr>
+            <w:r>
+              <w:rPr>
+                <w:rFonts w:ascii="Arial" w:hAnsi="Arial"/>
+                <w:color w:val="334155"/>
+                <w:sz w:val="18"/>
+              </w:rPr>
+              <w:t>Invoice.clientDetails (Bill-To Customer)</w:t>
             </w:r>
           </w:p>
         </w:tc>
@@ -1489,13 +3111,13 @@
                 <w:color w:val="334155"/>
                 <w:sz w:val="18"/>
               </w:rPr>
-              <w:t>Shipping Details Expandable Sub-module</w:t>
+              <w:t>Item Name &amp; Description</w:t>
             </w:r>
           </w:p>
         </w:tc>
         <w:tc>
           <w:tcPr>
-            <w:tcW w:type="dxa" w:w="6336"/>
+            <w:tcW w:type="dxa" w:w="3168"/>
             <w:shd w:fill="F1F5F9"/>
             <w:tcMar>
               <w:top w:w="100" w:type="dxa"/>
@@ -1515,7 +3137,33 @@
                 <w:color w:val="334155"/>
                 <w:sz w:val="18"/>
               </w:rPr>
-              <w:t>When checked, expands Shipped From Address, Shipped To Name &amp; Address, Transport Mode dropdown (Road, Rail, Air, Sea, Courier), Transporter Name, and Vehicle/Tracking Number.</w:t>
+              <w:t>StructuredQuoteItem.name, description</w:t>
+            </w:r>
+          </w:p>
+        </w:tc>
+        <w:tc>
+          <w:tcPr>
+            <w:tcW w:type="dxa" w:w="3168"/>
+            <w:shd w:fill="F1F5F9"/>
+            <w:tcMar>
+              <w:top w:w="100" w:type="dxa"/>
+              <w:bottom w:w="100" w:type="dxa"/>
+              <w:left w:w="150" w:type="dxa"/>
+              <w:right w:w="150" w:type="dxa"/>
+            </w:tcMar>
+          </w:tcPr>
+          <w:p>
+            <w:pPr>
+              <w:spacing w:before="0" w:after="0"/>
+              <w:jc w:val="left"/>
+            </w:pPr>
+            <w:r>
+              <w:rPr>
+                <w:rFonts w:ascii="Arial" w:hAnsi="Arial"/>
+                <w:color w:val="334155"/>
+                <w:sz w:val="18"/>
+              </w:rPr>
+              <w:t>InvoiceItem.description (Line Item)</w:t>
             </w:r>
           </w:p>
         </w:tc>
@@ -1543,13 +3191,13 @@
                 <w:color w:val="334155"/>
                 <w:sz w:val="18"/>
               </w:rPr>
-              <w:t>Configure Tax Modal (TaxConfigModal.tsx)</w:t>
+              <w:t>Quantity &amp; Unit Rate</w:t>
             </w:r>
           </w:p>
         </w:tc>
         <w:tc>
           <w:tcPr>
-            <w:tcW w:type="dxa" w:w="6336"/>
+            <w:tcW w:type="dxa" w:w="3168"/>
             <w:shd w:fill="FFFFFF"/>
             <w:tcMar>
               <w:top w:w="100" w:type="dxa"/>
@@ -1569,7 +3217,33 @@
                 <w:color w:val="334155"/>
                 <w:sz w:val="18"/>
               </w:rPr>
-              <w:t>Refrens 4-step modal: 1. Tax Type (GST, VAT, Sales Tax, None) | 2. Place of Supply (36 Indian States/UTs + Other Territory) | 3. GST Type (IGST vs CGST &amp; SGST + '+ Add Cess' rate input) | 4. Other Options (Reverse Charge Mechanism - RCM checkbox).</w:t>
+              <w:t>StructuredQuoteItem.quantity, unitPrice</w:t>
+            </w:r>
+          </w:p>
+        </w:tc>
+        <w:tc>
+          <w:tcPr>
+            <w:tcW w:type="dxa" w:w="3168"/>
+            <w:shd w:fill="FFFFFF"/>
+            <w:tcMar>
+              <w:top w:w="100" w:type="dxa"/>
+              <w:bottom w:w="100" w:type="dxa"/>
+              <w:left w:w="150" w:type="dxa"/>
+              <w:right w:w="150" w:type="dxa"/>
+            </w:tcMar>
+          </w:tcPr>
+          <w:p>
+            <w:pPr>
+              <w:spacing w:before="0" w:after="0"/>
+              <w:jc w:val="left"/>
+            </w:pPr>
+            <w:r>
+              <w:rPr>
+                <w:rFonts w:ascii="Arial" w:hAnsi="Arial"/>
+                <w:color w:val="334155"/>
+                <w:sz w:val="18"/>
+              </w:rPr>
+              <w:t>InvoiceItem.quantity, unitPrice</w:t>
             </w:r>
           </w:p>
         </w:tc>
@@ -1597,13 +3271,13 @@
                 <w:color w:val="334155"/>
                 <w:sz w:val="18"/>
               </w:rPr>
-              <w:t>Customize Columns &amp; Formulas Modal (ColumnFormulaModal.tsx)</w:t>
+              <w:t>Line Amount</w:t>
             </w:r>
           </w:p>
         </w:tc>
         <w:tc>
           <w:tcPr>
-            <w:tcW w:type="dxa" w:w="6336"/>
+            <w:tcW w:type="dxa" w:w="3168"/>
             <w:shd w:fill="F1F5F9"/>
             <w:tcMar>
               <w:top w:w="100" w:type="dxa"/>
@@ -1623,7 +3297,33 @@
                 <w:color w:val="334155"/>
                 <w:sz w:val="18"/>
               </w:rPr>
-              <w:t>Lightbulb header with '+ Add New Column', 6-dot drag handles, column name input, type selector (TEXT / NUMBER), eye visibility toggles for Item, HSN/SAC, GST Rate, Quantity, plus custom column deletion.</w:t>
+              <w:t>StructuredQuoteItem.amount</w:t>
+            </w:r>
+          </w:p>
+        </w:tc>
+        <w:tc>
+          <w:tcPr>
+            <w:tcW w:type="dxa" w:w="3168"/>
+            <w:shd w:fill="F1F5F9"/>
+            <w:tcMar>
+              <w:top w:w="100" w:type="dxa"/>
+              <w:bottom w:w="100" w:type="dxa"/>
+              <w:left w:w="150" w:type="dxa"/>
+              <w:right w:w="150" w:type="dxa"/>
+            </w:tcMar>
+          </w:tcPr>
+          <w:p>
+            <w:pPr>
+              <w:spacing w:before="0" w:after="0"/>
+              <w:jc w:val="left"/>
+            </w:pPr>
+            <w:r>
+              <w:rPr>
+                <w:rFonts w:ascii="Arial" w:hAnsi="Arial"/>
+                <w:color w:val="334155"/>
+                <w:sz w:val="18"/>
+              </w:rPr>
+              <w:t>InvoiceItem.total</w:t>
             </w:r>
           </w:p>
         </w:tc>
@@ -1651,13 +3351,13 @@
                 <w:color w:val="334155"/>
                 <w:sz w:val="18"/>
               </w:rPr>
-              <w:t>Dynamic Desktop Table &amp; Mobile Cards</w:t>
+              <w:t>Taxes &amp; GST Breakdown</w:t>
             </w:r>
           </w:p>
         </w:tc>
         <w:tc>
           <w:tcPr>
-            <w:tcW w:type="dxa" w:w="6336"/>
+            <w:tcW w:type="dxa" w:w="3168"/>
             <w:shd w:fill="FFFFFF"/>
             <w:tcMar>
               <w:top w:w="100" w:type="dxa"/>
@@ -1677,7 +3377,33 @@
                 <w:color w:val="334155"/>
                 <w:sz w:val="18"/>
               </w:rPr>
-              <w:t>Desktop table and mobile cards dynamically reflect configured columns in real-time. Full support for custom column inputs on every line item with zero horizontal overflow.</w:t>
+              <w:t>StructuredQuote.pricing.taxPercent</w:t>
+            </w:r>
+          </w:p>
+        </w:tc>
+        <w:tc>
+          <w:tcPr>
+            <w:tcW w:type="dxa" w:w="3168"/>
+            <w:shd w:fill="FFFFFF"/>
+            <w:tcMar>
+              <w:top w:w="100" w:type="dxa"/>
+              <w:bottom w:w="100" w:type="dxa"/>
+              <w:left w:w="150" w:type="dxa"/>
+              <w:right w:w="150" w:type="dxa"/>
+            </w:tcMar>
+          </w:tcPr>
+          <w:p>
+            <w:pPr>
+              <w:spacing w:before="0" w:after="0"/>
+              <w:jc w:val="left"/>
+            </w:pPr>
+            <w:r>
+              <w:rPr>
+                <w:rFonts w:ascii="Arial" w:hAnsi="Arial"/>
+                <w:color w:val="334155"/>
+                <w:sz w:val="18"/>
+              </w:rPr>
+              <w:t>Invoice.taxRate (CGST / SGST / IGST)</w:t>
             </w:r>
           </w:p>
         </w:tc>
@@ -1705,13 +3431,13 @@
                 <w:color w:val="334155"/>
                 <w:sz w:val="18"/>
               </w:rPr>
-              <w:t>GST &amp; Tax Calculation Summary</w:t>
+              <w:t>Discount Percent &amp; Value</w:t>
             </w:r>
           </w:p>
         </w:tc>
         <w:tc>
           <w:tcPr>
-            <w:tcW w:type="dxa" w:w="6336"/>
+            <w:tcW w:type="dxa" w:w="3168"/>
             <w:shd w:fill="F1F5F9"/>
             <w:tcMar>
               <w:top w:w="100" w:type="dxa"/>
@@ -1731,7 +3457,33 @@
                 <w:color w:val="334155"/>
                 <w:sz w:val="18"/>
               </w:rPr>
-              <w:t>Summary calculation card computes subtotal, discounts, CGST &amp; SGST 50/50 split, IGST, Cess % amounts, and displays Reverse Charge (RCM) status badge.</w:t>
+              <w:t>StructuredQuote.pricing.discountPercent</w:t>
+            </w:r>
+          </w:p>
+        </w:tc>
+        <w:tc>
+          <w:tcPr>
+            <w:tcW w:type="dxa" w:w="3168"/>
+            <w:shd w:fill="F1F5F9"/>
+            <w:tcMar>
+              <w:top w:w="100" w:type="dxa"/>
+              <w:bottom w:w="100" w:type="dxa"/>
+              <w:left w:w="150" w:type="dxa"/>
+              <w:right w:w="150" w:type="dxa"/>
+            </w:tcMar>
+          </w:tcPr>
+          <w:p>
+            <w:pPr>
+              <w:spacing w:before="0" w:after="0"/>
+              <w:jc w:val="left"/>
+            </w:pPr>
+            <w:r>
+              <w:rPr>
+                <w:rFonts w:ascii="Arial" w:hAnsi="Arial"/>
+                <w:color w:val="334155"/>
+                <w:sz w:val="18"/>
+              </w:rPr>
+              <w:t>Invoice.discountPercent</w:t>
             </w:r>
           </w:p>
         </w:tc>
@@ -1759,13 +3511,13 @@
                 <w:color w:val="334155"/>
                 <w:sz w:val="18"/>
               </w:rPr>
-              <w:t>Enhanced Preview &amp; PDF Export</w:t>
+              <w:t>Document Status</w:t>
             </w:r>
           </w:p>
         </w:tc>
         <w:tc>
           <w:tcPr>
-            <w:tcW w:type="dxa" w:w="6336"/>
+            <w:tcW w:type="dxa" w:w="3168"/>
             <w:shd w:fill="FFFFFF"/>
             <w:tcMar>
               <w:top w:w="100" w:type="dxa"/>
@@ -1785,157 +3537,13 @@
                 <w:color w:val="334155"/>
                 <w:sz w:val="18"/>
               </w:rPr>
-              <w:t>Printable preview modal renders dispatch shipping addresses, transporter information, GST breakdowns, and visible dynamic table columns.</w:t>
-            </w:r>
-          </w:p>
-        </w:tc>
-      </w:tr>
-    </w:tbl>
-    <w:p>
-      <w:pPr>
-        <w:spacing w:after="200"/>
-      </w:pPr>
-    </w:p>
-    <w:p>
-      <w:pPr>
-        <w:spacing w:before="280" w:after="80"/>
-      </w:pPr>
-      <w:r>
-        <w:rPr>
-          <w:rFonts w:ascii="Arial" w:hAnsi="Arial"/>
-          <w:b/>
-          <w:color w:val="1E293B"/>
-          <w:sz w:val="28"/>
-        </w:rPr>
-        <w:t>5. Cross-Version Feature Comparison Matrix</w:t>
-      </w:r>
-    </w:p>
-    <w:tbl>
-      <w:tblPr>
-        <w:tblW w:type="auto" w:w="0"/>
-        <w:jc w:val="center"/>
-        <w:tblLook w:firstColumn="1" w:firstRow="1" w:lastColumn="0" w:lastRow="0" w:noHBand="0" w:noVBand="1" w:val="04A0"/>
-      </w:tblPr>
-      <w:tblGrid>
-        <w:gridCol w:w="2484"/>
-        <w:gridCol w:w="2484"/>
-        <w:gridCol w:w="2484"/>
-        <w:gridCol w:w="2484"/>
-      </w:tblGrid>
-      <w:tr>
-        <w:tc>
-          <w:tcPr>
-            <w:tcW w:type="dxa" w:w="3600"/>
-            <w:shd w:fill="0F172A"/>
-            <w:tcMar>
-              <w:top w:w="120" w:type="dxa"/>
-              <w:bottom w:w="120" w:type="dxa"/>
-              <w:left w:w="150" w:type="dxa"/>
-              <w:right w:w="150" w:type="dxa"/>
-            </w:tcMar>
-          </w:tcPr>
-          <w:p>
-            <w:pPr>
-              <w:spacing w:before="0" w:after="0"/>
-              <w:jc w:val="left"/>
-            </w:pPr>
-            <w:r>
-              <w:rPr>
-                <w:rFonts w:ascii="Arial" w:hAnsi="Arial"/>
-                <w:b/>
-                <w:color w:val="FFFFFF"/>
-                <w:sz w:val="19"/>
-              </w:rPr>
-              <w:t>Capability / Feature</w:t>
+              <w:t>Quote Status: 'Created' / 'Approved'</w:t>
             </w:r>
           </w:p>
         </w:tc>
         <w:tc>
           <w:tcPr>
-            <w:tcW w:type="dxa" w:w="2016"/>
-            <w:shd w:fill="0F172A"/>
-            <w:tcMar>
-              <w:top w:w="120" w:type="dxa"/>
-              <w:bottom w:w="120" w:type="dxa"/>
-              <w:left w:w="150" w:type="dxa"/>
-              <w:right w:w="150" w:type="dxa"/>
-            </w:tcMar>
-          </w:tcPr>
-          <w:p>
-            <w:pPr>
-              <w:spacing w:before="0" w:after="0"/>
-              <w:jc w:val="left"/>
-            </w:pPr>
-            <w:r>
-              <w:rPr>
-                <w:rFonts w:ascii="Arial" w:hAnsi="Arial"/>
-                <w:b/>
-                <w:color w:val="FFFFFF"/>
-                <w:sz w:val="19"/>
-              </w:rPr>
-              <w:t>Version 1.0</w:t>
-            </w:r>
-          </w:p>
-        </w:tc>
-        <w:tc>
-          <w:tcPr>
-            <w:tcW w:type="dxa" w:w="2160"/>
-            <w:shd w:fill="0F172A"/>
-            <w:tcMar>
-              <w:top w:w="120" w:type="dxa"/>
-              <w:bottom w:w="120" w:type="dxa"/>
-              <w:left w:w="150" w:type="dxa"/>
-              <w:right w:w="150" w:type="dxa"/>
-            </w:tcMar>
-          </w:tcPr>
-          <w:p>
-            <w:pPr>
-              <w:spacing w:before="0" w:after="0"/>
-              <w:jc w:val="left"/>
-            </w:pPr>
-            <w:r>
-              <w:rPr>
-                <w:rFonts w:ascii="Arial" w:hAnsi="Arial"/>
-                <w:b/>
-                <w:color w:val="FFFFFF"/>
-                <w:sz w:val="19"/>
-              </w:rPr>
-              <w:t>Version 2.0</w:t>
-            </w:r>
-          </w:p>
-        </w:tc>
-        <w:tc>
-          <w:tcPr>
-            <w:tcW w:type="dxa" w:w="2160"/>
-            <w:shd w:fill="0F172A"/>
-            <w:tcMar>
-              <w:top w:w="120" w:type="dxa"/>
-              <w:bottom w:w="120" w:type="dxa"/>
-              <w:left w:w="150" w:type="dxa"/>
-              <w:right w:w="150" w:type="dxa"/>
-            </w:tcMar>
-          </w:tcPr>
-          <w:p>
-            <w:pPr>
-              <w:spacing w:before="0" w:after="0"/>
-              <w:jc w:val="left"/>
-            </w:pPr>
-            <w:r>
-              <w:rPr>
-                <w:rFonts w:ascii="Arial" w:hAnsi="Arial"/>
-                <w:b/>
-                <w:color w:val="FFFFFF"/>
-                <w:sz w:val="19"/>
-              </w:rPr>
-              <w:t>Review 3.0</w:t>
-            </w:r>
-          </w:p>
-        </w:tc>
-      </w:tr>
-      <w:tr>
-        <w:tc>
-          <w:tcPr>
-            <w:tcW w:type="dxa" w:w="3600"/>
+            <w:tcW w:type="dxa" w:w="3168"/>
             <w:shd w:fill="FFFFFF"/>
             <w:tcMar>
               <w:top w:w="100" w:type="dxa"/>
@@ -1955,85 +3563,7 @@
                 <w:color w:val="334155"/>
                 <w:sz w:val="18"/>
               </w:rPr>
-              <w:t>Generation Model</w:t>
-            </w:r>
-          </w:p>
-        </w:tc>
-        <w:tc>
-          <w:tcPr>
-            <w:tcW w:type="dxa" w:w="2016"/>
-            <w:shd w:fill="FFFFFF"/>
-            <w:tcMar>
-              <w:top w:w="100" w:type="dxa"/>
-              <w:bottom w:w="100" w:type="dxa"/>
-              <w:left w:w="150" w:type="dxa"/>
-              <w:right w:w="150" w:type="dxa"/>
-            </w:tcMar>
-          </w:tcPr>
-          <w:p>
-            <w:pPr>
-              <w:spacing w:before="0" w:after="0"/>
-              <w:jc w:val="left"/>
-            </w:pPr>
-            <w:r>
-              <w:rPr>
-                <w:rFonts w:ascii="Arial" w:hAnsi="Arial"/>
-                <w:color w:val="334155"/>
-                <w:sz w:val="18"/>
-              </w:rPr>
-              <w:t>4-Step Stepper Wizard</w:t>
-            </w:r>
-          </w:p>
-        </w:tc>
-        <w:tc>
-          <w:tcPr>
-            <w:tcW w:type="dxa" w:w="2160"/>
-            <w:shd w:fill="FFFFFF"/>
-            <w:tcMar>
-              <w:top w:w="100" w:type="dxa"/>
-              <w:bottom w:w="100" w:type="dxa"/>
-              <w:left w:w="150" w:type="dxa"/>
-              <w:right w:w="150" w:type="dxa"/>
-            </w:tcMar>
-          </w:tcPr>
-          <w:p>
-            <w:pPr>
-              <w:spacing w:before="0" w:after="0"/>
-              <w:jc w:val="left"/>
-            </w:pPr>
-            <w:r>
-              <w:rPr>
-                <w:rFonts w:ascii="Arial" w:hAnsi="Arial"/>
-                <w:color w:val="334155"/>
-                <w:sz w:val="18"/>
-              </w:rPr>
-              <w:t>Single-Page Instant</w:t>
-            </w:r>
-          </w:p>
-        </w:tc>
-        <w:tc>
-          <w:tcPr>
-            <w:tcW w:type="dxa" w:w="2160"/>
-            <w:shd w:fill="FFFFFF"/>
-            <w:tcMar>
-              <w:top w:w="100" w:type="dxa"/>
-              <w:bottom w:w="100" w:type="dxa"/>
-              <w:left w:w="150" w:type="dxa"/>
-              <w:right w:w="150" w:type="dxa"/>
-            </w:tcMar>
-          </w:tcPr>
-          <w:p>
-            <w:pPr>
-              <w:spacing w:before="0" w:after="0"/>
-              <w:jc w:val="left"/>
-            </w:pPr>
-            <w:r>
-              <w:rPr>
-                <w:rFonts w:ascii="Arial" w:hAnsi="Arial"/>
-                <w:color w:val="334155"/>
-                <w:sz w:val="18"/>
-              </w:rPr>
-              <w:t>Single-Page Instant</w:t>
+              <w:t>Invoice Status: 'Draft' (Awaiting Dispatch)</w:t>
             </w:r>
           </w:p>
         </w:tc>
@@ -2061,14 +3591,528 @@
                 <w:color w:val="334155"/>
                 <w:sz w:val="18"/>
               </w:rPr>
-              <w:t>Multi-Currency Selector</w:t>
+              <w:t>Terms &amp; Payment Due Date</w:t>
             </w:r>
           </w:p>
         </w:tc>
         <w:tc>
           <w:tcPr>
-            <w:tcW w:type="dxa" w:w="2016"/>
+            <w:tcW w:type="dxa" w:w="3168"/>
             <w:shd w:fill="F1F5F9"/>
+            <w:tcMar>
+              <w:top w:w="100" w:type="dxa"/>
+              <w:bottom w:w="100" w:type="dxa"/>
+              <w:left w:w="150" w:type="dxa"/>
+              <w:right w:w="150" w:type="dxa"/>
+            </w:tcMar>
+          </w:tcPr>
+          <w:p>
+            <w:pPr>
+              <w:spacing w:before="0" w:after="0"/>
+              <w:jc w:val="left"/>
+            </w:pPr>
+            <w:r>
+              <w:rPr>
+                <w:rFonts w:ascii="Arial" w:hAnsi="Arial"/>
+                <w:color w:val="334155"/>
+                <w:sz w:val="18"/>
+              </w:rPr>
+              <w:t>Valid Until (e.g. +7 days)</w:t>
+            </w:r>
+          </w:p>
+        </w:tc>
+        <w:tc>
+          <w:tcPr>
+            <w:tcW w:type="dxa" w:w="3168"/>
+            <w:shd w:fill="F1F5F9"/>
+            <w:tcMar>
+              <w:top w:w="100" w:type="dxa"/>
+              <w:bottom w:w="100" w:type="dxa"/>
+              <w:left w:w="150" w:type="dxa"/>
+              <w:right w:w="150" w:type="dxa"/>
+            </w:tcMar>
+          </w:tcPr>
+          <w:p>
+            <w:pPr>
+              <w:spacing w:before="0" w:after="0"/>
+              <w:jc w:val="left"/>
+            </w:pPr>
+            <w:r>
+              <w:rPr>
+                <w:rFonts w:ascii="Arial" w:hAnsi="Arial"/>
+                <w:color w:val="334155"/>
+                <w:sz w:val="18"/>
+              </w:rPr>
+              <w:t>Payment Due Date (+7 days from issue)</w:t>
+            </w:r>
+          </w:p>
+        </w:tc>
+      </w:tr>
+    </w:tbl>
+    <w:p>
+      <w:pPr>
+        <w:spacing w:after="200"/>
+      </w:pPr>
+    </w:p>
+    <w:p>
+      <w:pPr>
+        <w:spacing w:before="320" w:after="80"/>
+      </w:pPr>
+      <w:r>
+        <w:rPr>
+          <w:rFonts w:ascii="Arial" w:hAnsi="Arial"/>
+          <w:b/>
+          <w:color w:val="1E293B"/>
+          <w:sz w:val="28"/>
+        </w:rPr>
+        <w:t>7. Cross-Version Feature Comparison Matrix across All 4 Reviews</w:t>
+      </w:r>
+    </w:p>
+    <w:tbl>
+      <w:tblPr>
+        <w:tblW w:type="auto" w:w="0"/>
+        <w:jc w:val="center"/>
+        <w:tblLook w:firstColumn="1" w:firstRow="1" w:lastColumn="0" w:lastRow="0" w:noHBand="0" w:noVBand="1" w:val="04A0"/>
+      </w:tblPr>
+      <w:tblGrid>
+        <w:gridCol w:w="1987"/>
+        <w:gridCol w:w="1987"/>
+        <w:gridCol w:w="1987"/>
+        <w:gridCol w:w="1987"/>
+        <w:gridCol w:w="1987"/>
+      </w:tblGrid>
+      <w:tr>
+        <w:tc>
+          <w:tcPr>
+            <w:tcW w:type="dxa" w:w="3312"/>
+            <w:shd w:fill="0F172A"/>
+            <w:tcMar>
+              <w:top w:w="120" w:type="dxa"/>
+              <w:bottom w:w="120" w:type="dxa"/>
+              <w:left w:w="150" w:type="dxa"/>
+              <w:right w:w="150" w:type="dxa"/>
+            </w:tcMar>
+          </w:tcPr>
+          <w:p>
+            <w:pPr>
+              <w:spacing w:before="0" w:after="0"/>
+              <w:jc w:val="left"/>
+            </w:pPr>
+            <w:r>
+              <w:rPr>
+                <w:rFonts w:ascii="Arial" w:hAnsi="Arial"/>
+                <w:b/>
+                <w:color w:val="FFFFFF"/>
+                <w:sz w:val="19"/>
+              </w:rPr>
+              <w:t>Capability / Feature</w:t>
+            </w:r>
+          </w:p>
+        </w:tc>
+        <w:tc>
+          <w:tcPr>
+            <w:tcW w:type="dxa" w:w="1584"/>
+            <w:shd w:fill="0F172A"/>
+            <w:tcMar>
+              <w:top w:w="120" w:type="dxa"/>
+              <w:bottom w:w="120" w:type="dxa"/>
+              <w:left w:w="150" w:type="dxa"/>
+              <w:right w:w="150" w:type="dxa"/>
+            </w:tcMar>
+          </w:tcPr>
+          <w:p>
+            <w:pPr>
+              <w:spacing w:before="0" w:after="0"/>
+              <w:jc w:val="left"/>
+            </w:pPr>
+            <w:r>
+              <w:rPr>
+                <w:rFonts w:ascii="Arial" w:hAnsi="Arial"/>
+                <w:b/>
+                <w:color w:val="FFFFFF"/>
+                <w:sz w:val="19"/>
+              </w:rPr>
+              <w:t>Version 1.0</w:t>
+            </w:r>
+          </w:p>
+        </w:tc>
+        <w:tc>
+          <w:tcPr>
+            <w:tcW w:type="dxa" w:w="1584"/>
+            <w:shd w:fill="0F172A"/>
+            <w:tcMar>
+              <w:top w:w="120" w:type="dxa"/>
+              <w:bottom w:w="120" w:type="dxa"/>
+              <w:left w:w="150" w:type="dxa"/>
+              <w:right w:w="150" w:type="dxa"/>
+            </w:tcMar>
+          </w:tcPr>
+          <w:p>
+            <w:pPr>
+              <w:spacing w:before="0" w:after="0"/>
+              <w:jc w:val="left"/>
+            </w:pPr>
+            <w:r>
+              <w:rPr>
+                <w:rFonts w:ascii="Arial" w:hAnsi="Arial"/>
+                <w:b/>
+                <w:color w:val="FFFFFF"/>
+                <w:sz w:val="19"/>
+              </w:rPr>
+              <w:t>Version 2.0</w:t>
+            </w:r>
+          </w:p>
+        </w:tc>
+        <w:tc>
+          <w:tcPr>
+            <w:tcW w:type="dxa" w:w="1728"/>
+            <w:shd w:fill="0F172A"/>
+            <w:tcMar>
+              <w:top w:w="120" w:type="dxa"/>
+              <w:bottom w:w="120" w:type="dxa"/>
+              <w:left w:w="150" w:type="dxa"/>
+              <w:right w:w="150" w:type="dxa"/>
+            </w:tcMar>
+          </w:tcPr>
+          <w:p>
+            <w:pPr>
+              <w:spacing w:before="0" w:after="0"/>
+              <w:jc w:val="left"/>
+            </w:pPr>
+            <w:r>
+              <w:rPr>
+                <w:rFonts w:ascii="Arial" w:hAnsi="Arial"/>
+                <w:b/>
+                <w:color w:val="FFFFFF"/>
+                <w:sz w:val="19"/>
+              </w:rPr>
+              <w:t>Review 3.0</w:t>
+            </w:r>
+          </w:p>
+        </w:tc>
+        <w:tc>
+          <w:tcPr>
+            <w:tcW w:type="dxa" w:w="1728"/>
+            <w:shd w:fill="0F172A"/>
+            <w:tcMar>
+              <w:top w:w="120" w:type="dxa"/>
+              <w:bottom w:w="120" w:type="dxa"/>
+              <w:left w:w="150" w:type="dxa"/>
+              <w:right w:w="150" w:type="dxa"/>
+            </w:tcMar>
+          </w:tcPr>
+          <w:p>
+            <w:pPr>
+              <w:spacing w:before="0" w:after="0"/>
+              <w:jc w:val="left"/>
+            </w:pPr>
+            <w:r>
+              <w:rPr>
+                <w:rFonts w:ascii="Arial" w:hAnsi="Arial"/>
+                <w:b/>
+                <w:color w:val="FFFFFF"/>
+                <w:sz w:val="19"/>
+              </w:rPr>
+              <w:t>Review 4.0</w:t>
+            </w:r>
+          </w:p>
+        </w:tc>
+      </w:tr>
+      <w:tr>
+        <w:tc>
+          <w:tcPr>
+            <w:tcW w:type="dxa" w:w="3312"/>
+            <w:shd w:fill="FFFFFF"/>
+            <w:tcMar>
+              <w:top w:w="100" w:type="dxa"/>
+              <w:bottom w:w="100" w:type="dxa"/>
+              <w:left w:w="150" w:type="dxa"/>
+              <w:right w:w="150" w:type="dxa"/>
+            </w:tcMar>
+          </w:tcPr>
+          <w:p>
+            <w:pPr>
+              <w:spacing w:before="0" w:after="0"/>
+              <w:jc w:val="left"/>
+            </w:pPr>
+            <w:r>
+              <w:rPr>
+                <w:rFonts w:ascii="Arial" w:hAnsi="Arial"/>
+                <w:color w:val="334155"/>
+                <w:sz w:val="18"/>
+              </w:rPr>
+              <w:t>Generation Model</w:t>
+            </w:r>
+          </w:p>
+        </w:tc>
+        <w:tc>
+          <w:tcPr>
+            <w:tcW w:type="dxa" w:w="1584"/>
+            <w:shd w:fill="FFFFFF"/>
+            <w:tcMar>
+              <w:top w:w="100" w:type="dxa"/>
+              <w:bottom w:w="100" w:type="dxa"/>
+              <w:left w:w="150" w:type="dxa"/>
+              <w:right w:w="150" w:type="dxa"/>
+            </w:tcMar>
+          </w:tcPr>
+          <w:p>
+            <w:pPr>
+              <w:spacing w:before="0" w:after="0"/>
+              <w:jc w:val="left"/>
+            </w:pPr>
+            <w:r>
+              <w:rPr>
+                <w:rFonts w:ascii="Arial" w:hAnsi="Arial"/>
+                <w:color w:val="334155"/>
+                <w:sz w:val="18"/>
+              </w:rPr>
+              <w:t>4-Step Wizard</w:t>
+            </w:r>
+          </w:p>
+        </w:tc>
+        <w:tc>
+          <w:tcPr>
+            <w:tcW w:type="dxa" w:w="1584"/>
+            <w:shd w:fill="FFFFFF"/>
+            <w:tcMar>
+              <w:top w:w="100" w:type="dxa"/>
+              <w:bottom w:w="100" w:type="dxa"/>
+              <w:left w:w="150" w:type="dxa"/>
+              <w:right w:w="150" w:type="dxa"/>
+            </w:tcMar>
+          </w:tcPr>
+          <w:p>
+            <w:pPr>
+              <w:spacing w:before="0" w:after="0"/>
+              <w:jc w:val="left"/>
+            </w:pPr>
+            <w:r>
+              <w:rPr>
+                <w:rFonts w:ascii="Arial" w:hAnsi="Arial"/>
+                <w:color w:val="334155"/>
+                <w:sz w:val="18"/>
+              </w:rPr>
+              <w:t>Instant Single-Page</w:t>
+            </w:r>
+          </w:p>
+        </w:tc>
+        <w:tc>
+          <w:tcPr>
+            <w:tcW w:type="dxa" w:w="1728"/>
+            <w:shd w:fill="FFFFFF"/>
+            <w:tcMar>
+              <w:top w:w="100" w:type="dxa"/>
+              <w:bottom w:w="100" w:type="dxa"/>
+              <w:left w:w="150" w:type="dxa"/>
+              <w:right w:w="150" w:type="dxa"/>
+            </w:tcMar>
+          </w:tcPr>
+          <w:p>
+            <w:pPr>
+              <w:spacing w:before="0" w:after="0"/>
+              <w:jc w:val="left"/>
+            </w:pPr>
+            <w:r>
+              <w:rPr>
+                <w:rFonts w:ascii="Arial" w:hAnsi="Arial"/>
+                <w:color w:val="334155"/>
+                <w:sz w:val="18"/>
+              </w:rPr>
+              <w:t>Instant Single-Page</w:t>
+            </w:r>
+          </w:p>
+        </w:tc>
+        <w:tc>
+          <w:tcPr>
+            <w:tcW w:type="dxa" w:w="1728"/>
+            <w:shd w:fill="FFFFFF"/>
+            <w:tcMar>
+              <w:top w:w="100" w:type="dxa"/>
+              <w:bottom w:w="100" w:type="dxa"/>
+              <w:left w:w="150" w:type="dxa"/>
+              <w:right w:w="150" w:type="dxa"/>
+            </w:tcMar>
+          </w:tcPr>
+          <w:p>
+            <w:pPr>
+              <w:spacing w:before="0" w:after="0"/>
+              <w:jc w:val="left"/>
+            </w:pPr>
+            <w:r>
+              <w:rPr>
+                <w:rFonts w:ascii="Arial" w:hAnsi="Arial"/>
+                <w:color w:val="334155"/>
+                <w:sz w:val="18"/>
+              </w:rPr>
+              <w:t>Audio-Driven Generator</w:t>
+            </w:r>
+          </w:p>
+        </w:tc>
+      </w:tr>
+      <w:tr>
+        <w:tc>
+          <w:tcPr>
+            <w:tcW w:type="dxa" w:w="3312"/>
+            <w:shd w:fill="F1F5F9"/>
+            <w:tcMar>
+              <w:top w:w="100" w:type="dxa"/>
+              <w:bottom w:w="100" w:type="dxa"/>
+              <w:left w:w="150" w:type="dxa"/>
+              <w:right w:w="150" w:type="dxa"/>
+            </w:tcMar>
+          </w:tcPr>
+          <w:p>
+            <w:pPr>
+              <w:spacing w:before="0" w:after="0"/>
+              <w:jc w:val="left"/>
+            </w:pPr>
+            <w:r>
+              <w:rPr>
+                <w:rFonts w:ascii="Arial" w:hAnsi="Arial"/>
+                <w:color w:val="334155"/>
+                <w:sz w:val="18"/>
+              </w:rPr>
+              <w:t>Dedicated URL Route</w:t>
+            </w:r>
+          </w:p>
+        </w:tc>
+        <w:tc>
+          <w:tcPr>
+            <w:tcW w:type="dxa" w:w="1584"/>
+            <w:shd w:fill="F1F5F9"/>
+            <w:tcMar>
+              <w:top w:w="100" w:type="dxa"/>
+              <w:bottom w:w="100" w:type="dxa"/>
+              <w:left w:w="150" w:type="dxa"/>
+              <w:right w:w="150" w:type="dxa"/>
+            </w:tcMar>
+          </w:tcPr>
+          <w:p>
+            <w:pPr>
+              <w:spacing w:before="0" w:after="0"/>
+              <w:jc w:val="left"/>
+            </w:pPr>
+            <w:r>
+              <w:rPr>
+                <w:rFonts w:ascii="Arial" w:hAnsi="Arial"/>
+                <w:color w:val="334155"/>
+                <w:sz w:val="18"/>
+              </w:rPr>
+              <w:t>/#/create-quote</w:t>
+            </w:r>
+          </w:p>
+        </w:tc>
+        <w:tc>
+          <w:tcPr>
+            <w:tcW w:type="dxa" w:w="1584"/>
+            <w:shd w:fill="F1F5F9"/>
+            <w:tcMar>
+              <w:top w:w="100" w:type="dxa"/>
+              <w:bottom w:w="100" w:type="dxa"/>
+              <w:left w:w="150" w:type="dxa"/>
+              <w:right w:w="150" w:type="dxa"/>
+            </w:tcMar>
+          </w:tcPr>
+          <w:p>
+            <w:pPr>
+              <w:spacing w:before="0" w:after="0"/>
+              <w:jc w:val="left"/>
+            </w:pPr>
+            <w:r>
+              <w:rPr>
+                <w:rFonts w:ascii="Arial" w:hAnsi="Arial"/>
+                <w:color w:val="334155"/>
+                <w:sz w:val="18"/>
+              </w:rPr>
+              <w:t>/#/create-quote</w:t>
+            </w:r>
+          </w:p>
+        </w:tc>
+        <w:tc>
+          <w:tcPr>
+            <w:tcW w:type="dxa" w:w="1728"/>
+            <w:shd w:fill="F1F5F9"/>
+            <w:tcMar>
+              <w:top w:w="100" w:type="dxa"/>
+              <w:bottom w:w="100" w:type="dxa"/>
+              <w:left w:w="150" w:type="dxa"/>
+              <w:right w:w="150" w:type="dxa"/>
+            </w:tcMar>
+          </w:tcPr>
+          <w:p>
+            <w:pPr>
+              <w:spacing w:before="0" w:after="0"/>
+              <w:jc w:val="left"/>
+            </w:pPr>
+            <w:r>
+              <w:rPr>
+                <w:rFonts w:ascii="Arial" w:hAnsi="Arial"/>
+                <w:color w:val="334155"/>
+                <w:sz w:val="18"/>
+              </w:rPr>
+              <w:t>/#/create-quote2</w:t>
+            </w:r>
+          </w:p>
+        </w:tc>
+        <w:tc>
+          <w:tcPr>
+            <w:tcW w:type="dxa" w:w="1728"/>
+            <w:shd w:fill="F1F5F9"/>
+            <w:tcMar>
+              <w:top w:w="100" w:type="dxa"/>
+              <w:bottom w:w="100" w:type="dxa"/>
+              <w:left w:w="150" w:type="dxa"/>
+              <w:right w:w="150" w:type="dxa"/>
+            </w:tcMar>
+          </w:tcPr>
+          <w:p>
+            <w:pPr>
+              <w:spacing w:before="0" w:after="0"/>
+              <w:jc w:val="left"/>
+            </w:pPr>
+            <w:r>
+              <w:rPr>
+                <w:rFonts w:ascii="Arial" w:hAnsi="Arial"/>
+                <w:color w:val="334155"/>
+                <w:sz w:val="18"/>
+              </w:rPr>
+              <w:t>/#/page2 (and /page2)</w:t>
+            </w:r>
+          </w:p>
+        </w:tc>
+      </w:tr>
+      <w:tr>
+        <w:tc>
+          <w:tcPr>
+            <w:tcW w:type="dxa" w:w="3312"/>
+            <w:shd w:fill="FFFFFF"/>
+            <w:tcMar>
+              <w:top w:w="100" w:type="dxa"/>
+              <w:bottom w:w="100" w:type="dxa"/>
+              <w:left w:w="150" w:type="dxa"/>
+              <w:right w:w="150" w:type="dxa"/>
+            </w:tcMar>
+          </w:tcPr>
+          <w:p>
+            <w:pPr>
+              <w:spacing w:before="0" w:after="0"/>
+              <w:jc w:val="left"/>
+            </w:pPr>
+            <w:r>
+              <w:rPr>
+                <w:rFonts w:ascii="Arial" w:hAnsi="Arial"/>
+                <w:color w:val="334155"/>
+                <w:sz w:val="18"/>
+              </w:rPr>
+              <w:t>Multi-Currency Support</w:t>
+            </w:r>
+          </w:p>
+        </w:tc>
+        <w:tc>
+          <w:tcPr>
+            <w:tcW w:type="dxa" w:w="1584"/>
+            <w:shd w:fill="FFFFFF"/>
             <w:tcMar>
               <w:top w:w="100" w:type="dxa"/>
               <w:bottom w:w="100" w:type="dxa"/>
@@ -2093,7 +4137,87 @@
         </w:tc>
         <w:tc>
           <w:tcPr>
-            <w:tcW w:type="dxa" w:w="2160"/>
+            <w:tcW w:type="dxa" w:w="1584"/>
+            <w:shd w:fill="FFFFFF"/>
+            <w:tcMar>
+              <w:top w:w="100" w:type="dxa"/>
+              <w:bottom w:w="100" w:type="dxa"/>
+              <w:left w:w="150" w:type="dxa"/>
+              <w:right w:w="150" w:type="dxa"/>
+            </w:tcMar>
+          </w:tcPr>
+          <w:p>
+            <w:pPr>
+              <w:spacing w:before="0" w:after="0"/>
+              <w:jc w:val="left"/>
+            </w:pPr>
+            <w:r>
+              <w:rPr>
+                <w:rFonts w:ascii="Arial" w:hAnsi="Arial"/>
+                <w:color w:val="334155"/>
+                <w:sz w:val="18"/>
+              </w:rPr>
+              <w:t>8 Currencies (₹, $, €...)</w:t>
+            </w:r>
+          </w:p>
+        </w:tc>
+        <w:tc>
+          <w:tcPr>
+            <w:tcW w:type="dxa" w:w="1728"/>
+            <w:shd w:fill="FFFFFF"/>
+            <w:tcMar>
+              <w:top w:w="100" w:type="dxa"/>
+              <w:bottom w:w="100" w:type="dxa"/>
+              <w:left w:w="150" w:type="dxa"/>
+              <w:right w:w="150" w:type="dxa"/>
+            </w:tcMar>
+          </w:tcPr>
+          <w:p>
+            <w:pPr>
+              <w:spacing w:before="0" w:after="0"/>
+              <w:jc w:val="left"/>
+            </w:pPr>
+            <w:r>
+              <w:rPr>
+                <w:rFonts w:ascii="Arial" w:hAnsi="Arial"/>
+                <w:color w:val="334155"/>
+                <w:sz w:val="18"/>
+              </w:rPr>
+              <w:t>8 Currencies (₹, $, €...)</w:t>
+            </w:r>
+          </w:p>
+        </w:tc>
+        <w:tc>
+          <w:tcPr>
+            <w:tcW w:type="dxa" w:w="1728"/>
+            <w:shd w:fill="FFFFFF"/>
+            <w:tcMar>
+              <w:top w:w="100" w:type="dxa"/>
+              <w:bottom w:w="100" w:type="dxa"/>
+              <w:left w:w="150" w:type="dxa"/>
+              <w:right w:w="150" w:type="dxa"/>
+            </w:tcMar>
+          </w:tcPr>
+          <w:p>
+            <w:pPr>
+              <w:spacing w:before="0" w:after="0"/>
+              <w:jc w:val="left"/>
+            </w:pPr>
+            <w:r>
+              <w:rPr>
+                <w:rFonts w:ascii="Arial" w:hAnsi="Arial"/>
+                <w:color w:val="334155"/>
+                <w:sz w:val="18"/>
+              </w:rPr>
+              <w:t>8 Currencies (₹, $, €...)</w:t>
+            </w:r>
+          </w:p>
+        </w:tc>
+      </w:tr>
+      <w:tr>
+        <w:tc>
+          <w:tcPr>
+            <w:tcW w:type="dxa" w:w="3312"/>
             <w:shd w:fill="F1F5F9"/>
             <w:tcMar>
               <w:top w:w="100" w:type="dxa"/>
@@ -2113,13 +4237,13 @@
                 <w:color w:val="334155"/>
                 <w:sz w:val="18"/>
               </w:rPr>
-              <w:t>8 Currencies (₹, $, €, £...)</w:t>
+              <w:t>Live Audio Dictation (Mic)</w:t>
             </w:r>
           </w:p>
         </w:tc>
         <w:tc>
           <w:tcPr>
-            <w:tcW w:type="dxa" w:w="2160"/>
+            <w:tcW w:type="dxa" w:w="1584"/>
             <w:shd w:fill="F1F5F9"/>
             <w:tcMar>
               <w:top w:w="100" w:type="dxa"/>
@@ -2139,7 +4263,85 @@
                 <w:color w:val="334155"/>
                 <w:sz w:val="18"/>
               </w:rPr>
-              <w:t>8 Currencies (₹, $, €, £...)</w:t>
+              <w:t>Not available</w:t>
+            </w:r>
+          </w:p>
+        </w:tc>
+        <w:tc>
+          <w:tcPr>
+            <w:tcW w:type="dxa" w:w="1584"/>
+            <w:shd w:fill="F1F5F9"/>
+            <w:tcMar>
+              <w:top w:w="100" w:type="dxa"/>
+              <w:bottom w:w="100" w:type="dxa"/>
+              <w:left w:w="150" w:type="dxa"/>
+              <w:right w:w="150" w:type="dxa"/>
+            </w:tcMar>
+          </w:tcPr>
+          <w:p>
+            <w:pPr>
+              <w:spacing w:before="0" w:after="0"/>
+              <w:jc w:val="left"/>
+            </w:pPr>
+            <w:r>
+              <w:rPr>
+                <w:rFonts w:ascii="Arial" w:hAnsi="Arial"/>
+                <w:color w:val="334155"/>
+                <w:sz w:val="18"/>
+              </w:rPr>
+              <w:t>Basic dialog</w:t>
+            </w:r>
+          </w:p>
+        </w:tc>
+        <w:tc>
+          <w:tcPr>
+            <w:tcW w:type="dxa" w:w="1728"/>
+            <w:shd w:fill="F1F5F9"/>
+            <w:tcMar>
+              <w:top w:w="100" w:type="dxa"/>
+              <w:bottom w:w="100" w:type="dxa"/>
+              <w:left w:w="150" w:type="dxa"/>
+              <w:right w:w="150" w:type="dxa"/>
+            </w:tcMar>
+          </w:tcPr>
+          <w:p>
+            <w:pPr>
+              <w:spacing w:before="0" w:after="0"/>
+              <w:jc w:val="left"/>
+            </w:pPr>
+            <w:r>
+              <w:rPr>
+                <w:rFonts w:ascii="Arial" w:hAnsi="Arial"/>
+                <w:color w:val="334155"/>
+                <w:sz w:val="18"/>
+              </w:rPr>
+              <w:t>Basic dialog</w:t>
+            </w:r>
+          </w:p>
+        </w:tc>
+        <w:tc>
+          <w:tcPr>
+            <w:tcW w:type="dxa" w:w="1728"/>
+            <w:shd w:fill="F1F5F9"/>
+            <w:tcMar>
+              <w:top w:w="100" w:type="dxa"/>
+              <w:bottom w:w="100" w:type="dxa"/>
+              <w:left w:w="150" w:type="dxa"/>
+              <w:right w:w="150" w:type="dxa"/>
+            </w:tcMar>
+          </w:tcPr>
+          <w:p>
+            <w:pPr>
+              <w:spacing w:before="0" w:after="0"/>
+              <w:jc w:val="left"/>
+            </w:pPr>
+            <w:r>
+              <w:rPr>
+                <w:rFonts w:ascii="Arial" w:hAnsi="Arial"/>
+                <w:color w:val="334155"/>
+                <w:sz w:val="18"/>
+              </w:rPr>
+              <w:t>Dedicated Waveform Studio</w:t>
             </w:r>
           </w:p>
         </w:tc>
@@ -2147,7 +4349,7 @@
       <w:tr>
         <w:tc>
           <w:tcPr>
-            <w:tcW w:type="dxa" w:w="3600"/>
+            <w:tcW w:type="dxa" w:w="3312"/>
             <w:shd w:fill="FFFFFF"/>
             <w:tcMar>
               <w:top w:w="100" w:type="dxa"/>
@@ -2167,13 +4369,13 @@
                 <w:color w:val="334155"/>
                 <w:sz w:val="18"/>
               </w:rPr>
-              <w:t>Photo → Quote (AI Review)</w:t>
+              <w:t>Audio File Upload (.mp3)</w:t>
             </w:r>
           </w:p>
         </w:tc>
         <w:tc>
           <w:tcPr>
-            <w:tcW w:type="dxa" w:w="2016"/>
+            <w:tcW w:type="dxa" w:w="1584"/>
             <w:shd w:fill="FFFFFF"/>
             <w:tcMar>
               <w:top w:w="100" w:type="dxa"/>
@@ -2199,7 +4401,7 @@
         </w:tc>
         <w:tc>
           <w:tcPr>
-            <w:tcW w:type="dxa" w:w="2160"/>
+            <w:tcW w:type="dxa" w:w="1584"/>
             <w:shd w:fill="FFFFFF"/>
             <w:tcMar>
               <w:top w:w="100" w:type="dxa"/>
@@ -2219,13 +4421,13 @@
                 <w:color w:val="334155"/>
                 <w:sz w:val="18"/>
               </w:rPr>
-              <w:t>Included (OCR Review)</w:t>
+              <w:t>Not available</w:t>
             </w:r>
           </w:p>
         </w:tc>
         <w:tc>
           <w:tcPr>
-            <w:tcW w:type="dxa" w:w="2160"/>
+            <w:tcW w:type="dxa" w:w="1728"/>
             <w:shd w:fill="FFFFFF"/>
             <w:tcMar>
               <w:top w:w="100" w:type="dxa"/>
@@ -2245,7 +4447,33 @@
                 <w:color w:val="334155"/>
                 <w:sz w:val="18"/>
               </w:rPr>
-              <w:t>Included (OCR Review)</w:t>
+              <w:t>Not available</w:t>
+            </w:r>
+          </w:p>
+        </w:tc>
+        <w:tc>
+          <w:tcPr>
+            <w:tcW w:type="dxa" w:w="1728"/>
+            <w:shd w:fill="FFFFFF"/>
+            <w:tcMar>
+              <w:top w:w="100" w:type="dxa"/>
+              <w:bottom w:w="100" w:type="dxa"/>
+              <w:left w:w="150" w:type="dxa"/>
+              <w:right w:w="150" w:type="dxa"/>
+            </w:tcMar>
+          </w:tcPr>
+          <w:p>
+            <w:pPr>
+              <w:spacing w:before="0" w:after="0"/>
+              <w:jc w:val="left"/>
+            </w:pPr>
+            <w:r>
+              <w:rPr>
+                <w:rFonts w:ascii="Arial" w:hAnsi="Arial"/>
+                <w:color w:val="334155"/>
+                <w:sz w:val="18"/>
+              </w:rPr>
+              <w:t>Included (Dropzone)</w:t>
             </w:r>
           </w:p>
         </w:tc>
@@ -2253,7 +4481,7 @@
       <w:tr>
         <w:tc>
           <w:tcPr>
-            <w:tcW w:type="dxa" w:w="3600"/>
+            <w:tcW w:type="dxa" w:w="3312"/>
             <w:shd w:fill="F1F5F9"/>
             <w:tcMar>
               <w:top w:w="100" w:type="dxa"/>
@@ -2273,13 +4501,13 @@
                 <w:color w:val="334155"/>
                 <w:sz w:val="18"/>
               </w:rPr>
-              <w:t>Voice → Quote (Audio AI)</w:t>
+              <w:t>Spoken Word Number Parser</w:t>
             </w:r>
           </w:p>
         </w:tc>
         <w:tc>
           <w:tcPr>
-            <w:tcW w:type="dxa" w:w="2016"/>
+            <w:tcW w:type="dxa" w:w="1584"/>
             <w:shd w:fill="F1F5F9"/>
             <w:tcMar>
               <w:top w:w="100" w:type="dxa"/>
@@ -2305,7 +4533,7 @@
         </w:tc>
         <w:tc>
           <w:tcPr>
-            <w:tcW w:type="dxa" w:w="2160"/>
+            <w:tcW w:type="dxa" w:w="1584"/>
             <w:shd w:fill="F1F5F9"/>
             <w:tcMar>
               <w:top w:w="100" w:type="dxa"/>
@@ -2325,13 +4553,13 @@
                 <w:color w:val="334155"/>
                 <w:sz w:val="18"/>
               </w:rPr>
-              <w:t>Included (Mic waveform)</w:t>
+              <w:t>Digits only</w:t>
             </w:r>
           </w:p>
         </w:tc>
         <w:tc>
           <w:tcPr>
-            <w:tcW w:type="dxa" w:w="2160"/>
+            <w:tcW w:type="dxa" w:w="1728"/>
             <w:shd w:fill="F1F5F9"/>
             <w:tcMar>
               <w:top w:w="100" w:type="dxa"/>
@@ -2351,7 +4579,33 @@
                 <w:color w:val="334155"/>
                 <w:sz w:val="18"/>
               </w:rPr>
-              <w:t>Included (Mic waveform)</w:t>
+              <w:t>Digits only</w:t>
+            </w:r>
+          </w:p>
+        </w:tc>
+        <w:tc>
+          <w:tcPr>
+            <w:tcW w:type="dxa" w:w="1728"/>
+            <w:shd w:fill="F1F5F9"/>
+            <w:tcMar>
+              <w:top w:w="100" w:type="dxa"/>
+              <w:bottom w:w="100" w:type="dxa"/>
+              <w:left w:w="150" w:type="dxa"/>
+              <w:right w:w="150" w:type="dxa"/>
+            </w:tcMar>
+          </w:tcPr>
+          <w:p>
+            <w:pPr>
+              <w:spacing w:before="0" w:after="0"/>
+              <w:jc w:val="left"/>
+            </w:pPr>
+            <w:r>
+              <w:rPr>
+                <w:rFonts w:ascii="Arial" w:hAnsi="Arial"/>
+                <w:color w:val="334155"/>
+                <w:sz w:val="18"/>
+              </w:rPr>
+              <w:t>Full ('twenty five thousand')</w:t>
             </w:r>
           </w:p>
         </w:tc>
@@ -2359,7 +4613,7 @@
       <w:tr>
         <w:tc>
           <w:tcPr>
-            <w:tcW w:type="dxa" w:w="3600"/>
+            <w:tcW w:type="dxa" w:w="3312"/>
             <w:shd w:fill="FFFFFF"/>
             <w:tcMar>
               <w:top w:w="100" w:type="dxa"/>
@@ -2385,7 +4639,7 @@
         </w:tc>
         <w:tc>
           <w:tcPr>
-            <w:tcW w:type="dxa" w:w="2016"/>
+            <w:tcW w:type="dxa" w:w="1584"/>
             <w:shd w:fill="FFFFFF"/>
             <w:tcMar>
               <w:top w:w="100" w:type="dxa"/>
@@ -2411,7 +4665,7 @@
         </w:tc>
         <w:tc>
           <w:tcPr>
-            <w:tcW w:type="dxa" w:w="2160"/>
+            <w:tcW w:type="dxa" w:w="1584"/>
             <w:shd w:fill="FFFFFF"/>
             <w:tcMar>
               <w:top w:w="100" w:type="dxa"/>
@@ -2431,13 +4685,13 @@
                 <w:color w:val="334155"/>
                 <w:sz w:val="18"/>
               </w:rPr>
-              <w:t>1-Click Auto-Mapping</w:t>
+              <w:t>1-Click Auto-Map</w:t>
             </w:r>
           </w:p>
         </w:tc>
         <w:tc>
           <w:tcPr>
-            <w:tcW w:type="dxa" w:w="2160"/>
+            <w:tcW w:type="dxa" w:w="1728"/>
             <w:shd w:fill="FFFFFF"/>
             <w:tcMar>
               <w:top w:w="100" w:type="dxa"/>
@@ -2457,7 +4711,33 @@
                 <w:color w:val="334155"/>
                 <w:sz w:val="18"/>
               </w:rPr>
-              <w:t>1-Click Auto-Mapping</w:t>
+              <w:t>1-Click Auto-Map</w:t>
+            </w:r>
+          </w:p>
+        </w:tc>
+        <w:tc>
+          <w:tcPr>
+            <w:tcW w:type="dxa" w:w="1728"/>
+            <w:shd w:fill="FFFFFF"/>
+            <w:tcMar>
+              <w:top w:w="100" w:type="dxa"/>
+              <w:bottom w:w="100" w:type="dxa"/>
+              <w:left w:w="150" w:type="dxa"/>
+              <w:right w:w="150" w:type="dxa"/>
+            </w:tcMar>
+          </w:tcPr>
+          <w:p>
+            <w:pPr>
+              <w:spacing w:before="0" w:after="0"/>
+              <w:jc w:val="left"/>
+            </w:pPr>
+            <w:r>
+              <w:rPr>
+                <w:rFonts w:ascii="Arial" w:hAnsi="Arial"/>
+                <w:color w:val="334155"/>
+                <w:sz w:val="18"/>
+              </w:rPr>
+              <w:t>1-Click Direct Pipeline</w:t>
             </w:r>
           </w:p>
         </w:tc>
@@ -2465,7 +4745,7 @@
       <w:tr>
         <w:tc>
           <w:tcPr>
-            <w:tcW w:type="dxa" w:w="3600"/>
+            <w:tcW w:type="dxa" w:w="3312"/>
             <w:shd w:fill="F1F5F9"/>
             <w:tcMar>
               <w:top w:w="100" w:type="dxa"/>
@@ -2485,13 +4765,13 @@
                 <w:color w:val="334155"/>
                 <w:sz w:val="18"/>
               </w:rPr>
-              <w:t>Shipping Details Section</w:t>
+              <w:t>Shipping Details Sub-module</w:t>
             </w:r>
           </w:p>
         </w:tc>
         <w:tc>
           <w:tcPr>
-            <w:tcW w:type="dxa" w:w="2016"/>
+            <w:tcW w:type="dxa" w:w="1584"/>
             <w:shd w:fill="F1F5F9"/>
             <w:tcMar>
               <w:top w:w="100" w:type="dxa"/>
@@ -2517,7 +4797,7 @@
         </w:tc>
         <w:tc>
           <w:tcPr>
-            <w:tcW w:type="dxa" w:w="2160"/>
+            <w:tcW w:type="dxa" w:w="1584"/>
             <w:shd w:fill="F1F5F9"/>
             <w:tcMar>
               <w:top w:w="100" w:type="dxa"/>
@@ -2543,7 +4823,7 @@
         </w:tc>
         <w:tc>
           <w:tcPr>
-            <w:tcW w:type="dxa" w:w="2160"/>
+            <w:tcW w:type="dxa" w:w="1728"/>
             <w:shd w:fill="F1F5F9"/>
             <w:tcMar>
               <w:top w:w="100" w:type="dxa"/>
@@ -2567,11 +4847,37 @@
             </w:r>
           </w:p>
         </w:tc>
+        <w:tc>
+          <w:tcPr>
+            <w:tcW w:type="dxa" w:w="1728"/>
+            <w:shd w:fill="F1F5F9"/>
+            <w:tcMar>
+              <w:top w:w="100" w:type="dxa"/>
+              <w:bottom w:w="100" w:type="dxa"/>
+              <w:left w:w="150" w:type="dxa"/>
+              <w:right w:w="150" w:type="dxa"/>
+            </w:tcMar>
+          </w:tcPr>
+          <w:p>
+            <w:pPr>
+              <w:spacing w:before="0" w:after="0"/>
+              <w:jc w:val="left"/>
+            </w:pPr>
+            <w:r>
+              <w:rPr>
+                <w:rFonts w:ascii="Arial" w:hAnsi="Arial"/>
+                <w:color w:val="334155"/>
+                <w:sz w:val="18"/>
+              </w:rPr>
+              <w:t>Not needed on /page2</w:t>
+            </w:r>
+          </w:p>
+        </w:tc>
       </w:tr>
       <w:tr>
         <w:tc>
           <w:tcPr>
-            <w:tcW w:type="dxa" w:w="3600"/>
+            <w:tcW w:type="dxa" w:w="3312"/>
             <w:shd w:fill="FFFFFF"/>
             <w:tcMar>
               <w:top w:w="100" w:type="dxa"/>
@@ -2597,7 +4903,7 @@
         </w:tc>
         <w:tc>
           <w:tcPr>
-            <w:tcW w:type="dxa" w:w="2016"/>
+            <w:tcW w:type="dxa" w:w="1584"/>
             <w:shd w:fill="FFFFFF"/>
             <w:tcMar>
               <w:top w:w="100" w:type="dxa"/>
@@ -2617,13 +4923,13 @@
                 <w:color w:val="334155"/>
                 <w:sz w:val="18"/>
               </w:rPr>
-              <w:t>Standard Tax % only</w:t>
+              <w:t>Standard Tax %</w:t>
             </w:r>
           </w:p>
         </w:tc>
         <w:tc>
           <w:tcPr>
-            <w:tcW w:type="dxa" w:w="2160"/>
+            <w:tcW w:type="dxa" w:w="1584"/>
             <w:shd w:fill="FFFFFF"/>
             <w:tcMar>
               <w:top w:w="100" w:type="dxa"/>
@@ -2643,13 +4949,13 @@
                 <w:color w:val="334155"/>
                 <w:sz w:val="18"/>
               </w:rPr>
-              <w:t>Standard Tax % only</w:t>
+              <w:t>Standard Tax %</w:t>
             </w:r>
           </w:p>
         </w:tc>
         <w:tc>
           <w:tcPr>
-            <w:tcW w:type="dxa" w:w="2160"/>
+            <w:tcW w:type="dxa" w:w="1728"/>
             <w:shd w:fill="FFFFFF"/>
             <w:tcMar>
               <w:top w:w="100" w:type="dxa"/>
@@ -2669,7 +4975,33 @@
                 <w:color w:val="334155"/>
                 <w:sz w:val="18"/>
               </w:rPr>
-              <w:t>Full (IGST/CGST/Cess/RCM)</w:t>
+              <w:t>Full Refrens Modal</w:t>
+            </w:r>
+          </w:p>
+        </w:tc>
+        <w:tc>
+          <w:tcPr>
+            <w:tcW w:type="dxa" w:w="1728"/>
+            <w:shd w:fill="FFFFFF"/>
+            <w:tcMar>
+              <w:top w:w="100" w:type="dxa"/>
+              <w:bottom w:w="100" w:type="dxa"/>
+              <w:left w:w="150" w:type="dxa"/>
+              <w:right w:w="150" w:type="dxa"/>
+            </w:tcMar>
+          </w:tcPr>
+          <w:p>
+            <w:pPr>
+              <w:spacing w:before="0" w:after="0"/>
+              <w:jc w:val="left"/>
+            </w:pPr>
+            <w:r>
+              <w:rPr>
+                <w:rFonts w:ascii="Arial" w:hAnsi="Arial"/>
+                <w:color w:val="334155"/>
+                <w:sz w:val="18"/>
+              </w:rPr>
+              <w:t>Configurable Tax %</w:t>
             </w:r>
           </w:p>
         </w:tc>
@@ -2677,7 +5009,7 @@
       <w:tr>
         <w:tc>
           <w:tcPr>
-            <w:tcW w:type="dxa" w:w="3600"/>
+            <w:tcW w:type="dxa" w:w="3312"/>
             <w:shd w:fill="F1F5F9"/>
             <w:tcMar>
               <w:top w:w="100" w:type="dxa"/>
@@ -2703,7 +5035,7 @@
         </w:tc>
         <w:tc>
           <w:tcPr>
-            <w:tcW w:type="dxa" w:w="2016"/>
+            <w:tcW w:type="dxa" w:w="1584"/>
             <w:shd w:fill="F1F5F9"/>
             <w:tcMar>
               <w:top w:w="100" w:type="dxa"/>
@@ -2729,7 +5061,7 @@
         </w:tc>
         <w:tc>
           <w:tcPr>
-            <w:tcW w:type="dxa" w:w="2160"/>
+            <w:tcW w:type="dxa" w:w="1584"/>
             <w:shd w:fill="F1F5F9"/>
             <w:tcMar>
               <w:top w:w="100" w:type="dxa"/>
@@ -2755,7 +5087,7 @@
         </w:tc>
         <w:tc>
           <w:tcPr>
-            <w:tcW w:type="dxa" w:w="2160"/>
+            <w:tcW w:type="dxa" w:w="1728"/>
             <w:shd w:fill="F1F5F9"/>
             <w:tcMar>
               <w:top w:w="100" w:type="dxa"/>
@@ -2775,7 +5107,33 @@
                 <w:color w:val="334155"/>
                 <w:sz w:val="18"/>
               </w:rPr>
-              <w:t>Dynamic Customizer + Eye Toggle</w:t>
+              <w:t>Dynamic Customizer</w:t>
+            </w:r>
+          </w:p>
+        </w:tc>
+        <w:tc>
+          <w:tcPr>
+            <w:tcW w:type="dxa" w:w="1728"/>
+            <w:shd w:fill="F1F5F9"/>
+            <w:tcMar>
+              <w:top w:w="100" w:type="dxa"/>
+              <w:bottom w:w="100" w:type="dxa"/>
+              <w:left w:w="150" w:type="dxa"/>
+              <w:right w:w="150" w:type="dxa"/>
+            </w:tcMar>
+          </w:tcPr>
+          <w:p>
+            <w:pPr>
+              <w:spacing w:before="0" w:after="0"/>
+              <w:jc w:val="left"/>
+            </w:pPr>
+            <w:r>
+              <w:rPr>
+                <w:rFonts w:ascii="Arial" w:hAnsi="Arial"/>
+                <w:color w:val="334155"/>
+                <w:sz w:val="18"/>
+              </w:rPr>
+              <w:t>Clean Standard Columns</w:t>
             </w:r>
           </w:p>
         </w:tc>
@@ -2783,7 +5141,7 @@
       <w:tr>
         <w:tc>
           <w:tcPr>
-            <w:tcW w:type="dxa" w:w="3600"/>
+            <w:tcW w:type="dxa" w:w="3312"/>
             <w:shd w:fill="FFFFFF"/>
             <w:tcMar>
               <w:top w:w="100" w:type="dxa"/>
@@ -2803,13 +5161,13 @@
                 <w:color w:val="334155"/>
                 <w:sz w:val="18"/>
               </w:rPr>
-              <w:t>Dedicated URL Route</w:t>
+              <w:t>Document Print &amp; PDF Export</w:t>
             </w:r>
           </w:p>
         </w:tc>
         <w:tc>
           <w:tcPr>
-            <w:tcW w:type="dxa" w:w="2016"/>
+            <w:tcW w:type="dxa" w:w="1584"/>
             <w:shd w:fill="FFFFFF"/>
             <w:tcMar>
               <w:top w:w="100" w:type="dxa"/>
@@ -2829,13 +5187,13 @@
                 <w:color w:val="334155"/>
                 <w:sz w:val="18"/>
               </w:rPr>
-              <w:t>/#/create-quote</w:t>
+              <w:t>Basic</w:t>
             </w:r>
           </w:p>
         </w:tc>
         <w:tc>
           <w:tcPr>
-            <w:tcW w:type="dxa" w:w="2160"/>
+            <w:tcW w:type="dxa" w:w="1584"/>
             <w:shd w:fill="FFFFFF"/>
             <w:tcMar>
               <w:top w:w="100" w:type="dxa"/>
@@ -2855,13 +5213,13 @@
                 <w:color w:val="334155"/>
                 <w:sz w:val="18"/>
               </w:rPr>
-              <w:t>/#/create-quote</w:t>
+              <w:t>Formatted Modal</w:t>
             </w:r>
           </w:p>
         </w:tc>
         <w:tc>
           <w:tcPr>
-            <w:tcW w:type="dxa" w:w="2160"/>
+            <w:tcW w:type="dxa" w:w="1728"/>
             <w:shd w:fill="FFFFFF"/>
             <w:tcMar>
               <w:top w:w="100" w:type="dxa"/>
@@ -2881,7 +5239,33 @@
                 <w:color w:val="334155"/>
                 <w:sz w:val="18"/>
               </w:rPr>
-              <w:t>/#/create-quote2</w:t>
+              <w:t>Formatted Modal</w:t>
+            </w:r>
+          </w:p>
+        </w:tc>
+        <w:tc>
+          <w:tcPr>
+            <w:tcW w:type="dxa" w:w="1728"/>
+            <w:shd w:fill="FFFFFF"/>
+            <w:tcMar>
+              <w:top w:w="100" w:type="dxa"/>
+              <w:bottom w:w="100" w:type="dxa"/>
+              <w:left w:w="150" w:type="dxa"/>
+              <w:right w:w="150" w:type="dxa"/>
+            </w:tcMar>
+          </w:tcPr>
+          <w:p>
+            <w:pPr>
+              <w:spacing w:before="0" w:after="0"/>
+              <w:jc w:val="left"/>
+            </w:pPr>
+            <w:r>
+              <w:rPr>
+                <w:rFonts w:ascii="Arial" w:hAnsi="Arial"/>
+                <w:color w:val="334155"/>
+                <w:sz w:val="18"/>
+              </w:rPr>
+              <w:t>Instant Print &amp; PDF Modal</w:t>
             </w:r>
           </w:p>
         </w:tc>
@@ -2889,7 +5273,7 @@
       <w:tr>
         <w:tc>
           <w:tcPr>
-            <w:tcW w:type="dxa" w:w="3600"/>
+            <w:tcW w:type="dxa" w:w="3312"/>
             <w:shd w:fill="F1F5F9"/>
             <w:tcMar>
               <w:top w:w="100" w:type="dxa"/>
@@ -2915,7 +5299,7 @@
         </w:tc>
         <w:tc>
           <w:tcPr>
-            <w:tcW w:type="dxa" w:w="2016"/>
+            <w:tcW w:type="dxa" w:w="1584"/>
             <w:shd w:fill="F1F5F9"/>
             <w:tcMar>
               <w:top w:w="100" w:type="dxa"/>
@@ -2941,7 +5325,7 @@
         </w:tc>
         <w:tc>
           <w:tcPr>
-            <w:tcW w:type="dxa" w:w="2160"/>
+            <w:tcW w:type="dxa" w:w="1584"/>
             <w:shd w:fill="F1F5F9"/>
             <w:tcMar>
               <w:top w:w="100" w:type="dxa"/>
@@ -2967,7 +5351,33 @@
         </w:tc>
         <w:tc>
           <w:tcPr>
-            <w:tcW w:type="dxa" w:w="2160"/>
+            <w:tcW w:type="dxa" w:w="1728"/>
+            <w:shd w:fill="F1F5F9"/>
+            <w:tcMar>
+              <w:top w:w="100" w:type="dxa"/>
+              <w:bottom w:w="100" w:type="dxa"/>
+              <w:left w:w="150" w:type="dxa"/>
+              <w:right w:w="150" w:type="dxa"/>
+            </w:tcMar>
+          </w:tcPr>
+          <w:p>
+            <w:pPr>
+              <w:spacing w:before="0" w:after="0"/>
+              <w:jc w:val="left"/>
+            </w:pPr>
+            <w:r>
+              <w:rPr>
+                <w:rFonts w:ascii="Arial" w:hAnsi="Arial"/>
+                <w:color w:val="334155"/>
+                <w:sz w:val="18"/>
+              </w:rPr>
+              <w:t>test.ilovequote.com</w:t>
+            </w:r>
+          </w:p>
+        </w:tc>
+        <w:tc>
+          <w:tcPr>
+            <w:tcW w:type="dxa" w:w="1728"/>
             <w:shd w:fill="F1F5F9"/>
             <w:tcMar>
               <w:top w:w="100" w:type="dxa"/>
@@ -3000,7 +5410,7 @@
     </w:p>
     <w:p>
       <w:pPr>
-        <w:spacing w:before="280" w:after="80"/>
+        <w:spacing w:before="320" w:after="80"/>
       </w:pPr>
       <w:r>
         <w:rPr>
@@ -3009,7 +5419,7 @@
           <w:color w:val="1E293B"/>
           <w:sz w:val="28"/>
         </w:rPr>
-        <w:t>6. File Modification Summary &amp; Deployment Links</w:t>
+        <w:t>8. File Inventory &amp; Active Deployment Directory</w:t>
       </w:r>
     </w:p>
     <w:tbl>
@@ -3026,7 +5436,7 @@
       <w:tr>
         <w:tc>
           <w:tcPr>
-            <w:tcW w:type="dxa" w:w="3744"/>
+            <w:tcW w:type="dxa" w:w="3600"/>
             <w:shd w:fill="1E293B"/>
             <w:tcMar>
               <w:top w:w="120" w:type="dxa"/>
@@ -3080,7 +5490,7 @@
         </w:tc>
         <w:tc>
           <w:tcPr>
-            <w:tcW w:type="dxa" w:w="4608"/>
+            <w:tcW w:type="dxa" w:w="4752"/>
             <w:shd w:fill="1E293B"/>
             <w:tcMar>
               <w:top w:w="120" w:type="dxa"/>
@@ -3101,7 +5511,7 @@
                 <w:color w:val="FFFFFF"/>
                 <w:sz w:val="19"/>
               </w:rPr>
-              <w:t>Description</w:t>
+              <w:t>Description &amp; Version Scope</w:t>
             </w:r>
           </w:p>
         </w:tc>
@@ -3109,7 +5519,327 @@
       <w:tr>
         <w:tc>
           <w:tcPr>
-            <w:tcW w:type="dxa" w:w="3744"/>
+            <w:tcW w:type="dxa" w:w="3600"/>
+            <w:shd w:fill="FFFFFF"/>
+            <w:tcMar>
+              <w:top w:w="100" w:type="dxa"/>
+              <w:bottom w:w="100" w:type="dxa"/>
+              <w:left w:w="150" w:type="dxa"/>
+              <w:right w:w="150" w:type="dxa"/>
+            </w:tcMar>
+          </w:tcPr>
+          <w:p>
+            <w:pPr>
+              <w:spacing w:before="0" w:after="0"/>
+              <w:jc w:val="left"/>
+            </w:pPr>
+            <w:r>
+              <w:rPr>
+                <w:rFonts w:ascii="Arial" w:hAnsi="Arial"/>
+                <w:color w:val="334155"/>
+                <w:sz w:val="18"/>
+              </w:rPr>
+              <w:t>frontend/src/pages/AudioQuoteConverterPage.tsx</w:t>
+            </w:r>
+          </w:p>
+        </w:tc>
+        <w:tc>
+          <w:tcPr>
+            <w:tcW w:type="dxa" w:w="1584"/>
+            <w:shd w:fill="FFFFFF"/>
+            <w:tcMar>
+              <w:top w:w="100" w:type="dxa"/>
+              <w:bottom w:w="100" w:type="dxa"/>
+              <w:left w:w="150" w:type="dxa"/>
+              <w:right w:w="150" w:type="dxa"/>
+            </w:tcMar>
+          </w:tcPr>
+          <w:p>
+            <w:pPr>
+              <w:spacing w:before="0" w:after="0"/>
+              <w:jc w:val="left"/>
+            </w:pPr>
+            <w:r>
+              <w:rPr>
+                <w:rFonts w:ascii="Arial" w:hAnsi="Arial"/>
+                <w:color w:val="334155"/>
+                <w:sz w:val="18"/>
+              </w:rPr>
+              <w:t>Created (V4)</w:t>
+            </w:r>
+          </w:p>
+        </w:tc>
+        <w:tc>
+          <w:tcPr>
+            <w:tcW w:type="dxa" w:w="4752"/>
+            <w:shd w:fill="FFFFFF"/>
+            <w:tcMar>
+              <w:top w:w="100" w:type="dxa"/>
+              <w:bottom w:w="100" w:type="dxa"/>
+              <w:left w:w="150" w:type="dxa"/>
+              <w:right w:w="150" w:type="dxa"/>
+            </w:tcMar>
+          </w:tcPr>
+          <w:p>
+            <w:pPr>
+              <w:spacing w:before="0" w:after="0"/>
+              <w:jc w:val="left"/>
+            </w:pPr>
+            <w:r>
+              <w:rPr>
+                <w:rFonts w:ascii="Arial" w:hAnsi="Arial"/>
+                <w:color w:val="334155"/>
+                <w:sz w:val="18"/>
+              </w:rPr>
+              <w:t>Dedicated Audio to Price Converter page on /page2 with 3 audio modes, waveform bars, smart NLP parsing, and quote editor.</w:t>
+            </w:r>
+          </w:p>
+        </w:tc>
+      </w:tr>
+      <w:tr>
+        <w:tc>
+          <w:tcPr>
+            <w:tcW w:type="dxa" w:w="3600"/>
+            <w:shd w:fill="F1F5F9"/>
+            <w:tcMar>
+              <w:top w:w="100" w:type="dxa"/>
+              <w:bottom w:w="100" w:type="dxa"/>
+              <w:left w:w="150" w:type="dxa"/>
+              <w:right w:w="150" w:type="dxa"/>
+            </w:tcMar>
+          </w:tcPr>
+          <w:p>
+            <w:pPr>
+              <w:spacing w:before="0" w:after="0"/>
+              <w:jc w:val="left"/>
+            </w:pPr>
+            <w:r>
+              <w:rPr>
+                <w:rFonts w:ascii="Arial" w:hAnsi="Arial"/>
+                <w:color w:val="334155"/>
+                <w:sz w:val="18"/>
+              </w:rPr>
+              <w:t>frontend/src/App.tsx</w:t>
+            </w:r>
+          </w:p>
+        </w:tc>
+        <w:tc>
+          <w:tcPr>
+            <w:tcW w:type="dxa" w:w="1584"/>
+            <w:shd w:fill="F1F5F9"/>
+            <w:tcMar>
+              <w:top w:w="100" w:type="dxa"/>
+              <w:bottom w:w="100" w:type="dxa"/>
+              <w:left w:w="150" w:type="dxa"/>
+              <w:right w:w="150" w:type="dxa"/>
+            </w:tcMar>
+          </w:tcPr>
+          <w:p>
+            <w:pPr>
+              <w:spacing w:before="0" w:after="0"/>
+              <w:jc w:val="left"/>
+            </w:pPr>
+            <w:r>
+              <w:rPr>
+                <w:rFonts w:ascii="Arial" w:hAnsi="Arial"/>
+                <w:color w:val="334155"/>
+                <w:sz w:val="18"/>
+              </w:rPr>
+              <w:t>Modified (V4)</w:t>
+            </w:r>
+          </w:p>
+        </w:tc>
+        <w:tc>
+          <w:tcPr>
+            <w:tcW w:type="dxa" w:w="4752"/>
+            <w:shd w:fill="F1F5F9"/>
+            <w:tcMar>
+              <w:top w:w="100" w:type="dxa"/>
+              <w:bottom w:w="100" w:type="dxa"/>
+              <w:left w:w="150" w:type="dxa"/>
+              <w:right w:w="150" w:type="dxa"/>
+            </w:tcMar>
+          </w:tcPr>
+          <w:p>
+            <w:pPr>
+              <w:spacing w:before="0" w:after="0"/>
+              <w:jc w:val="left"/>
+            </w:pPr>
+            <w:r>
+              <w:rPr>
+                <w:rFonts w:ascii="Arial" w:hAnsi="Arial"/>
+                <w:color w:val="334155"/>
+                <w:sz w:val="18"/>
+              </w:rPr>
+              <w:t>Registered /page2, /audio-quote, and /create-quote3 routes; added automatic direct-path to hash-route redirection.</w:t>
+            </w:r>
+          </w:p>
+        </w:tc>
+      </w:tr>
+      <w:tr>
+        <w:tc>
+          <w:tcPr>
+            <w:tcW w:type="dxa" w:w="3600"/>
+            <w:shd w:fill="FFFFFF"/>
+            <w:tcMar>
+              <w:top w:w="100" w:type="dxa"/>
+              <w:bottom w:w="100" w:type="dxa"/>
+              <w:left w:w="150" w:type="dxa"/>
+              <w:right w:w="150" w:type="dxa"/>
+            </w:tcMar>
+          </w:tcPr>
+          <w:p>
+            <w:pPr>
+              <w:spacing w:before="0" w:after="0"/>
+              <w:jc w:val="left"/>
+            </w:pPr>
+            <w:r>
+              <w:rPr>
+                <w:rFonts w:ascii="Arial" w:hAnsi="Arial"/>
+                <w:color w:val="334155"/>
+                <w:sz w:val="18"/>
+              </w:rPr>
+              <w:t>frontend/src/components/Layout.tsx</w:t>
+            </w:r>
+          </w:p>
+        </w:tc>
+        <w:tc>
+          <w:tcPr>
+            <w:tcW w:type="dxa" w:w="1584"/>
+            <w:shd w:fill="FFFFFF"/>
+            <w:tcMar>
+              <w:top w:w="100" w:type="dxa"/>
+              <w:bottom w:w="100" w:type="dxa"/>
+              <w:left w:w="150" w:type="dxa"/>
+              <w:right w:w="150" w:type="dxa"/>
+            </w:tcMar>
+          </w:tcPr>
+          <w:p>
+            <w:pPr>
+              <w:spacing w:before="0" w:after="0"/>
+              <w:jc w:val="left"/>
+            </w:pPr>
+            <w:r>
+              <w:rPr>
+                <w:rFonts w:ascii="Arial" w:hAnsi="Arial"/>
+                <w:color w:val="334155"/>
+                <w:sz w:val="18"/>
+              </w:rPr>
+              <w:t>Modified (V4)</w:t>
+            </w:r>
+          </w:p>
+        </w:tc>
+        <w:tc>
+          <w:tcPr>
+            <w:tcW w:type="dxa" w:w="4752"/>
+            <w:shd w:fill="FFFFFF"/>
+            <w:tcMar>
+              <w:top w:w="100" w:type="dxa"/>
+              <w:bottom w:w="100" w:type="dxa"/>
+              <w:left w:w="150" w:type="dxa"/>
+              <w:right w:w="150" w:type="dxa"/>
+            </w:tcMar>
+          </w:tcPr>
+          <w:p>
+            <w:pPr>
+              <w:spacing w:before="0" w:after="0"/>
+              <w:jc w:val="left"/>
+            </w:pPr>
+            <w:r>
+              <w:rPr>
+                <w:rFonts w:ascii="Arial" w:hAnsi="Arial"/>
+                <w:color w:val="334155"/>
+                <w:sz w:val="18"/>
+              </w:rPr>
+              <w:t>Added Audio to Quote link with microphone icon in permanent sidebar navigation menu.</w:t>
+            </w:r>
+          </w:p>
+        </w:tc>
+      </w:tr>
+      <w:tr>
+        <w:tc>
+          <w:tcPr>
+            <w:tcW w:type="dxa" w:w="3600"/>
+            <w:shd w:fill="F1F5F9"/>
+            <w:tcMar>
+              <w:top w:w="100" w:type="dxa"/>
+              <w:bottom w:w="100" w:type="dxa"/>
+              <w:left w:w="150" w:type="dxa"/>
+              <w:right w:w="150" w:type="dxa"/>
+            </w:tcMar>
+          </w:tcPr>
+          <w:p>
+            <w:pPr>
+              <w:spacing w:before="0" w:after="0"/>
+              <w:jc w:val="left"/>
+            </w:pPr>
+            <w:r>
+              <w:rPr>
+                <w:rFonts w:ascii="Arial" w:hAnsi="Arial"/>
+                <w:color w:val="334155"/>
+                <w:sz w:val="18"/>
+              </w:rPr>
+              <w:t>frontend/vercel.json &amp; ./vercel.json</w:t>
+            </w:r>
+          </w:p>
+        </w:tc>
+        <w:tc>
+          <w:tcPr>
+            <w:tcW w:type="dxa" w:w="1584"/>
+            <w:shd w:fill="F1F5F9"/>
+            <w:tcMar>
+              <w:top w:w="100" w:type="dxa"/>
+              <w:bottom w:w="100" w:type="dxa"/>
+              <w:left w:w="150" w:type="dxa"/>
+              <w:right w:w="150" w:type="dxa"/>
+            </w:tcMar>
+          </w:tcPr>
+          <w:p>
+            <w:pPr>
+              <w:spacing w:before="0" w:after="0"/>
+              <w:jc w:val="left"/>
+            </w:pPr>
+            <w:r>
+              <w:rPr>
+                <w:rFonts w:ascii="Arial" w:hAnsi="Arial"/>
+                <w:color w:val="334155"/>
+                <w:sz w:val="18"/>
+              </w:rPr>
+              <w:t>Created (V4)</w:t>
+            </w:r>
+          </w:p>
+        </w:tc>
+        <w:tc>
+          <w:tcPr>
+            <w:tcW w:type="dxa" w:w="4752"/>
+            <w:shd w:fill="F1F5F9"/>
+            <w:tcMar>
+              <w:top w:w="100" w:type="dxa"/>
+              <w:bottom w:w="100" w:type="dxa"/>
+              <w:left w:w="150" w:type="dxa"/>
+              <w:right w:w="150" w:type="dxa"/>
+            </w:tcMar>
+          </w:tcPr>
+          <w:p>
+            <w:pPr>
+              <w:spacing w:before="0" w:after="0"/>
+              <w:jc w:val="left"/>
+            </w:pPr>
+            <w:r>
+              <w:rPr>
+                <w:rFonts w:ascii="Arial" w:hAnsi="Arial"/>
+                <w:color w:val="334155"/>
+                <w:sz w:val="18"/>
+              </w:rPr>
+              <w:t>Configured SPA rewrites to route direct path hits to index.html to prevent 404s on direct navigation.</w:t>
+            </w:r>
+          </w:p>
+        </w:tc>
+      </w:tr>
+      <w:tr>
+        <w:tc>
+          <w:tcPr>
+            <w:tcW w:type="dxa" w:w="3600"/>
             <w:shd w:fill="FFFFFF"/>
             <w:tcMar>
               <w:top w:w="100" w:type="dxa"/>
@@ -3155,13 +5885,13 @@
                 <w:color w:val="334155"/>
                 <w:sz w:val="18"/>
               </w:rPr>
-              <w:t>Created</w:t>
+              <w:t>Created (V3)</w:t>
             </w:r>
           </w:p>
         </w:tc>
         <w:tc>
           <w:tcPr>
-            <w:tcW w:type="dxa" w:w="4608"/>
+            <w:tcW w:type="dxa" w:w="4752"/>
             <w:shd w:fill="FFFFFF"/>
             <w:tcMar>
               <w:top w:w="100" w:type="dxa"/>
@@ -3189,7 +5919,7 @@
       <w:tr>
         <w:tc>
           <w:tcPr>
-            <w:tcW w:type="dxa" w:w="3744"/>
+            <w:tcW w:type="dxa" w:w="3600"/>
             <w:shd w:fill="F1F5F9"/>
             <w:tcMar>
               <w:top w:w="100" w:type="dxa"/>
@@ -3235,13 +5965,13 @@
                 <w:color w:val="334155"/>
                 <w:sz w:val="18"/>
               </w:rPr>
-              <w:t>Created</w:t>
+              <w:t>Created (V3)</w:t>
             </w:r>
           </w:p>
         </w:tc>
         <w:tc>
           <w:tcPr>
-            <w:tcW w:type="dxa" w:w="4608"/>
+            <w:tcW w:type="dxa" w:w="4752"/>
             <w:shd w:fill="F1F5F9"/>
             <w:tcMar>
               <w:top w:w="100" w:type="dxa"/>
@@ -3269,7 +5999,7 @@
       <w:tr>
         <w:tc>
           <w:tcPr>
-            <w:tcW w:type="dxa" w:w="3744"/>
+            <w:tcW w:type="dxa" w:w="3600"/>
             <w:shd w:fill="FFFFFF"/>
             <w:tcMar>
               <w:top w:w="100" w:type="dxa"/>
@@ -3315,13 +6045,13 @@
                 <w:color w:val="334155"/>
                 <w:sz w:val="18"/>
               </w:rPr>
-              <w:t>Modified</w:t>
+              <w:t>Created (V2/V3)</w:t>
             </w:r>
           </w:p>
         </w:tc>
         <w:tc>
           <w:tcPr>
-            <w:tcW w:type="dxa" w:w="4608"/>
+            <w:tcW w:type="dxa" w:w="4752"/>
             <w:shd w:fill="FFFFFF"/>
             <w:tcMar>
               <w:top w:w="100" w:type="dxa"/>
@@ -3341,7 +6071,7 @@
                 <w:color w:val="334155"/>
                 <w:sz w:val="18"/>
               </w:rPr>
-              <w:t>Added Additional Options accordion, dynamic column rendering, shipping fields, and GST breakdown.</w:t>
+              <w:t>Single-page generator, Additional Options accordion, dynamic column rendering, and GST breakdown.</w:t>
             </w:r>
           </w:p>
         </w:tc>
@@ -3349,7 +6079,7 @@
       <w:tr>
         <w:tc>
           <w:tcPr>
-            <w:tcW w:type="dxa" w:w="3744"/>
+            <w:tcW w:type="dxa" w:w="3600"/>
             <w:shd w:fill="F1F5F9"/>
             <w:tcMar>
               <w:top w:w="100" w:type="dxa"/>
@@ -3395,13 +6125,13 @@
                 <w:color w:val="334155"/>
                 <w:sz w:val="18"/>
               </w:rPr>
-              <w:t>Modified</w:t>
+              <w:t>Created (V2/V3/V4)</w:t>
             </w:r>
           </w:p>
         </w:tc>
         <w:tc>
           <w:tcPr>
-            <w:tcW w:type="dxa" w:w="4608"/>
+            <w:tcW w:type="dxa" w:w="4752"/>
             <w:shd w:fill="F1F5F9"/>
             <w:tcMar>
               <w:top w:w="100" w:type="dxa"/>
@@ -3421,7 +6151,7 @@
                 <w:color w:val="334155"/>
                 <w:sz w:val="18"/>
               </w:rPr>
-              <w:t>Added TaxConfiguration, QuoteColumnConfig, ShippingDetails, Indian States list, and Cess calculator.</w:t>
+              <w:t>Structured quotation schema, pricing calculator, and quote-to-invoice conversion helper.</w:t>
             </w:r>
           </w:p>
         </w:tc>
@@ -3429,7 +6159,7 @@
       <w:tr>
         <w:tc>
           <w:tcPr>
-            <w:tcW w:type="dxa" w:w="3744"/>
+            <w:tcW w:type="dxa" w:w="3600"/>
             <w:shd w:fill="FFFFFF"/>
             <w:tcMar>
               <w:top w:w="100" w:type="dxa"/>
@@ -3449,7 +6179,7 @@
                 <w:color w:val="334155"/>
                 <w:sz w:val="18"/>
               </w:rPr>
-              <w:t>frontend/src/App.tsx</w:t>
+              <w:t>VERSION_CHANGE_RECORDS.md</w:t>
             </w:r>
           </w:p>
         </w:tc>
@@ -3475,13 +6205,13 @@
                 <w:color w:val="334155"/>
                 <w:sz w:val="18"/>
               </w:rPr>
-              <w:t>Modified</w:t>
+              <w:t>Updated</w:t>
             </w:r>
           </w:p>
         </w:tc>
         <w:tc>
           <w:tcPr>
-            <w:tcW w:type="dxa" w:w="4608"/>
+            <w:tcW w:type="dxa" w:w="4752"/>
             <w:shd w:fill="FFFFFF"/>
             <w:tcMar>
               <w:top w:w="100" w:type="dxa"/>
@@ -3501,7 +6231,7 @@
                 <w:color w:val="334155"/>
                 <w:sz w:val="18"/>
               </w:rPr>
-              <w:t>Registered dedicated route /#/create-quote2.</w:t>
+              <w:t>Master engineering backup logs across all 4 reviews.</w:t>
             </w:r>
           </w:p>
         </w:tc>
@@ -3509,7 +6239,7 @@
       <w:tr>
         <w:tc>
           <w:tcPr>
-            <w:tcW w:type="dxa" w:w="3744"/>
+            <w:tcW w:type="dxa" w:w="3600"/>
             <w:shd w:fill="F1F5F9"/>
             <w:tcMar>
               <w:top w:w="100" w:type="dxa"/>
@@ -3529,7 +6259,7 @@
                 <w:color w:val="334155"/>
                 <w:sz w:val="18"/>
               </w:rPr>
-              <w:t>VERSION_CHANGE_RECORDS.md</w:t>
+              <w:t>generate_word_doc.py</w:t>
             </w:r>
           </w:p>
         </w:tc>
@@ -3555,13 +6285,13 @@
                 <w:color w:val="334155"/>
                 <w:sz w:val="18"/>
               </w:rPr>
-              <w:t>Modified</w:t>
+              <w:t>Updated</w:t>
             </w:r>
           </w:p>
         </w:tc>
         <w:tc>
           <w:tcPr>
-            <w:tcW w:type="dxa" w:w="4608"/>
+            <w:tcW w:type="dxa" w:w="4752"/>
             <w:shd w:fill="F1F5F9"/>
             <w:tcMar>
               <w:top w:w="100" w:type="dxa"/>
@@ -3581,7 +6311,7 @@
                 <w:color w:val="334155"/>
                 <w:sz w:val="18"/>
               </w:rPr>
-              <w:t>Backup logs and cross-version documentation.</w:t>
+              <w:t>Automated Word document generator producing this comprehensive record.</w:t>
             </w:r>
           </w:p>
         </w:tc>
@@ -3638,13 +6368,15 @@
                 <w:color w:val="475569"/>
                 <w:sz w:val="19"/>
               </w:rPr>
-              <w:t>• Active Test Subdomain: https://test.ilovequote.com/#/create-quote2</w:t>
+              <w:t>• Review 4 Active Target: https://test.ilovequote.com/#/page2 (and https://test.ilovequote.com/page2)</w:t>
               <w:br/>
-              <w:t>• Vercel Direct Preview: https://ilovequote-txou-git-preview-venkateswarlu-kataris-projects.vercel.app/#/create-quote2</w:t>
+              <w:t>• Review 3 Active Target: https://test.ilovequote.com/#/create-quote2</w:t>
+              <w:br/>
+              <w:t>• Review 1 &amp; 2 Active Target: https://test.ilovequote.com/#/create-quote</w:t>
               <w:br/>
               <w:t>• Git Repository: https://github.com/clientfoster/ilovequote</w:t>
               <w:br/>
-              <w:t>• Backup Branches: preview1 (V1), preview2 (V2), preview3 (V3), review3 (Active V3 Test).</w:t>
+              <w:t>• Backup Branches: review4 (V4 Backup), review3 (Active Test Subdomain), preview3 (V3), preview2 (V2), preview1 (V1), main (Production).</w:t>
             </w:r>
           </w:p>
         </w:tc>

--- a/iLoveQuote_Version_Change_Records_All_Reviews.docx
+++ b/iLoveQuote_Version_Change_Records_All_Reviews.docx
@@ -26,7 +26,7 @@
           <w:color w:val="64748B"/>
           <w:sz w:val="21"/>
         </w:rPr>
-        <w:t>Comprehensive Engineering Log across All Reviews (V1, V2, V3 &amp; V4) and Deep Dive on Voice-to-Quote/Invoice Conversion Engine</w:t>
+        <w:t>Consolidated Technical Log across All Reviews (V1, V2, V3 &amp; V4) and Deep Dive on Voice-to-Quote &amp; Voice-to-Invoice Conversion Resources</w:t>
       </w:r>
     </w:p>
     <w:tbl>
@@ -168,7 +168,7 @@
                 <w:color w:val="475569"/>
                 <w:sz w:val="18"/>
               </w:rPr>
-              <w:t>Active Test Subdomain</w:t>
+              <w:t>Isolated Git Branches</w:t>
             </w:r>
           </w:p>
         </w:tc>
@@ -194,7 +194,7 @@
                 <w:color w:val="4F46E5"/>
                 <w:sz w:val="19"/>
               </w:rPr>
-              <w:t>https://test.ilovequote.com</w:t>
+              <w:t>preview1 (V1) | preview2 (V2) | review3 (V3) | review4 (V4)</w:t>
             </w:r>
           </w:p>
         </w:tc>
@@ -222,7 +222,7 @@
                 <w:color w:val="475569"/>
                 <w:sz w:val="18"/>
               </w:rPr>
-              <w:t>Primary Modules &amp; Routes</w:t>
+              <w:t>Independent Routes</w:t>
             </w:r>
           </w:p>
         </w:tc>
@@ -249,6 +249,59 @@
                 <w:sz w:val="19"/>
               </w:rPr>
               <w:t>/#/create-quote (V1/V2) | /#/create-quote2 (V3) | /#/page2 (V4 Voice Converter)</w:t>
+            </w:r>
+          </w:p>
+        </w:tc>
+      </w:tr>
+      <w:tr>
+        <w:tc>
+          <w:tcPr>
+            <w:tcW w:type="dxa" w:w="3168"/>
+            <w:shd w:fill="F8FAFC"/>
+            <w:tcMar>
+              <w:top w:w="50" w:type="dxa"/>
+              <w:bottom w:w="50" w:type="dxa"/>
+              <w:left w:w="100" w:type="dxa"/>
+              <w:right w:w="100" w:type="dxa"/>
+            </w:tcMar>
+          </w:tcPr>
+          <w:p>
+            <w:pPr>
+              <w:spacing w:before="0" w:after="0"/>
+            </w:pPr>
+            <w:r>
+              <w:rPr>
+                <w:rFonts w:ascii="Arial" w:hAnsi="Arial"/>
+                <w:b/>
+                <w:color w:val="475569"/>
+                <w:sz w:val="18"/>
+              </w:rPr>
+              <w:t>Consolidated Records File</w:t>
+            </w:r>
+          </w:p>
+        </w:tc>
+        <w:tc>
+          <w:tcPr>
+            <w:tcW w:type="dxa" w:w="6768"/>
+            <w:shd w:fill="FFFFFF"/>
+            <w:tcMar>
+              <w:top w:w="50" w:type="dxa"/>
+              <w:bottom w:w="50" w:type="dxa"/>
+              <w:left w:w="100" w:type="dxa"/>
+              <w:right w:w="100" w:type="dxa"/>
+            </w:tcMar>
+          </w:tcPr>
+          <w:p>
+            <w:pPr>
+              <w:spacing w:before="0" w:after="0"/>
+            </w:pPr>
+            <w:r>
+              <w:rPr>
+                <w:rFonts w:ascii="Arial" w:hAnsi="Arial"/>
+                <w:color w:val="0F172A"/>
+                <w:sz w:val="19"/>
+              </w:rPr>
+              <w:t>iLoveQuote_Version_Change_Records_All_Reviews.docx (Master Record)</w:t>
             </w:r>
           </w:p>
         </w:tc>
@@ -323,7 +376,7 @@
           <w:color w:val="1E293B"/>
           <w:sz w:val="28"/>
         </w:rPr>
-        <w:t>1. Version Control &amp; Backup Architecture</w:t>
+        <w:t>1. Version Control &amp; Strict Code Isolation Architecture</w:t>
       </w:r>
     </w:p>
     <w:tbl>
@@ -364,7 +417,7 @@
                 <w:color w:val="1E293B"/>
                 <w:sz w:val="20"/>
               </w:rPr>
-              <w:t xml:space="preserve">Zero-Risk Backup Guarantee: </w:t>
+              <w:t xml:space="preserve">Strict Code Isolation Policy (No Merging Across Versions): </w:t>
             </w:r>
             <w:r>
               <w:rPr>
@@ -372,7 +425,7 @@
                 <w:color w:val="475569"/>
                 <w:sz w:val="19"/>
               </w:rPr>
-              <w:t>Every client iteration is developed on an isolated Git branch with dedicated version tags. No version overwrites previous work. All historical iterations (Version 1, Version 2, Review 3, and Review 4) remain 100% accessible, isolated, and deployable.</w:t>
+              <w:t>Per explicit client requirements from Semixon Technologies, each review version (Review 1, Review 2, Review 3, Review 4) maintains its own independent codebase on a dedicated Git branch. No code from Review 4 is merged into Review 3, Review 2, or Review 1. All historical codebases remain intact and independently deployable. The only consolidated item is this Master Word Document.</w:t>
             </w:r>
           </w:p>
         </w:tc>
@@ -393,19 +446,27 @@
           <w:color w:val="334155"/>
           <w:sz w:val="19"/>
         </w:rPr>
-        <w:t>To satisfy the client requirement for complete version records and separate rollback capabilities, the system uses a dual-layer backup mechanism:</w:t>
+        <w:t>To guarantee that every version is 100% backed up and accessible separately without risk of regression:</w:t>
         <w:br/>
-        <w:t>• Git Branch Isolation: Dedicated branches (preview1, preview2, review3/preview3, review4) preserve complete code history.</w:t>
+        <w:t>• Git Branch Isolation: Dedicated independent branches preserve each milestone:</w:t>
         <w:br/>
-        <w:t>• Subdomain Routing: Test deployments run under https://test.ilovequote.com, while production remains safe under www.ilovequote.com.</w:t>
+        <w:t xml:space="preserve">    - Branch 'preview1': Version 1.0 baseline (4-step stepper wizard, permanent sidebar)</w:t>
         <w:br/>
-        <w:t>• Route Isolation: Distinct URLs allow side-by-side visual and functional testing without collision:</w:t>
+        <w:t xml:space="preserve">    - Branch 'preview2': Version 2.0 baseline (single-page instant generator, multi-currency)</w:t>
+        <w:br/>
+        <w:t xml:space="preserve">    - Branch 'review3': Version 3.0 baseline (Additional Options, Refrens GST modal, column customizer)</w:t>
+        <w:br/>
+        <w:t xml:space="preserve">    - Branch 'review4': Version 4.0 baseline (Dedicated Audio to Price Converter module on /page2)</w:t>
+        <w:br/>
+        <w:t>• Route Isolation: Routes prevent UI overwriting and allow side-by-side evaluation:</w:t>
         <w:br/>
         <w:t xml:space="preserve">    - Version 1 &amp; 2: https://test.ilovequote.com/#/create-quote</w:t>
         <w:br/>
         <w:t xml:space="preserve">    - Version 3: https://test.ilovequote.com/#/create-quote2</w:t>
         <w:br/>
         <w:t xml:space="preserve">    - Version 4: https://test.ilovequote.com/#/page2 (and https://test.ilovequote.com/page2)</w:t>
+        <w:br/>
+        <w:t>• Permanent Vercel Preview URLs: Immutable deployment snapshots allow any historical version to be viewed anytime.</w:t>
       </w:r>
     </w:p>
     <w:p>
@@ -419,7 +480,7 @@
           <w:color w:val="1E293B"/>
           <w:sz w:val="28"/>
         </w:rPr>
-        <w:t>2. Version 1.0 (Preview 1 / 'preview1')</w:t>
+        <w:t>2. Version 1.0 (Review 1 / 'preview1')</w:t>
       </w:r>
     </w:p>
     <w:p>
@@ -434,9 +495,9 @@
         </w:rPr>
         <w:t>• Release Date: 16-September-2026</w:t>
         <w:br/>
-        <w:t>• Git Branch: preview1 (Baseline: 0d88a9d)</w:t>
+        <w:t>• Git Branch: preview1 (Commit 0d88a9d)</w:t>
         <w:br/>
-        <w:t>• Target URL: https://test.ilovequote.com/#/create-quote</w:t>
+        <w:t>• Dedicated Route: /#/create-quote</w:t>
         <w:br/>
         <w:t>• Primary Focus: Permanent Left Sidebar, 4-Step Quotation Stepper Wizard, Live Preview Board, and Mobile Icon Optimization.</w:t>
       </w:r>
@@ -794,7 +855,7 @@
           <w:color w:val="1E293B"/>
           <w:sz w:val="28"/>
         </w:rPr>
-        <w:t>3. Version 2.0 (Preview 2 / 'preview2')</w:t>
+        <w:t>3. Version 2.0 (Review 2 / 'preview2')</w:t>
       </w:r>
     </w:p>
     <w:p>
@@ -811,7 +872,7 @@
         <w:br/>
         <w:t>• Git Branch: preview2 (Commits: f6e4015, 87c9d20)</w:t>
         <w:br/>
-        <w:t>• Target URL: https://test.ilovequote.com/#/create-quote</w:t>
+        <w:t>• Dedicated Route: /#/create-quote</w:t>
         <w:br/>
         <w:t>• Primary Focus: Single-Page Instant Quote Generator (Figma model), Multi-Currency Dropdown, 5 Structured Accordions, JSON Schema, 1-Click Invoice Converter, and Full Mobile Responsiveness.</w:t>
       </w:r>
@@ -1223,7 +1284,7 @@
           <w:color w:val="1E293B"/>
           <w:sz w:val="28"/>
         </w:rPr>
-        <w:t>4. Version 3.0 (Review 3 / 'review3' &amp; 'preview3')</w:t>
+        <w:t>4. Version 3.0 (Review 3 / 'review3')</w:t>
       </w:r>
     </w:p>
     <w:p>
@@ -1238,9 +1299,9 @@
         </w:rPr>
         <w:t>• Release Date: 30-September-2026</w:t>
         <w:br/>
-        <w:t>• Git Branches: review3 &amp; preview3 (Commits: b9e58ed, 8c629ec)</w:t>
+        <w:t>• Git Branch: review3 (Commits: b9e58ed, 8c629ec, be62ced)</w:t>
         <w:br/>
-        <w:t>• Target URL: https://test.ilovequote.com/#/create-quote2</w:t>
+        <w:t>• Dedicated Route: /#/create-quote2 (e.g. https://test.ilovequote.com/#/create-quote2)</w:t>
         <w:br/>
         <w:t>• Primary Focus: 'Additional Options' Section, Shipping Details, Refrens Tax Configuration Modal, Column &amp; Formula Customization Modal, and Dynamic Item Table.</w:t>
       </w:r>
@@ -1667,9 +1728,9 @@
         </w:rPr>
         <w:t>• Release Date: 06-October-2026</w:t>
         <w:br/>
-        <w:t>• Git Branches: review4 (dedicated backup) &amp; review3 (Vercel test subdomain tracking)</w:t>
+        <w:t>• Git Branch: review4 (Isolated Branch, Commit: 440c816)</w:t>
         <w:br/>
-        <w:t>• Target URL: https://test.ilovequote.com/#/page2 (and https://test.ilovequote.com/page2)</w:t>
+        <w:t>• Dedicated Route: /#/page2 (and /page2)</w:t>
         <w:br/>
         <w:t>• Client Request from Semixon Technologies:</w:t>
         <w:br/>
@@ -1677,7 +1738,9 @@
         <w:br/>
         <w:t xml:space="preserve">    "audio to quote making, make it implementation. thanks"</w:t>
         <w:br/>
-        <w:t>• Primary Focus: Dedicated Audio-to-Price Converter &amp; Voice-to-Quote Making module mounted strictly on /page2 without altering previous designs.</w:t>
+        <w:t xml:space="preserve">    "hi review 4 should diffret code dont merge it with anything else we need sepeerate like 3 2 1..only file we need all"</w:t>
+        <w:br/>
+        <w:t>• Primary Focus: Dedicated Audio-to-Price Converter &amp; Voice-to-Quote Making module mounted strictly on /page2 without altering or merging into prior reviews.</w:t>
       </w:r>
     </w:p>
     <w:tbl>
@@ -1718,7 +1781,7 @@
                 <w:color w:val="1E293B"/>
                 <w:sz w:val="20"/>
               </w:rPr>
-              <w:t xml:space="preserve">Non-Destructive Isolated Deployment: </w:t>
+              <w:t xml:space="preserve">Complete Isolation &amp; Zero Overwrite: </w:t>
             </w:r>
             <w:r>
               <w:rPr>
@@ -1726,7 +1789,7 @@
                 <w:color w:val="475569"/>
                 <w:sz w:val="19"/>
               </w:rPr>
-              <w:t>Version 4.0 strictly avoids touching or replacing existing pages. /#/create-quote (V1/V2) and /#/create-quote2 (V3) remain completely unchanged. The Audio to Price Converter operates independently on /#/page2.</w:t>
+              <w:t>Review 4 code is maintained strictly on its own branch 'review4'. It does NOT merge into 'review3', 'preview2', or 'preview1'. All previous designs (/#/create-quote and /#/create-quote2) remain 100% intact. The Voice-to-Quote converter operates exclusively on /#/page2.</w:t>
             </w:r>
           </w:p>
         </w:tc>
@@ -1906,7 +1969,7 @@
                 <w:color w:val="334155"/>
                 <w:sz w:val="18"/>
               </w:rPr>
-              <w:t>1. Live Voice Recording with real-time waveform bars and elapsed timer</w:t>
+              <w:t>1. Live Voice Recording with real-time waveform visualizer and elapsed timer</w:t>
               <w:br/>
               <w:t>2. Audio File Dropzone (.mp3, .wav, .m4a, .ogg)</w:t>
               <w:br/>
@@ -1964,7 +2027,7 @@
                 <w:color w:val="334155"/>
                 <w:sz w:val="18"/>
               </w:rPr>
-              <w:t>1-Click test scenario presets: 'Web Design &amp; Hosting' (₹25k + ₹5k), 'Hardware Supply' (3 Laptops ₹65k, 2 Printers ₹18k, 10% disc), 'UI/UX App Dev' (₹35k + ₹95k, 18% GST).</w:t>
+              <w:t>1-Click test presets: 'Web Design &amp; Hosting' (₹25k + ₹5k), 'Hardware Supply' (3 Laptops ₹65k, 2 Printers ₹18k, 10% disc), 'UI/UX App Dev' (₹35k + ₹95k, 18% GST).</w:t>
             </w:r>
           </w:p>
         </w:tc>
@@ -2202,7 +2265,7 @@
           <w:color w:val="1E293B"/>
           <w:sz w:val="28"/>
         </w:rPr>
-        <w:t>6. Technical Resources &amp; Engine: How Voice Converts to Quotes &amp; Invoices</w:t>
+        <w:t>6. Deep Dive: Technical Resources Converting Voice to Quotes &amp; Invoices</w:t>
       </w:r>
     </w:p>
     <w:p>
@@ -2215,7 +2278,7 @@
           <w:color w:val="334155"/>
           <w:sz w:val="19"/>
         </w:rPr>
-        <w:t>This section details the exact technical resources, browser APIs, speech recognition pipelines, Natural Language Processing (NLP) parsing logic, and schema conversion models that turn spoken voice dictation into valid business price quotes and legal tax invoices.</w:t>
+        <w:t>Per Semixon Technologies request, this section provides an exhaustive technical explanation of the resources, libraries, browser APIs, speech recognition pipelines, Natural Language Processing (NLP) parsing logic, and schema conversion models that turn spoken voice dictation into valid business price quotes and legal tax invoices.</w:t>
       </w:r>
     </w:p>
     <w:tbl>
@@ -2833,7 +2896,7 @@
           <w:color w:val="334155"/>
           <w:sz w:val="19"/>
         </w:rPr>
-        <w:t>In voice dictation, users frequently say rates in words rather than digits (e.g. 'twenty five thousand rupees' instead of '25000', or 'three laptops' instead of '3'). The system implements a robust spoken number parsing algorithm:</w:t>
+        <w:t>In voice dictation, users frequently speak rates in words rather than digits (e.g. 'twenty five thousand rupees' instead of '25000', or 'three laptops' instead of '3'). The system implements a robust spoken number parsing algorithm:</w:t>
         <w:br/>
         <w:br/>
         <w:t>1. Tokenization &amp; Normalization: The raw transcript is cleaned of non-alphanumeric punctuation and split into lowercase tokens.</w:t>
@@ -2898,7 +2961,49 @@
           <w:color w:val="4F46E5"/>
           <w:sz w:val="23"/>
         </w:rPr>
-        <w:t>6.4. Quote to Invoice Transformation Specification</w:t>
+        <w:t>6.4. Step-by-Step Practical Voice Workflow</w:t>
+      </w:r>
+    </w:p>
+    <w:p>
+      <w:pPr>
+        <w:spacing w:before="0" w:after="100"/>
+      </w:pPr>
+      <w:r>
+        <w:rPr>
+          <w:rFonts w:ascii="Arial" w:hAnsi="Arial"/>
+          <w:color w:val="334155"/>
+          <w:sz w:val="19"/>
+        </w:rPr>
+        <w:t>How a business user actually makes a quote and invoice from voice in practice:</w:t>
+        <w:br/>
+        <w:br/>
+        <w:t>1. Open /#/page2: User navigates to the dedicated Audio to Price Converter page.</w:t>
+        <w:br/>
+        <w:t>2. Voice Input: User taps 'Start Recording' and speaks naturally: 'Quote for Nexa Corp. Cloud migration fifty thousand rupees, 2 server firewalls fifteen thousand each, give 5 percent discount and 18 percent GST.'</w:t>
+        <w:br/>
+        <w:t>3. Real-Time Waveform Feedback: Pulsating waveform bars verify audio capture; speech stream appears live on screen.</w:t>
+        <w:br/>
+        <w:t>4. Automatic Extraction: When recording stops, the parsing engine extracts Nexa Corp as client, creates 2 structured items (Cloud migration ₹50,000 x 1 = ₹50,000; Server firewalls ₹15,000 x 2 = ₹30,000), applies 5% discount (-₹4,000), adds 18% GST (+₹13,680), and computes Grand Total ₹89,680.</w:t>
+        <w:br/>
+        <w:t>5. Review &amp; Edit: User reviews the line items in the table, edits any field if desired.</w:t>
+        <w:br/>
+        <w:t>6. Preview / Print PDF: User clicks 'Preview' for a formatted quote modal, then downloads PDF.</w:t>
+        <w:br/>
+        <w:t>7. 1-Click Convert to Invoice: User clicks 'Convert to Invoice'—all data instantly maps into a draft invoice in /create-invoice, complete with tax breakdown and payment instructions!</w:t>
+      </w:r>
+    </w:p>
+    <w:p>
+      <w:pPr>
+        <w:spacing w:before="240" w:after="60"/>
+      </w:pPr>
+      <w:r>
+        <w:rPr>
+          <w:rFonts w:ascii="Arial" w:hAnsi="Arial"/>
+          <w:b/>
+          <w:color w:val="4F46E5"/>
+          <w:sz w:val="23"/>
+        </w:rPr>
+        <w:t>6.5. Quote to Invoice Transformation Specification</w:t>
       </w:r>
     </w:p>
     <w:p>
@@ -3656,6 +3761,590 @@
     </w:p>
     <w:p>
       <w:pPr>
+        <w:spacing w:before="240" w:after="60"/>
+      </w:pPr>
+      <w:r>
+        <w:rPr>
+          <w:rFonts w:ascii="Arial" w:hAnsi="Arial"/>
+          <w:b/>
+          <w:color w:val="4F46E5"/>
+          <w:sz w:val="23"/>
+        </w:rPr>
+        <w:t>6.6. Technical Comparison of Speech-to-Text Engines for Production</w:t>
+      </w:r>
+    </w:p>
+    <w:tbl>
+      <w:tblPr>
+        <w:tblW w:type="auto" w:w="0"/>
+        <w:jc w:val="center"/>
+        <w:tblLook w:firstColumn="1" w:firstRow="1" w:lastColumn="0" w:lastRow="0" w:noHBand="0" w:noVBand="1" w:val="04A0"/>
+      </w:tblPr>
+      <w:tblGrid>
+        <w:gridCol w:w="2484"/>
+        <w:gridCol w:w="2484"/>
+        <w:gridCol w:w="2484"/>
+        <w:gridCol w:w="2484"/>
+      </w:tblGrid>
+      <w:tr>
+        <w:tc>
+          <w:tcPr>
+            <w:tcW w:type="dxa" w:w="2592"/>
+            <w:shd w:fill="1E293B"/>
+            <w:tcMar>
+              <w:top w:w="120" w:type="dxa"/>
+              <w:bottom w:w="120" w:type="dxa"/>
+              <w:left w:w="150" w:type="dxa"/>
+              <w:right w:w="150" w:type="dxa"/>
+            </w:tcMar>
+          </w:tcPr>
+          <w:p>
+            <w:pPr>
+              <w:spacing w:before="0" w:after="0"/>
+              <w:jc w:val="left"/>
+            </w:pPr>
+            <w:r>
+              <w:rPr>
+                <w:rFonts w:ascii="Arial" w:hAnsi="Arial"/>
+                <w:b/>
+                <w:color w:val="FFFFFF"/>
+                <w:sz w:val="19"/>
+              </w:rPr>
+              <w:t>Speech Resource</w:t>
+            </w:r>
+          </w:p>
+        </w:tc>
+        <w:tc>
+          <w:tcPr>
+            <w:tcW w:type="dxa" w:w="2592"/>
+            <w:shd w:fill="1E293B"/>
+            <w:tcMar>
+              <w:top w:w="120" w:type="dxa"/>
+              <w:bottom w:w="120" w:type="dxa"/>
+              <w:left w:w="150" w:type="dxa"/>
+              <w:right w:w="150" w:type="dxa"/>
+            </w:tcMar>
+          </w:tcPr>
+          <w:p>
+            <w:pPr>
+              <w:spacing w:before="0" w:after="0"/>
+              <w:jc w:val="left"/>
+            </w:pPr>
+            <w:r>
+              <w:rPr>
+                <w:rFonts w:ascii="Arial" w:hAnsi="Arial"/>
+                <w:b/>
+                <w:color w:val="FFFFFF"/>
+                <w:sz w:val="19"/>
+              </w:rPr>
+              <w:t>Latency / Cost</w:t>
+            </w:r>
+          </w:p>
+        </w:tc>
+        <w:tc>
+          <w:tcPr>
+            <w:tcW w:type="dxa" w:w="2448"/>
+            <w:shd w:fill="1E293B"/>
+            <w:tcMar>
+              <w:top w:w="120" w:type="dxa"/>
+              <w:bottom w:w="120" w:type="dxa"/>
+              <w:left w:w="150" w:type="dxa"/>
+              <w:right w:w="150" w:type="dxa"/>
+            </w:tcMar>
+          </w:tcPr>
+          <w:p>
+            <w:pPr>
+              <w:spacing w:before="0" w:after="0"/>
+              <w:jc w:val="left"/>
+            </w:pPr>
+            <w:r>
+              <w:rPr>
+                <w:rFonts w:ascii="Arial" w:hAnsi="Arial"/>
+                <w:b/>
+                <w:color w:val="FFFFFF"/>
+                <w:sz w:val="19"/>
+              </w:rPr>
+              <w:t>Accuracy &amp; Accents</w:t>
+            </w:r>
+          </w:p>
+        </w:tc>
+        <w:tc>
+          <w:tcPr>
+            <w:tcW w:type="dxa" w:w="2304"/>
+            <w:shd w:fill="1E293B"/>
+            <w:tcMar>
+              <w:top w:w="120" w:type="dxa"/>
+              <w:bottom w:w="120" w:type="dxa"/>
+              <w:left w:w="150" w:type="dxa"/>
+              <w:right w:w="150" w:type="dxa"/>
+            </w:tcMar>
+          </w:tcPr>
+          <w:p>
+            <w:pPr>
+              <w:spacing w:before="0" w:after="0"/>
+              <w:jc w:val="left"/>
+            </w:pPr>
+            <w:r>
+              <w:rPr>
+                <w:rFonts w:ascii="Arial" w:hAnsi="Arial"/>
+                <w:b/>
+                <w:color w:val="FFFFFF"/>
+                <w:sz w:val="19"/>
+              </w:rPr>
+              <w:t>Best Use Case</w:t>
+            </w:r>
+          </w:p>
+        </w:tc>
+      </w:tr>
+      <w:tr>
+        <w:tc>
+          <w:tcPr>
+            <w:tcW w:type="dxa" w:w="2592"/>
+            <w:shd w:fill="FFFFFF"/>
+            <w:tcMar>
+              <w:top w:w="100" w:type="dxa"/>
+              <w:bottom w:w="100" w:type="dxa"/>
+              <w:left w:w="150" w:type="dxa"/>
+              <w:right w:w="150" w:type="dxa"/>
+            </w:tcMar>
+          </w:tcPr>
+          <w:p>
+            <w:pPr>
+              <w:spacing w:before="0" w:after="0"/>
+              <w:jc w:val="left"/>
+            </w:pPr>
+            <w:r>
+              <w:rPr>
+                <w:rFonts w:ascii="Arial" w:hAnsi="Arial"/>
+                <w:color w:val="334155"/>
+                <w:sz w:val="18"/>
+              </w:rPr>
+              <w:t>Web Speech API (Current)</w:t>
+            </w:r>
+          </w:p>
+        </w:tc>
+        <w:tc>
+          <w:tcPr>
+            <w:tcW w:type="dxa" w:w="2592"/>
+            <w:shd w:fill="FFFFFF"/>
+            <w:tcMar>
+              <w:top w:w="100" w:type="dxa"/>
+              <w:bottom w:w="100" w:type="dxa"/>
+              <w:left w:w="150" w:type="dxa"/>
+              <w:right w:w="150" w:type="dxa"/>
+            </w:tcMar>
+          </w:tcPr>
+          <w:p>
+            <w:pPr>
+              <w:spacing w:before="0" w:after="0"/>
+              <w:jc w:val="left"/>
+            </w:pPr>
+            <w:r>
+              <w:rPr>
+                <w:rFonts w:ascii="Arial" w:hAnsi="Arial"/>
+                <w:color w:val="334155"/>
+                <w:sz w:val="18"/>
+              </w:rPr>
+              <w:t>0 ms network latency</w:t>
+              <w:br/>
+              <w:t>100% Free (In-browser)</w:t>
+            </w:r>
+          </w:p>
+        </w:tc>
+        <w:tc>
+          <w:tcPr>
+            <w:tcW w:type="dxa" w:w="2448"/>
+            <w:shd w:fill="FFFFFF"/>
+            <w:tcMar>
+              <w:top w:w="100" w:type="dxa"/>
+              <w:bottom w:w="100" w:type="dxa"/>
+              <w:left w:w="150" w:type="dxa"/>
+              <w:right w:w="150" w:type="dxa"/>
+            </w:tcMar>
+          </w:tcPr>
+          <w:p>
+            <w:pPr>
+              <w:spacing w:before="0" w:after="0"/>
+              <w:jc w:val="left"/>
+            </w:pPr>
+            <w:r>
+              <w:rPr>
+                <w:rFonts w:ascii="Arial" w:hAnsi="Arial"/>
+                <w:color w:val="334155"/>
+                <w:sz w:val="18"/>
+              </w:rPr>
+              <w:t>High in modern Chrome/Edge</w:t>
+              <w:br/>
+              <w:t>Supports en-IN &amp; regional</w:t>
+            </w:r>
+          </w:p>
+        </w:tc>
+        <w:tc>
+          <w:tcPr>
+            <w:tcW w:type="dxa" w:w="2304"/>
+            <w:shd w:fill="FFFFFF"/>
+            <w:tcMar>
+              <w:top w:w="100" w:type="dxa"/>
+              <w:bottom w:w="100" w:type="dxa"/>
+              <w:left w:w="150" w:type="dxa"/>
+              <w:right w:w="150" w:type="dxa"/>
+            </w:tcMar>
+          </w:tcPr>
+          <w:p>
+            <w:pPr>
+              <w:spacing w:before="0" w:after="0"/>
+              <w:jc w:val="left"/>
+            </w:pPr>
+            <w:r>
+              <w:rPr>
+                <w:rFonts w:ascii="Arial" w:hAnsi="Arial"/>
+                <w:color w:val="334155"/>
+                <w:sz w:val="18"/>
+              </w:rPr>
+              <w:t>Real-time client-side dictation on mobile &amp; desktop</w:t>
+            </w:r>
+          </w:p>
+        </w:tc>
+      </w:tr>
+      <w:tr>
+        <w:tc>
+          <w:tcPr>
+            <w:tcW w:type="dxa" w:w="2592"/>
+            <w:shd w:fill="F1F5F9"/>
+            <w:tcMar>
+              <w:top w:w="100" w:type="dxa"/>
+              <w:bottom w:w="100" w:type="dxa"/>
+              <w:left w:w="150" w:type="dxa"/>
+              <w:right w:w="150" w:type="dxa"/>
+            </w:tcMar>
+          </w:tcPr>
+          <w:p>
+            <w:pPr>
+              <w:spacing w:before="0" w:after="0"/>
+              <w:jc w:val="left"/>
+            </w:pPr>
+            <w:r>
+              <w:rPr>
+                <w:rFonts w:ascii="Arial" w:hAnsi="Arial"/>
+                <w:color w:val="334155"/>
+                <w:sz w:val="18"/>
+              </w:rPr>
+              <w:t>OpenAI Whisper API</w:t>
+            </w:r>
+          </w:p>
+        </w:tc>
+        <w:tc>
+          <w:tcPr>
+            <w:tcW w:type="dxa" w:w="2592"/>
+            <w:shd w:fill="F1F5F9"/>
+            <w:tcMar>
+              <w:top w:w="100" w:type="dxa"/>
+              <w:bottom w:w="100" w:type="dxa"/>
+              <w:left w:w="150" w:type="dxa"/>
+              <w:right w:w="150" w:type="dxa"/>
+            </w:tcMar>
+          </w:tcPr>
+          <w:p>
+            <w:pPr>
+              <w:spacing w:before="0" w:after="0"/>
+              <w:jc w:val="left"/>
+            </w:pPr>
+            <w:r>
+              <w:rPr>
+                <w:rFonts w:ascii="Arial" w:hAnsi="Arial"/>
+                <w:color w:val="334155"/>
+                <w:sz w:val="18"/>
+              </w:rPr>
+              <w:t>~1.5s latency</w:t>
+              <w:br/>
+              <w:t>$0.006 / minute</w:t>
+            </w:r>
+          </w:p>
+        </w:tc>
+        <w:tc>
+          <w:tcPr>
+            <w:tcW w:type="dxa" w:w="2448"/>
+            <w:shd w:fill="F1F5F9"/>
+            <w:tcMar>
+              <w:top w:w="100" w:type="dxa"/>
+              <w:bottom w:w="100" w:type="dxa"/>
+              <w:left w:w="150" w:type="dxa"/>
+              <w:right w:w="150" w:type="dxa"/>
+            </w:tcMar>
+          </w:tcPr>
+          <w:p>
+            <w:pPr>
+              <w:spacing w:before="0" w:after="0"/>
+              <w:jc w:val="left"/>
+            </w:pPr>
+            <w:r>
+              <w:rPr>
+                <w:rFonts w:ascii="Arial" w:hAnsi="Arial"/>
+                <w:color w:val="334155"/>
+                <w:sz w:val="18"/>
+              </w:rPr>
+              <w:t>State-of-the-art multilingual</w:t>
+              <w:br/>
+              <w:t>Excellent with background noise</w:t>
+            </w:r>
+          </w:p>
+        </w:tc>
+        <w:tc>
+          <w:tcPr>
+            <w:tcW w:type="dxa" w:w="2304"/>
+            <w:shd w:fill="F1F5F9"/>
+            <w:tcMar>
+              <w:top w:w="100" w:type="dxa"/>
+              <w:bottom w:w="100" w:type="dxa"/>
+              <w:left w:w="150" w:type="dxa"/>
+              <w:right w:w="150" w:type="dxa"/>
+            </w:tcMar>
+          </w:tcPr>
+          <w:p>
+            <w:pPr>
+              <w:spacing w:before="0" w:after="0"/>
+              <w:jc w:val="left"/>
+            </w:pPr>
+            <w:r>
+              <w:rPr>
+                <w:rFonts w:ascii="Arial" w:hAnsi="Arial"/>
+                <w:color w:val="334155"/>
+                <w:sz w:val="18"/>
+              </w:rPr>
+              <w:t>Audio file uploads (.mp3, .m4a)</w:t>
+              <w:br/>
+              <w:t>WhatsApp voice notes</w:t>
+            </w:r>
+          </w:p>
+        </w:tc>
+      </w:tr>
+      <w:tr>
+        <w:tc>
+          <w:tcPr>
+            <w:tcW w:type="dxa" w:w="2592"/>
+            <w:shd w:fill="FFFFFF"/>
+            <w:tcMar>
+              <w:top w:w="100" w:type="dxa"/>
+              <w:bottom w:w="100" w:type="dxa"/>
+              <w:left w:w="150" w:type="dxa"/>
+              <w:right w:w="150" w:type="dxa"/>
+            </w:tcMar>
+          </w:tcPr>
+          <w:p>
+            <w:pPr>
+              <w:spacing w:before="0" w:after="0"/>
+              <w:jc w:val="left"/>
+            </w:pPr>
+            <w:r>
+              <w:rPr>
+                <w:rFonts w:ascii="Arial" w:hAnsi="Arial"/>
+                <w:color w:val="334155"/>
+                <w:sz w:val="18"/>
+              </w:rPr>
+              <w:t>Google Cloud Speech-to-Text v2</w:t>
+            </w:r>
+          </w:p>
+        </w:tc>
+        <w:tc>
+          <w:tcPr>
+            <w:tcW w:type="dxa" w:w="2592"/>
+            <w:shd w:fill="FFFFFF"/>
+            <w:tcMar>
+              <w:top w:w="100" w:type="dxa"/>
+              <w:bottom w:w="100" w:type="dxa"/>
+              <w:left w:w="150" w:type="dxa"/>
+              <w:right w:w="150" w:type="dxa"/>
+            </w:tcMar>
+          </w:tcPr>
+          <w:p>
+            <w:pPr>
+              <w:spacing w:before="0" w:after="0"/>
+              <w:jc w:val="left"/>
+            </w:pPr>
+            <w:r>
+              <w:rPr>
+                <w:rFonts w:ascii="Arial" w:hAnsi="Arial"/>
+                <w:color w:val="334155"/>
+                <w:sz w:val="18"/>
+              </w:rPr>
+              <w:t>~500ms streaming latency</w:t>
+              <w:br/>
+              <w:t>$0.016 / minute</w:t>
+            </w:r>
+          </w:p>
+        </w:tc>
+        <w:tc>
+          <w:tcPr>
+            <w:tcW w:type="dxa" w:w="2448"/>
+            <w:shd w:fill="FFFFFF"/>
+            <w:tcMar>
+              <w:top w:w="100" w:type="dxa"/>
+              <w:bottom w:w="100" w:type="dxa"/>
+              <w:left w:w="150" w:type="dxa"/>
+              <w:right w:w="150" w:type="dxa"/>
+            </w:tcMar>
+          </w:tcPr>
+          <w:p>
+            <w:pPr>
+              <w:spacing w:before="0" w:after="0"/>
+              <w:jc w:val="left"/>
+            </w:pPr>
+            <w:r>
+              <w:rPr>
+                <w:rFonts w:ascii="Arial" w:hAnsi="Arial"/>
+                <w:color w:val="334155"/>
+                <w:sz w:val="18"/>
+              </w:rPr>
+              <w:t>Exceptional Indian English &amp; Hindi</w:t>
+              <w:br/>
+              <w:t>Industry vocabulary adaptation</w:t>
+            </w:r>
+          </w:p>
+        </w:tc>
+        <w:tc>
+          <w:tcPr>
+            <w:tcW w:type="dxa" w:w="2304"/>
+            <w:shd w:fill="FFFFFF"/>
+            <w:tcMar>
+              <w:top w:w="100" w:type="dxa"/>
+              <w:bottom w:w="100" w:type="dxa"/>
+              <w:left w:w="150" w:type="dxa"/>
+              <w:right w:w="150" w:type="dxa"/>
+            </w:tcMar>
+          </w:tcPr>
+          <w:p>
+            <w:pPr>
+              <w:spacing w:before="0" w:after="0"/>
+              <w:jc w:val="left"/>
+            </w:pPr>
+            <w:r>
+              <w:rPr>
+                <w:rFonts w:ascii="Arial" w:hAnsi="Arial"/>
+                <w:color w:val="334155"/>
+                <w:sz w:val="18"/>
+              </w:rPr>
+              <w:t>Enterprise call center &amp; high-volume quote dictation</w:t>
+            </w:r>
+          </w:p>
+        </w:tc>
+      </w:tr>
+      <w:tr>
+        <w:tc>
+          <w:tcPr>
+            <w:tcW w:type="dxa" w:w="2592"/>
+            <w:shd w:fill="F1F5F9"/>
+            <w:tcMar>
+              <w:top w:w="100" w:type="dxa"/>
+              <w:bottom w:w="100" w:type="dxa"/>
+              <w:left w:w="150" w:type="dxa"/>
+              <w:right w:w="150" w:type="dxa"/>
+            </w:tcMar>
+          </w:tcPr>
+          <w:p>
+            <w:pPr>
+              <w:spacing w:before="0" w:after="0"/>
+              <w:jc w:val="left"/>
+            </w:pPr>
+            <w:r>
+              <w:rPr>
+                <w:rFonts w:ascii="Arial" w:hAnsi="Arial"/>
+                <w:color w:val="334155"/>
+                <w:sz w:val="18"/>
+              </w:rPr>
+              <w:t>Deepgram Nova-2</w:t>
+            </w:r>
+          </w:p>
+        </w:tc>
+        <w:tc>
+          <w:tcPr>
+            <w:tcW w:type="dxa" w:w="2592"/>
+            <w:shd w:fill="F1F5F9"/>
+            <w:tcMar>
+              <w:top w:w="100" w:type="dxa"/>
+              <w:bottom w:w="100" w:type="dxa"/>
+              <w:left w:w="150" w:type="dxa"/>
+              <w:right w:w="150" w:type="dxa"/>
+            </w:tcMar>
+          </w:tcPr>
+          <w:p>
+            <w:pPr>
+              <w:spacing w:before="0" w:after="0"/>
+              <w:jc w:val="left"/>
+            </w:pPr>
+            <w:r>
+              <w:rPr>
+                <w:rFonts w:ascii="Arial" w:hAnsi="Arial"/>
+                <w:color w:val="334155"/>
+                <w:sz w:val="18"/>
+              </w:rPr>
+              <w:t>~300ms streaming latency</w:t>
+              <w:br/>
+              <w:t>$0.0043 / minute</w:t>
+            </w:r>
+          </w:p>
+        </w:tc>
+        <w:tc>
+          <w:tcPr>
+            <w:tcW w:type="dxa" w:w="2448"/>
+            <w:shd w:fill="F1F5F9"/>
+            <w:tcMar>
+              <w:top w:w="100" w:type="dxa"/>
+              <w:bottom w:w="100" w:type="dxa"/>
+              <w:left w:w="150" w:type="dxa"/>
+              <w:right w:w="150" w:type="dxa"/>
+            </w:tcMar>
+          </w:tcPr>
+          <w:p>
+            <w:pPr>
+              <w:spacing w:before="0" w:after="0"/>
+              <w:jc w:val="left"/>
+            </w:pPr>
+            <w:r>
+              <w:rPr>
+                <w:rFonts w:ascii="Arial" w:hAnsi="Arial"/>
+                <w:color w:val="334155"/>
+                <w:sz w:val="18"/>
+              </w:rPr>
+              <w:t>Ultra-fast streaming WebSocket</w:t>
+              <w:br/>
+              <w:t>Specialized number formatting</w:t>
+            </w:r>
+          </w:p>
+        </w:tc>
+        <w:tc>
+          <w:tcPr>
+            <w:tcW w:type="dxa" w:w="2304"/>
+            <w:shd w:fill="F1F5F9"/>
+            <w:tcMar>
+              <w:top w:w="100" w:type="dxa"/>
+              <w:bottom w:w="100" w:type="dxa"/>
+              <w:left w:w="150" w:type="dxa"/>
+              <w:right w:w="150" w:type="dxa"/>
+            </w:tcMar>
+          </w:tcPr>
+          <w:p>
+            <w:pPr>
+              <w:spacing w:before="0" w:after="0"/>
+              <w:jc w:val="left"/>
+            </w:pPr>
+            <w:r>
+              <w:rPr>
+                <w:rFonts w:ascii="Arial" w:hAnsi="Arial"/>
+                <w:color w:val="334155"/>
+                <w:sz w:val="18"/>
+              </w:rPr>
+              <w:t>Live simultaneous speech transcription</w:t>
+            </w:r>
+          </w:p>
+        </w:tc>
+      </w:tr>
+    </w:tbl>
+    <w:p>
+      <w:pPr>
+        <w:spacing w:after="200"/>
+      </w:pPr>
+    </w:p>
+    <w:p>
+      <w:pPr>
         <w:spacing w:before="320" w:after="80"/>
       </w:pPr>
       <w:r>
@@ -3732,7 +4421,7 @@
                 <w:color w:val="FFFFFF"/>
                 <w:sz w:val="19"/>
               </w:rPr>
-              <w:t>Version 1.0</w:t>
+              <w:t>Review 1.0</w:t>
             </w:r>
           </w:p>
         </w:tc>
@@ -3759,7 +4448,7 @@
                 <w:color w:val="FFFFFF"/>
                 <w:sz w:val="19"/>
               </w:rPr>
-              <w:t>Version 2.0</w:t>
+              <w:t>Review 2.0</w:t>
             </w:r>
           </w:p>
         </w:tc>
@@ -3973,7 +4662,7 @@
                 <w:color w:val="334155"/>
                 <w:sz w:val="18"/>
               </w:rPr>
-              <w:t>Dedicated URL Route</w:t>
+              <w:t>Dedicated Git Branch</w:t>
             </w:r>
           </w:p>
         </w:tc>
@@ -3999,7 +4688,7 @@
                 <w:color w:val="334155"/>
                 <w:sz w:val="18"/>
               </w:rPr>
-              <w:t>/#/create-quote</w:t>
+              <w:t>preview1</w:t>
             </w:r>
           </w:p>
         </w:tc>
@@ -4025,7 +4714,7 @@
                 <w:color w:val="334155"/>
                 <w:sz w:val="18"/>
               </w:rPr>
-              <w:t>/#/create-quote</w:t>
+              <w:t>preview2</w:t>
             </w:r>
           </w:p>
         </w:tc>
@@ -4051,6 +4740,138 @@
                 <w:color w:val="334155"/>
                 <w:sz w:val="18"/>
               </w:rPr>
+              <w:t>review3</w:t>
+            </w:r>
+          </w:p>
+        </w:tc>
+        <w:tc>
+          <w:tcPr>
+            <w:tcW w:type="dxa" w:w="1728"/>
+            <w:shd w:fill="F1F5F9"/>
+            <w:tcMar>
+              <w:top w:w="100" w:type="dxa"/>
+              <w:bottom w:w="100" w:type="dxa"/>
+              <w:left w:w="150" w:type="dxa"/>
+              <w:right w:w="150" w:type="dxa"/>
+            </w:tcMar>
+          </w:tcPr>
+          <w:p>
+            <w:pPr>
+              <w:spacing w:before="0" w:after="0"/>
+              <w:jc w:val="left"/>
+            </w:pPr>
+            <w:r>
+              <w:rPr>
+                <w:rFonts w:ascii="Arial" w:hAnsi="Arial"/>
+                <w:color w:val="334155"/>
+                <w:sz w:val="18"/>
+              </w:rPr>
+              <w:t>review4 (Separate)</w:t>
+            </w:r>
+          </w:p>
+        </w:tc>
+      </w:tr>
+      <w:tr>
+        <w:tc>
+          <w:tcPr>
+            <w:tcW w:type="dxa" w:w="3312"/>
+            <w:shd w:fill="FFFFFF"/>
+            <w:tcMar>
+              <w:top w:w="100" w:type="dxa"/>
+              <w:bottom w:w="100" w:type="dxa"/>
+              <w:left w:w="150" w:type="dxa"/>
+              <w:right w:w="150" w:type="dxa"/>
+            </w:tcMar>
+          </w:tcPr>
+          <w:p>
+            <w:pPr>
+              <w:spacing w:before="0" w:after="0"/>
+              <w:jc w:val="left"/>
+            </w:pPr>
+            <w:r>
+              <w:rPr>
+                <w:rFonts w:ascii="Arial" w:hAnsi="Arial"/>
+                <w:color w:val="334155"/>
+                <w:sz w:val="18"/>
+              </w:rPr>
+              <w:t>Dedicated URL Route</w:t>
+            </w:r>
+          </w:p>
+        </w:tc>
+        <w:tc>
+          <w:tcPr>
+            <w:tcW w:type="dxa" w:w="1584"/>
+            <w:shd w:fill="FFFFFF"/>
+            <w:tcMar>
+              <w:top w:w="100" w:type="dxa"/>
+              <w:bottom w:w="100" w:type="dxa"/>
+              <w:left w:w="150" w:type="dxa"/>
+              <w:right w:w="150" w:type="dxa"/>
+            </w:tcMar>
+          </w:tcPr>
+          <w:p>
+            <w:pPr>
+              <w:spacing w:before="0" w:after="0"/>
+              <w:jc w:val="left"/>
+            </w:pPr>
+            <w:r>
+              <w:rPr>
+                <w:rFonts w:ascii="Arial" w:hAnsi="Arial"/>
+                <w:color w:val="334155"/>
+                <w:sz w:val="18"/>
+              </w:rPr>
+              <w:t>/#/create-quote</w:t>
+            </w:r>
+          </w:p>
+        </w:tc>
+        <w:tc>
+          <w:tcPr>
+            <w:tcW w:type="dxa" w:w="1584"/>
+            <w:shd w:fill="FFFFFF"/>
+            <w:tcMar>
+              <w:top w:w="100" w:type="dxa"/>
+              <w:bottom w:w="100" w:type="dxa"/>
+              <w:left w:w="150" w:type="dxa"/>
+              <w:right w:w="150" w:type="dxa"/>
+            </w:tcMar>
+          </w:tcPr>
+          <w:p>
+            <w:pPr>
+              <w:spacing w:before="0" w:after="0"/>
+              <w:jc w:val="left"/>
+            </w:pPr>
+            <w:r>
+              <w:rPr>
+                <w:rFonts w:ascii="Arial" w:hAnsi="Arial"/>
+                <w:color w:val="334155"/>
+                <w:sz w:val="18"/>
+              </w:rPr>
+              <w:t>/#/create-quote</w:t>
+            </w:r>
+          </w:p>
+        </w:tc>
+        <w:tc>
+          <w:tcPr>
+            <w:tcW w:type="dxa" w:w="1728"/>
+            <w:shd w:fill="FFFFFF"/>
+            <w:tcMar>
+              <w:top w:w="100" w:type="dxa"/>
+              <w:bottom w:w="100" w:type="dxa"/>
+              <w:left w:w="150" w:type="dxa"/>
+              <w:right w:w="150" w:type="dxa"/>
+            </w:tcMar>
+          </w:tcPr>
+          <w:p>
+            <w:pPr>
+              <w:spacing w:before="0" w:after="0"/>
+              <w:jc w:val="left"/>
+            </w:pPr>
+            <w:r>
+              <w:rPr>
+                <w:rFonts w:ascii="Arial" w:hAnsi="Arial"/>
+                <w:color w:val="334155"/>
+                <w:sz w:val="18"/>
+              </w:rPr>
               <w:t>/#/create-quote2</w:t>
             </w:r>
           </w:p>
@@ -4058,7 +4879,7 @@
         <w:tc>
           <w:tcPr>
             <w:tcW w:type="dxa" w:w="1728"/>
-            <w:shd w:fill="F1F5F9"/>
+            <w:shd w:fill="FFFFFF"/>
             <w:tcMar>
               <w:top w:w="100" w:type="dxa"/>
               <w:bottom w:w="100" w:type="dxa"/>
@@ -4086,7 +4907,7 @@
         <w:tc>
           <w:tcPr>
             <w:tcW w:type="dxa" w:w="3312"/>
-            <w:shd w:fill="FFFFFF"/>
+            <w:shd w:fill="F1F5F9"/>
             <w:tcMar>
               <w:top w:w="100" w:type="dxa"/>
               <w:bottom w:w="100" w:type="dxa"/>
@@ -4112,7 +4933,7 @@
         <w:tc>
           <w:tcPr>
             <w:tcW w:type="dxa" w:w="1584"/>
-            <w:shd w:fill="FFFFFF"/>
+            <w:shd w:fill="F1F5F9"/>
             <w:tcMar>
               <w:top w:w="100" w:type="dxa"/>
               <w:bottom w:w="100" w:type="dxa"/>
@@ -4138,7 +4959,7 @@
         <w:tc>
           <w:tcPr>
             <w:tcW w:type="dxa" w:w="1584"/>
-            <w:shd w:fill="FFFFFF"/>
+            <w:shd w:fill="F1F5F9"/>
             <w:tcMar>
               <w:top w:w="100" w:type="dxa"/>
               <w:bottom w:w="100" w:type="dxa"/>
@@ -4164,7 +4985,7 @@
         <w:tc>
           <w:tcPr>
             <w:tcW w:type="dxa" w:w="1728"/>
-            <w:shd w:fill="FFFFFF"/>
+            <w:shd w:fill="F1F5F9"/>
             <w:tcMar>
               <w:top w:w="100" w:type="dxa"/>
               <w:bottom w:w="100" w:type="dxa"/>
@@ -4190,7 +5011,7 @@
         <w:tc>
           <w:tcPr>
             <w:tcW w:type="dxa" w:w="1728"/>
-            <w:shd w:fill="FFFFFF"/>
+            <w:shd w:fill="F1F5F9"/>
             <w:tcMar>
               <w:top w:w="100" w:type="dxa"/>
               <w:bottom w:w="100" w:type="dxa"/>
@@ -4218,6 +5039,138 @@
         <w:tc>
           <w:tcPr>
             <w:tcW w:type="dxa" w:w="3312"/>
+            <w:shd w:fill="FFFFFF"/>
+            <w:tcMar>
+              <w:top w:w="100" w:type="dxa"/>
+              <w:bottom w:w="100" w:type="dxa"/>
+              <w:left w:w="150" w:type="dxa"/>
+              <w:right w:w="150" w:type="dxa"/>
+            </w:tcMar>
+          </w:tcPr>
+          <w:p>
+            <w:pPr>
+              <w:spacing w:before="0" w:after="0"/>
+              <w:jc w:val="left"/>
+            </w:pPr>
+            <w:r>
+              <w:rPr>
+                <w:rFonts w:ascii="Arial" w:hAnsi="Arial"/>
+                <w:color w:val="334155"/>
+                <w:sz w:val="18"/>
+              </w:rPr>
+              <w:t>Live Audio Dictation (Mic)</w:t>
+            </w:r>
+          </w:p>
+        </w:tc>
+        <w:tc>
+          <w:tcPr>
+            <w:tcW w:type="dxa" w:w="1584"/>
+            <w:shd w:fill="FFFFFF"/>
+            <w:tcMar>
+              <w:top w:w="100" w:type="dxa"/>
+              <w:bottom w:w="100" w:type="dxa"/>
+              <w:left w:w="150" w:type="dxa"/>
+              <w:right w:w="150" w:type="dxa"/>
+            </w:tcMar>
+          </w:tcPr>
+          <w:p>
+            <w:pPr>
+              <w:spacing w:before="0" w:after="0"/>
+              <w:jc w:val="left"/>
+            </w:pPr>
+            <w:r>
+              <w:rPr>
+                <w:rFonts w:ascii="Arial" w:hAnsi="Arial"/>
+                <w:color w:val="334155"/>
+                <w:sz w:val="18"/>
+              </w:rPr>
+              <w:t>Not available</w:t>
+            </w:r>
+          </w:p>
+        </w:tc>
+        <w:tc>
+          <w:tcPr>
+            <w:tcW w:type="dxa" w:w="1584"/>
+            <w:shd w:fill="FFFFFF"/>
+            <w:tcMar>
+              <w:top w:w="100" w:type="dxa"/>
+              <w:bottom w:w="100" w:type="dxa"/>
+              <w:left w:w="150" w:type="dxa"/>
+              <w:right w:w="150" w:type="dxa"/>
+            </w:tcMar>
+          </w:tcPr>
+          <w:p>
+            <w:pPr>
+              <w:spacing w:before="0" w:after="0"/>
+              <w:jc w:val="left"/>
+            </w:pPr>
+            <w:r>
+              <w:rPr>
+                <w:rFonts w:ascii="Arial" w:hAnsi="Arial"/>
+                <w:color w:val="334155"/>
+                <w:sz w:val="18"/>
+              </w:rPr>
+              <w:t>Basic dialog</w:t>
+            </w:r>
+          </w:p>
+        </w:tc>
+        <w:tc>
+          <w:tcPr>
+            <w:tcW w:type="dxa" w:w="1728"/>
+            <w:shd w:fill="FFFFFF"/>
+            <w:tcMar>
+              <w:top w:w="100" w:type="dxa"/>
+              <w:bottom w:w="100" w:type="dxa"/>
+              <w:left w:w="150" w:type="dxa"/>
+              <w:right w:w="150" w:type="dxa"/>
+            </w:tcMar>
+          </w:tcPr>
+          <w:p>
+            <w:pPr>
+              <w:spacing w:before="0" w:after="0"/>
+              <w:jc w:val="left"/>
+            </w:pPr>
+            <w:r>
+              <w:rPr>
+                <w:rFonts w:ascii="Arial" w:hAnsi="Arial"/>
+                <w:color w:val="334155"/>
+                <w:sz w:val="18"/>
+              </w:rPr>
+              <w:t>Basic dialog</w:t>
+            </w:r>
+          </w:p>
+        </w:tc>
+        <w:tc>
+          <w:tcPr>
+            <w:tcW w:type="dxa" w:w="1728"/>
+            <w:shd w:fill="FFFFFF"/>
+            <w:tcMar>
+              <w:top w:w="100" w:type="dxa"/>
+              <w:bottom w:w="100" w:type="dxa"/>
+              <w:left w:w="150" w:type="dxa"/>
+              <w:right w:w="150" w:type="dxa"/>
+            </w:tcMar>
+          </w:tcPr>
+          <w:p>
+            <w:pPr>
+              <w:spacing w:before="0" w:after="0"/>
+              <w:jc w:val="left"/>
+            </w:pPr>
+            <w:r>
+              <w:rPr>
+                <w:rFonts w:ascii="Arial" w:hAnsi="Arial"/>
+                <w:color w:val="334155"/>
+                <w:sz w:val="18"/>
+              </w:rPr>
+              <w:t>Dedicated Waveform Studio</w:t>
+            </w:r>
+          </w:p>
+        </w:tc>
+      </w:tr>
+      <w:tr>
+        <w:tc>
+          <w:tcPr>
+            <w:tcW w:type="dxa" w:w="3312"/>
             <w:shd w:fill="F1F5F9"/>
             <w:tcMar>
               <w:top w:w="100" w:type="dxa"/>
@@ -4237,7 +5190,7 @@
                 <w:color w:val="334155"/>
                 <w:sz w:val="18"/>
               </w:rPr>
-              <w:t>Live Audio Dictation (Mic)</w:t>
+              <w:t>Audio File Upload (.mp3)</w:t>
             </w:r>
           </w:p>
         </w:tc>
@@ -4289,7 +5242,7 @@
                 <w:color w:val="334155"/>
                 <w:sz w:val="18"/>
               </w:rPr>
-              <w:t>Basic dialog</w:t>
+              <w:t>Not available</w:t>
             </w:r>
           </w:p>
         </w:tc>
@@ -4315,7 +5268,7 @@
                 <w:color w:val="334155"/>
                 <w:sz w:val="18"/>
               </w:rPr>
-              <w:t>Basic dialog</w:t>
+              <w:t>Not available</w:t>
             </w:r>
           </w:p>
         </w:tc>
@@ -4341,7 +5294,7 @@
                 <w:color w:val="334155"/>
                 <w:sz w:val="18"/>
               </w:rPr>
-              <w:t>Dedicated Waveform Studio</w:t>
+              <w:t>Included (Dropzone)</w:t>
             </w:r>
           </w:p>
         </w:tc>
@@ -4369,7 +5322,271 @@
                 <w:color w:val="334155"/>
                 <w:sz w:val="18"/>
               </w:rPr>
-              <w:t>Audio File Upload (.mp3)</w:t>
+              <w:t>Spoken Word Number Parser</w:t>
+            </w:r>
+          </w:p>
+        </w:tc>
+        <w:tc>
+          <w:tcPr>
+            <w:tcW w:type="dxa" w:w="1584"/>
+            <w:shd w:fill="FFFFFF"/>
+            <w:tcMar>
+              <w:top w:w="100" w:type="dxa"/>
+              <w:bottom w:w="100" w:type="dxa"/>
+              <w:left w:w="150" w:type="dxa"/>
+              <w:right w:w="150" w:type="dxa"/>
+            </w:tcMar>
+          </w:tcPr>
+          <w:p>
+            <w:pPr>
+              <w:spacing w:before="0" w:after="0"/>
+              <w:jc w:val="left"/>
+            </w:pPr>
+            <w:r>
+              <w:rPr>
+                <w:rFonts w:ascii="Arial" w:hAnsi="Arial"/>
+                <w:color w:val="334155"/>
+                <w:sz w:val="18"/>
+              </w:rPr>
+              <w:t>Not available</w:t>
+            </w:r>
+          </w:p>
+        </w:tc>
+        <w:tc>
+          <w:tcPr>
+            <w:tcW w:type="dxa" w:w="1584"/>
+            <w:shd w:fill="FFFFFF"/>
+            <w:tcMar>
+              <w:top w:w="100" w:type="dxa"/>
+              <w:bottom w:w="100" w:type="dxa"/>
+              <w:left w:w="150" w:type="dxa"/>
+              <w:right w:w="150" w:type="dxa"/>
+            </w:tcMar>
+          </w:tcPr>
+          <w:p>
+            <w:pPr>
+              <w:spacing w:before="0" w:after="0"/>
+              <w:jc w:val="left"/>
+            </w:pPr>
+            <w:r>
+              <w:rPr>
+                <w:rFonts w:ascii="Arial" w:hAnsi="Arial"/>
+                <w:color w:val="334155"/>
+                <w:sz w:val="18"/>
+              </w:rPr>
+              <w:t>Digits only</w:t>
+            </w:r>
+          </w:p>
+        </w:tc>
+        <w:tc>
+          <w:tcPr>
+            <w:tcW w:type="dxa" w:w="1728"/>
+            <w:shd w:fill="FFFFFF"/>
+            <w:tcMar>
+              <w:top w:w="100" w:type="dxa"/>
+              <w:bottom w:w="100" w:type="dxa"/>
+              <w:left w:w="150" w:type="dxa"/>
+              <w:right w:w="150" w:type="dxa"/>
+            </w:tcMar>
+          </w:tcPr>
+          <w:p>
+            <w:pPr>
+              <w:spacing w:before="0" w:after="0"/>
+              <w:jc w:val="left"/>
+            </w:pPr>
+            <w:r>
+              <w:rPr>
+                <w:rFonts w:ascii="Arial" w:hAnsi="Arial"/>
+                <w:color w:val="334155"/>
+                <w:sz w:val="18"/>
+              </w:rPr>
+              <w:t>Digits only</w:t>
+            </w:r>
+          </w:p>
+        </w:tc>
+        <w:tc>
+          <w:tcPr>
+            <w:tcW w:type="dxa" w:w="1728"/>
+            <w:shd w:fill="FFFFFF"/>
+            <w:tcMar>
+              <w:top w:w="100" w:type="dxa"/>
+              <w:bottom w:w="100" w:type="dxa"/>
+              <w:left w:w="150" w:type="dxa"/>
+              <w:right w:w="150" w:type="dxa"/>
+            </w:tcMar>
+          </w:tcPr>
+          <w:p>
+            <w:pPr>
+              <w:spacing w:before="0" w:after="0"/>
+              <w:jc w:val="left"/>
+            </w:pPr>
+            <w:r>
+              <w:rPr>
+                <w:rFonts w:ascii="Arial" w:hAnsi="Arial"/>
+                <w:color w:val="334155"/>
+                <w:sz w:val="18"/>
+              </w:rPr>
+              <w:t>Full ('twenty five thousand')</w:t>
+            </w:r>
+          </w:p>
+        </w:tc>
+      </w:tr>
+      <w:tr>
+        <w:tc>
+          <w:tcPr>
+            <w:tcW w:type="dxa" w:w="3312"/>
+            <w:shd w:fill="F1F5F9"/>
+            <w:tcMar>
+              <w:top w:w="100" w:type="dxa"/>
+              <w:bottom w:w="100" w:type="dxa"/>
+              <w:left w:w="150" w:type="dxa"/>
+              <w:right w:w="150" w:type="dxa"/>
+            </w:tcMar>
+          </w:tcPr>
+          <w:p>
+            <w:pPr>
+              <w:spacing w:before="0" w:after="0"/>
+              <w:jc w:val="left"/>
+            </w:pPr>
+            <w:r>
+              <w:rPr>
+                <w:rFonts w:ascii="Arial" w:hAnsi="Arial"/>
+                <w:color w:val="334155"/>
+                <w:sz w:val="18"/>
+              </w:rPr>
+              <w:t>1-Click Invoice Conversion</w:t>
+            </w:r>
+          </w:p>
+        </w:tc>
+        <w:tc>
+          <w:tcPr>
+            <w:tcW w:type="dxa" w:w="1584"/>
+            <w:shd w:fill="F1F5F9"/>
+            <w:tcMar>
+              <w:top w:w="100" w:type="dxa"/>
+              <w:bottom w:w="100" w:type="dxa"/>
+              <w:left w:w="150" w:type="dxa"/>
+              <w:right w:w="150" w:type="dxa"/>
+            </w:tcMar>
+          </w:tcPr>
+          <w:p>
+            <w:pPr>
+              <w:spacing w:before="0" w:after="0"/>
+              <w:jc w:val="left"/>
+            </w:pPr>
+            <w:r>
+              <w:rPr>
+                <w:rFonts w:ascii="Arial" w:hAnsi="Arial"/>
+                <w:color w:val="334155"/>
+                <w:sz w:val="18"/>
+              </w:rPr>
+              <w:t>Manual entry</w:t>
+            </w:r>
+          </w:p>
+        </w:tc>
+        <w:tc>
+          <w:tcPr>
+            <w:tcW w:type="dxa" w:w="1584"/>
+            <w:shd w:fill="F1F5F9"/>
+            <w:tcMar>
+              <w:top w:w="100" w:type="dxa"/>
+              <w:bottom w:w="100" w:type="dxa"/>
+              <w:left w:w="150" w:type="dxa"/>
+              <w:right w:w="150" w:type="dxa"/>
+            </w:tcMar>
+          </w:tcPr>
+          <w:p>
+            <w:pPr>
+              <w:spacing w:before="0" w:after="0"/>
+              <w:jc w:val="left"/>
+            </w:pPr>
+            <w:r>
+              <w:rPr>
+                <w:rFonts w:ascii="Arial" w:hAnsi="Arial"/>
+                <w:color w:val="334155"/>
+                <w:sz w:val="18"/>
+              </w:rPr>
+              <w:t>1-Click Auto-Map</w:t>
+            </w:r>
+          </w:p>
+        </w:tc>
+        <w:tc>
+          <w:tcPr>
+            <w:tcW w:type="dxa" w:w="1728"/>
+            <w:shd w:fill="F1F5F9"/>
+            <w:tcMar>
+              <w:top w:w="100" w:type="dxa"/>
+              <w:bottom w:w="100" w:type="dxa"/>
+              <w:left w:w="150" w:type="dxa"/>
+              <w:right w:w="150" w:type="dxa"/>
+            </w:tcMar>
+          </w:tcPr>
+          <w:p>
+            <w:pPr>
+              <w:spacing w:before="0" w:after="0"/>
+              <w:jc w:val="left"/>
+            </w:pPr>
+            <w:r>
+              <w:rPr>
+                <w:rFonts w:ascii="Arial" w:hAnsi="Arial"/>
+                <w:color w:val="334155"/>
+                <w:sz w:val="18"/>
+              </w:rPr>
+              <w:t>1-Click Auto-Map</w:t>
+            </w:r>
+          </w:p>
+        </w:tc>
+        <w:tc>
+          <w:tcPr>
+            <w:tcW w:type="dxa" w:w="1728"/>
+            <w:shd w:fill="F1F5F9"/>
+            <w:tcMar>
+              <w:top w:w="100" w:type="dxa"/>
+              <w:bottom w:w="100" w:type="dxa"/>
+              <w:left w:w="150" w:type="dxa"/>
+              <w:right w:w="150" w:type="dxa"/>
+            </w:tcMar>
+          </w:tcPr>
+          <w:p>
+            <w:pPr>
+              <w:spacing w:before="0" w:after="0"/>
+              <w:jc w:val="left"/>
+            </w:pPr>
+            <w:r>
+              <w:rPr>
+                <w:rFonts w:ascii="Arial" w:hAnsi="Arial"/>
+                <w:color w:val="334155"/>
+                <w:sz w:val="18"/>
+              </w:rPr>
+              <w:t>1-Click Direct Pipeline</w:t>
+            </w:r>
+          </w:p>
+        </w:tc>
+      </w:tr>
+      <w:tr>
+        <w:tc>
+          <w:tcPr>
+            <w:tcW w:type="dxa" w:w="3312"/>
+            <w:shd w:fill="FFFFFF"/>
+            <w:tcMar>
+              <w:top w:w="100" w:type="dxa"/>
+              <w:bottom w:w="100" w:type="dxa"/>
+              <w:left w:w="150" w:type="dxa"/>
+              <w:right w:w="150" w:type="dxa"/>
+            </w:tcMar>
+          </w:tcPr>
+          <w:p>
+            <w:pPr>
+              <w:spacing w:before="0" w:after="0"/>
+              <w:jc w:val="left"/>
+            </w:pPr>
+            <w:r>
+              <w:rPr>
+                <w:rFonts w:ascii="Arial" w:hAnsi="Arial"/>
+                <w:color w:val="334155"/>
+                <w:sz w:val="18"/>
+              </w:rPr>
+              <w:t>Shipping Details Sub-module</w:t>
             </w:r>
           </w:p>
         </w:tc>
@@ -4447,7 +5664,7 @@
                 <w:color w:val="334155"/>
                 <w:sz w:val="18"/>
               </w:rPr>
-              <w:t>Not available</w:t>
+              <w:t>Included (5 Fields)</w:t>
             </w:r>
           </w:p>
         </w:tc>
@@ -4473,7 +5690,7 @@
                 <w:color w:val="334155"/>
                 <w:sz w:val="18"/>
               </w:rPr>
-              <w:t>Included (Dropzone)</w:t>
+              <w:t>Not needed on /page2</w:t>
             </w:r>
           </w:p>
         </w:tc>
@@ -4501,7 +5718,7 @@
                 <w:color w:val="334155"/>
                 <w:sz w:val="18"/>
               </w:rPr>
-              <w:t>Spoken Word Number Parser</w:t>
+              <w:t>GST / Tax Config Modal</w:t>
             </w:r>
           </w:p>
         </w:tc>
@@ -4527,7 +5744,7 @@
                 <w:color w:val="334155"/>
                 <w:sz w:val="18"/>
               </w:rPr>
-              <w:t>Not available</w:t>
+              <w:t>Standard Tax %</w:t>
             </w:r>
           </w:p>
         </w:tc>
@@ -4553,7 +5770,7 @@
                 <w:color w:val="334155"/>
                 <w:sz w:val="18"/>
               </w:rPr>
-              <w:t>Digits only</w:t>
+              <w:t>Standard Tax %</w:t>
             </w:r>
           </w:p>
         </w:tc>
@@ -4579,7 +5796,7 @@
                 <w:color w:val="334155"/>
                 <w:sz w:val="18"/>
               </w:rPr>
-              <w:t>Digits only</w:t>
+              <w:t>Full Refrens Modal</w:t>
             </w:r>
           </w:p>
         </w:tc>
@@ -4605,7 +5822,7 @@
                 <w:color w:val="334155"/>
                 <w:sz w:val="18"/>
               </w:rPr>
-              <w:t>Full ('twenty five thousand')</w:t>
+              <w:t>Configurable Tax %</w:t>
             </w:r>
           </w:p>
         </w:tc>
@@ -4633,7 +5850,7 @@
                 <w:color w:val="334155"/>
                 <w:sz w:val="18"/>
               </w:rPr>
-              <w:t>1-Click Invoice Conversion</w:t>
+              <w:t>Custom Columns &amp; Formulas</w:t>
             </w:r>
           </w:p>
         </w:tc>
@@ -4659,7 +5876,7 @@
                 <w:color w:val="334155"/>
                 <w:sz w:val="18"/>
               </w:rPr>
-              <w:t>Manual entry</w:t>
+              <w:t>Fixed columns</w:t>
             </w:r>
           </w:p>
         </w:tc>
@@ -4685,7 +5902,7 @@
                 <w:color w:val="334155"/>
                 <w:sz w:val="18"/>
               </w:rPr>
-              <w:t>1-Click Auto-Map</w:t>
+              <w:t>Fixed columns</w:t>
             </w:r>
           </w:p>
         </w:tc>
@@ -4711,7 +5928,7 @@
                 <w:color w:val="334155"/>
                 <w:sz w:val="18"/>
               </w:rPr>
-              <w:t>1-Click Auto-Map</w:t>
+              <w:t>Dynamic Customizer</w:t>
             </w:r>
           </w:p>
         </w:tc>
@@ -4737,7 +5954,7 @@
                 <w:color w:val="334155"/>
                 <w:sz w:val="18"/>
               </w:rPr>
-              <w:t>1-Click Direct Pipeline</w:t>
+              <w:t>Clean Standard Columns</w:t>
             </w:r>
           </w:p>
         </w:tc>
@@ -4765,7 +5982,7 @@
                 <w:color w:val="334155"/>
                 <w:sz w:val="18"/>
               </w:rPr>
-              <w:t>Shipping Details Sub-module</w:t>
+              <w:t>Document Print &amp; PDF Export</w:t>
             </w:r>
           </w:p>
         </w:tc>
@@ -4791,7 +6008,7 @@
                 <w:color w:val="334155"/>
                 <w:sz w:val="18"/>
               </w:rPr>
-              <w:t>Not available</w:t>
+              <w:t>Basic</w:t>
             </w:r>
           </w:p>
         </w:tc>
@@ -4817,7 +6034,7 @@
                 <w:color w:val="334155"/>
                 <w:sz w:val="18"/>
               </w:rPr>
-              <w:t>Not available</w:t>
+              <w:t>Formatted Modal</w:t>
             </w:r>
           </w:p>
         </w:tc>
@@ -4843,7 +6060,7 @@
                 <w:color w:val="334155"/>
                 <w:sz w:val="18"/>
               </w:rPr>
-              <w:t>Included (5 Fields)</w:t>
+              <w:t>Formatted Modal</w:t>
             </w:r>
           </w:p>
         </w:tc>
@@ -4869,7 +6086,7 @@
                 <w:color w:val="334155"/>
                 <w:sz w:val="18"/>
               </w:rPr>
-              <w:t>Not needed on /page2</w:t>
+              <w:t>Instant Print &amp; PDF Modal</w:t>
             </w:r>
           </w:p>
         </w:tc>
@@ -4897,7 +6114,7 @@
                 <w:color w:val="334155"/>
                 <w:sz w:val="18"/>
               </w:rPr>
-              <w:t>GST / Tax Config Modal</w:t>
+              <w:t>Code Merging Status</w:t>
             </w:r>
           </w:p>
         </w:tc>
@@ -4923,7 +6140,7 @@
                 <w:color w:val="334155"/>
                 <w:sz w:val="18"/>
               </w:rPr>
-              <w:t>Standard Tax %</w:t>
+              <w:t>Independent</w:t>
             </w:r>
           </w:p>
         </w:tc>
@@ -4949,7 +6166,7 @@
                 <w:color w:val="334155"/>
                 <w:sz w:val="18"/>
               </w:rPr>
-              <w:t>Standard Tax %</w:t>
+              <w:t>Independent</w:t>
             </w:r>
           </w:p>
         </w:tc>
@@ -4975,7 +6192,7 @@
                 <w:color w:val="334155"/>
                 <w:sz w:val="18"/>
               </w:rPr>
-              <w:t>Full Refrens Modal</w:t>
+              <w:t>Independent</w:t>
             </w:r>
           </w:p>
         </w:tc>
@@ -5001,403 +6218,7 @@
                 <w:color w:val="334155"/>
                 <w:sz w:val="18"/>
               </w:rPr>
-              <w:t>Configurable Tax %</w:t>
-            </w:r>
-          </w:p>
-        </w:tc>
-      </w:tr>
-      <w:tr>
-        <w:tc>
-          <w:tcPr>
-            <w:tcW w:type="dxa" w:w="3312"/>
-            <w:shd w:fill="F1F5F9"/>
-            <w:tcMar>
-              <w:top w:w="100" w:type="dxa"/>
-              <w:bottom w:w="100" w:type="dxa"/>
-              <w:left w:w="150" w:type="dxa"/>
-              <w:right w:w="150" w:type="dxa"/>
-            </w:tcMar>
-          </w:tcPr>
-          <w:p>
-            <w:pPr>
-              <w:spacing w:before="0" w:after="0"/>
-              <w:jc w:val="left"/>
-            </w:pPr>
-            <w:r>
-              <w:rPr>
-                <w:rFonts w:ascii="Arial" w:hAnsi="Arial"/>
-                <w:color w:val="334155"/>
-                <w:sz w:val="18"/>
-              </w:rPr>
-              <w:t>Custom Columns &amp; Formulas</w:t>
-            </w:r>
-          </w:p>
-        </w:tc>
-        <w:tc>
-          <w:tcPr>
-            <w:tcW w:type="dxa" w:w="1584"/>
-            <w:shd w:fill="F1F5F9"/>
-            <w:tcMar>
-              <w:top w:w="100" w:type="dxa"/>
-              <w:bottom w:w="100" w:type="dxa"/>
-              <w:left w:w="150" w:type="dxa"/>
-              <w:right w:w="150" w:type="dxa"/>
-            </w:tcMar>
-          </w:tcPr>
-          <w:p>
-            <w:pPr>
-              <w:spacing w:before="0" w:after="0"/>
-              <w:jc w:val="left"/>
-            </w:pPr>
-            <w:r>
-              <w:rPr>
-                <w:rFonts w:ascii="Arial" w:hAnsi="Arial"/>
-                <w:color w:val="334155"/>
-                <w:sz w:val="18"/>
-              </w:rPr>
-              <w:t>Fixed columns</w:t>
-            </w:r>
-          </w:p>
-        </w:tc>
-        <w:tc>
-          <w:tcPr>
-            <w:tcW w:type="dxa" w:w="1584"/>
-            <w:shd w:fill="F1F5F9"/>
-            <w:tcMar>
-              <w:top w:w="100" w:type="dxa"/>
-              <w:bottom w:w="100" w:type="dxa"/>
-              <w:left w:w="150" w:type="dxa"/>
-              <w:right w:w="150" w:type="dxa"/>
-            </w:tcMar>
-          </w:tcPr>
-          <w:p>
-            <w:pPr>
-              <w:spacing w:before="0" w:after="0"/>
-              <w:jc w:val="left"/>
-            </w:pPr>
-            <w:r>
-              <w:rPr>
-                <w:rFonts w:ascii="Arial" w:hAnsi="Arial"/>
-                <w:color w:val="334155"/>
-                <w:sz w:val="18"/>
-              </w:rPr>
-              <w:t>Fixed columns</w:t>
-            </w:r>
-          </w:p>
-        </w:tc>
-        <w:tc>
-          <w:tcPr>
-            <w:tcW w:type="dxa" w:w="1728"/>
-            <w:shd w:fill="F1F5F9"/>
-            <w:tcMar>
-              <w:top w:w="100" w:type="dxa"/>
-              <w:bottom w:w="100" w:type="dxa"/>
-              <w:left w:w="150" w:type="dxa"/>
-              <w:right w:w="150" w:type="dxa"/>
-            </w:tcMar>
-          </w:tcPr>
-          <w:p>
-            <w:pPr>
-              <w:spacing w:before="0" w:after="0"/>
-              <w:jc w:val="left"/>
-            </w:pPr>
-            <w:r>
-              <w:rPr>
-                <w:rFonts w:ascii="Arial" w:hAnsi="Arial"/>
-                <w:color w:val="334155"/>
-                <w:sz w:val="18"/>
-              </w:rPr>
-              <w:t>Dynamic Customizer</w:t>
-            </w:r>
-          </w:p>
-        </w:tc>
-        <w:tc>
-          <w:tcPr>
-            <w:tcW w:type="dxa" w:w="1728"/>
-            <w:shd w:fill="F1F5F9"/>
-            <w:tcMar>
-              <w:top w:w="100" w:type="dxa"/>
-              <w:bottom w:w="100" w:type="dxa"/>
-              <w:left w:w="150" w:type="dxa"/>
-              <w:right w:w="150" w:type="dxa"/>
-            </w:tcMar>
-          </w:tcPr>
-          <w:p>
-            <w:pPr>
-              <w:spacing w:before="0" w:after="0"/>
-              <w:jc w:val="left"/>
-            </w:pPr>
-            <w:r>
-              <w:rPr>
-                <w:rFonts w:ascii="Arial" w:hAnsi="Arial"/>
-                <w:color w:val="334155"/>
-                <w:sz w:val="18"/>
-              </w:rPr>
-              <w:t>Clean Standard Columns</w:t>
-            </w:r>
-          </w:p>
-        </w:tc>
-      </w:tr>
-      <w:tr>
-        <w:tc>
-          <w:tcPr>
-            <w:tcW w:type="dxa" w:w="3312"/>
-            <w:shd w:fill="FFFFFF"/>
-            <w:tcMar>
-              <w:top w:w="100" w:type="dxa"/>
-              <w:bottom w:w="100" w:type="dxa"/>
-              <w:left w:w="150" w:type="dxa"/>
-              <w:right w:w="150" w:type="dxa"/>
-            </w:tcMar>
-          </w:tcPr>
-          <w:p>
-            <w:pPr>
-              <w:spacing w:before="0" w:after="0"/>
-              <w:jc w:val="left"/>
-            </w:pPr>
-            <w:r>
-              <w:rPr>
-                <w:rFonts w:ascii="Arial" w:hAnsi="Arial"/>
-                <w:color w:val="334155"/>
-                <w:sz w:val="18"/>
-              </w:rPr>
-              <w:t>Document Print &amp; PDF Export</w:t>
-            </w:r>
-          </w:p>
-        </w:tc>
-        <w:tc>
-          <w:tcPr>
-            <w:tcW w:type="dxa" w:w="1584"/>
-            <w:shd w:fill="FFFFFF"/>
-            <w:tcMar>
-              <w:top w:w="100" w:type="dxa"/>
-              <w:bottom w:w="100" w:type="dxa"/>
-              <w:left w:w="150" w:type="dxa"/>
-              <w:right w:w="150" w:type="dxa"/>
-            </w:tcMar>
-          </w:tcPr>
-          <w:p>
-            <w:pPr>
-              <w:spacing w:before="0" w:after="0"/>
-              <w:jc w:val="left"/>
-            </w:pPr>
-            <w:r>
-              <w:rPr>
-                <w:rFonts w:ascii="Arial" w:hAnsi="Arial"/>
-                <w:color w:val="334155"/>
-                <w:sz w:val="18"/>
-              </w:rPr>
-              <w:t>Basic</w:t>
-            </w:r>
-          </w:p>
-        </w:tc>
-        <w:tc>
-          <w:tcPr>
-            <w:tcW w:type="dxa" w:w="1584"/>
-            <w:shd w:fill="FFFFFF"/>
-            <w:tcMar>
-              <w:top w:w="100" w:type="dxa"/>
-              <w:bottom w:w="100" w:type="dxa"/>
-              <w:left w:w="150" w:type="dxa"/>
-              <w:right w:w="150" w:type="dxa"/>
-            </w:tcMar>
-          </w:tcPr>
-          <w:p>
-            <w:pPr>
-              <w:spacing w:before="0" w:after="0"/>
-              <w:jc w:val="left"/>
-            </w:pPr>
-            <w:r>
-              <w:rPr>
-                <w:rFonts w:ascii="Arial" w:hAnsi="Arial"/>
-                <w:color w:val="334155"/>
-                <w:sz w:val="18"/>
-              </w:rPr>
-              <w:t>Formatted Modal</w:t>
-            </w:r>
-          </w:p>
-        </w:tc>
-        <w:tc>
-          <w:tcPr>
-            <w:tcW w:type="dxa" w:w="1728"/>
-            <w:shd w:fill="FFFFFF"/>
-            <w:tcMar>
-              <w:top w:w="100" w:type="dxa"/>
-              <w:bottom w:w="100" w:type="dxa"/>
-              <w:left w:w="150" w:type="dxa"/>
-              <w:right w:w="150" w:type="dxa"/>
-            </w:tcMar>
-          </w:tcPr>
-          <w:p>
-            <w:pPr>
-              <w:spacing w:before="0" w:after="0"/>
-              <w:jc w:val="left"/>
-            </w:pPr>
-            <w:r>
-              <w:rPr>
-                <w:rFonts w:ascii="Arial" w:hAnsi="Arial"/>
-                <w:color w:val="334155"/>
-                <w:sz w:val="18"/>
-              </w:rPr>
-              <w:t>Formatted Modal</w:t>
-            </w:r>
-          </w:p>
-        </w:tc>
-        <w:tc>
-          <w:tcPr>
-            <w:tcW w:type="dxa" w:w="1728"/>
-            <w:shd w:fill="FFFFFF"/>
-            <w:tcMar>
-              <w:top w:w="100" w:type="dxa"/>
-              <w:bottom w:w="100" w:type="dxa"/>
-              <w:left w:w="150" w:type="dxa"/>
-              <w:right w:w="150" w:type="dxa"/>
-            </w:tcMar>
-          </w:tcPr>
-          <w:p>
-            <w:pPr>
-              <w:spacing w:before="0" w:after="0"/>
-              <w:jc w:val="left"/>
-            </w:pPr>
-            <w:r>
-              <w:rPr>
-                <w:rFonts w:ascii="Arial" w:hAnsi="Arial"/>
-                <w:color w:val="334155"/>
-                <w:sz w:val="18"/>
-              </w:rPr>
-              <w:t>Instant Print &amp; PDF Modal</w:t>
-            </w:r>
-          </w:p>
-        </w:tc>
-      </w:tr>
-      <w:tr>
-        <w:tc>
-          <w:tcPr>
-            <w:tcW w:type="dxa" w:w="3312"/>
-            <w:shd w:fill="F1F5F9"/>
-            <w:tcMar>
-              <w:top w:w="100" w:type="dxa"/>
-              <w:bottom w:w="100" w:type="dxa"/>
-              <w:left w:w="150" w:type="dxa"/>
-              <w:right w:w="150" w:type="dxa"/>
-            </w:tcMar>
-          </w:tcPr>
-          <w:p>
-            <w:pPr>
-              <w:spacing w:before="0" w:after="0"/>
-              <w:jc w:val="left"/>
-            </w:pPr>
-            <w:r>
-              <w:rPr>
-                <w:rFonts w:ascii="Arial" w:hAnsi="Arial"/>
-                <w:color w:val="334155"/>
-                <w:sz w:val="18"/>
-              </w:rPr>
-              <w:t>Active Test Subdomain</w:t>
-            </w:r>
-          </w:p>
-        </w:tc>
-        <w:tc>
-          <w:tcPr>
-            <w:tcW w:type="dxa" w:w="1584"/>
-            <w:shd w:fill="F1F5F9"/>
-            <w:tcMar>
-              <w:top w:w="100" w:type="dxa"/>
-              <w:bottom w:w="100" w:type="dxa"/>
-              <w:left w:w="150" w:type="dxa"/>
-              <w:right w:w="150" w:type="dxa"/>
-            </w:tcMar>
-          </w:tcPr>
-          <w:p>
-            <w:pPr>
-              <w:spacing w:before="0" w:after="0"/>
-              <w:jc w:val="left"/>
-            </w:pPr>
-            <w:r>
-              <w:rPr>
-                <w:rFonts w:ascii="Arial" w:hAnsi="Arial"/>
-                <w:color w:val="334155"/>
-                <w:sz w:val="18"/>
-              </w:rPr>
-              <w:t>test.ilovequote.com</w:t>
-            </w:r>
-          </w:p>
-        </w:tc>
-        <w:tc>
-          <w:tcPr>
-            <w:tcW w:type="dxa" w:w="1584"/>
-            <w:shd w:fill="F1F5F9"/>
-            <w:tcMar>
-              <w:top w:w="100" w:type="dxa"/>
-              <w:bottom w:w="100" w:type="dxa"/>
-              <w:left w:w="150" w:type="dxa"/>
-              <w:right w:w="150" w:type="dxa"/>
-            </w:tcMar>
-          </w:tcPr>
-          <w:p>
-            <w:pPr>
-              <w:spacing w:before="0" w:after="0"/>
-              <w:jc w:val="left"/>
-            </w:pPr>
-            <w:r>
-              <w:rPr>
-                <w:rFonts w:ascii="Arial" w:hAnsi="Arial"/>
-                <w:color w:val="334155"/>
-                <w:sz w:val="18"/>
-              </w:rPr>
-              <w:t>test.ilovequote.com</w:t>
-            </w:r>
-          </w:p>
-        </w:tc>
-        <w:tc>
-          <w:tcPr>
-            <w:tcW w:type="dxa" w:w="1728"/>
-            <w:shd w:fill="F1F5F9"/>
-            <w:tcMar>
-              <w:top w:w="100" w:type="dxa"/>
-              <w:bottom w:w="100" w:type="dxa"/>
-              <w:left w:w="150" w:type="dxa"/>
-              <w:right w:w="150" w:type="dxa"/>
-            </w:tcMar>
-          </w:tcPr>
-          <w:p>
-            <w:pPr>
-              <w:spacing w:before="0" w:after="0"/>
-              <w:jc w:val="left"/>
-            </w:pPr>
-            <w:r>
-              <w:rPr>
-                <w:rFonts w:ascii="Arial" w:hAnsi="Arial"/>
-                <w:color w:val="334155"/>
-                <w:sz w:val="18"/>
-              </w:rPr>
-              <w:t>test.ilovequote.com</w:t>
-            </w:r>
-          </w:p>
-        </w:tc>
-        <w:tc>
-          <w:tcPr>
-            <w:tcW w:type="dxa" w:w="1728"/>
-            <w:shd w:fill="F1F5F9"/>
-            <w:tcMar>
-              <w:top w:w="100" w:type="dxa"/>
-              <w:bottom w:w="100" w:type="dxa"/>
-              <w:left w:w="150" w:type="dxa"/>
-              <w:right w:w="150" w:type="dxa"/>
-            </w:tcMar>
-          </w:tcPr>
-          <w:p>
-            <w:pPr>
-              <w:spacing w:before="0" w:after="0"/>
-              <w:jc w:val="left"/>
-            </w:pPr>
-            <w:r>
-              <w:rPr>
-                <w:rFonts w:ascii="Arial" w:hAnsi="Arial"/>
-                <w:color w:val="334155"/>
-                <w:sz w:val="18"/>
-              </w:rPr>
-              <w:t>test.ilovequote.com</w:t>
+              <w:t>Strictly Separate</w:t>
             </w:r>
           </w:p>
         </w:tc>
@@ -6360,7 +7181,7 @@
                 <w:color w:val="1E293B"/>
                 <w:sz w:val="20"/>
               </w:rPr>
-              <w:t xml:space="preserve">Live Deployment &amp; Access Links: </w:t>
+              <w:t xml:space="preserve">Deployment &amp; Access Directory: </w:t>
             </w:r>
             <w:r>
               <w:rPr>
@@ -6368,15 +7189,19 @@
                 <w:color w:val="475569"/>
                 <w:sz w:val="19"/>
               </w:rPr>
-              <w:t>• Review 4 Active Target: https://test.ilovequote.com/#/page2 (and https://test.ilovequote.com/page2)</w:t>
+              <w:t>• Review 4 Isolated Branch: review4 (Code permanently preserved, never merged into older branches)</w:t>
               <w:br/>
-              <w:t>• Review 3 Active Target: https://test.ilovequote.com/#/create-quote2</w:t>
+              <w:t>• Review 4 Dedicated Route: https://test.ilovequote.com/#/page2 (and https://test.ilovequote.com/page2)</w:t>
               <w:br/>
-              <w:t>• Review 1 &amp; 2 Active Target: https://test.ilovequote.com/#/create-quote</w:t>
+              <w:t>• Review 3 Isolated Branch: review3 / preview3 (Route: https://test.ilovequote.com/#/create-quote2)</w:t>
+              <w:br/>
+              <w:t>• Review 2 Isolated Branch: preview2 (Route: https://test.ilovequote.com/#/create-quote)</w:t>
+              <w:br/>
+              <w:t>• Review 1 Isolated Branch: preview1 (Route: https://test.ilovequote.com/#/create-quote)</w:t>
               <w:br/>
               <w:t>• Git Repository: https://github.com/clientfoster/ilovequote</w:t>
               <w:br/>
-              <w:t>• Backup Branches: review4 (V4 Backup), review3 (Active Test Subdomain), preview3 (V3), preview2 (V2), preview1 (V1), main (Production).</w:t>
+              <w:t>• Consolidated Record: iLoveQuote_Version_Change_Records_All_Reviews.docx</w:t>
             </w:r>
           </w:p>
         </w:tc>
